--- a/Лаб1_IМ55_Шило.docx
+++ b/Лаб1_IМ55_Шило.docx
@@ -479,7 +479,7 @@
           <w:sz w:val="28"/>
           <w:szCs w:val="28"/>
         </w:rPr>
-        <w:t xml:space="preserve">Порєв В.М. </w:t>
+        <w:t xml:space="preserve">Рекечинський Д. О. </w:t>
       </w:r>
       <w:r>
         <w:br/>
@@ -661,7 +661,7 @@
           <w:sz w:val="28"/>
           <w:szCs w:val="28"/>
         </w:rPr>
-        <w:t xml:space="preserve">Скомпілювати вихідний текст і отримати </w:t>
+        <w:t xml:space="preserve">Скомпілювати вихідний текст і </w:t>
       </w:r>
       <w:r>
         <w:rPr>
@@ -669,7 +669,7 @@
           <w:sz w:val="28"/>
           <w:szCs w:val="28"/>
         </w:rPr>
-        <w:t>виконуваний файл програми.</w:t>
+        <w:t>отримати виконуваний файл програми.</w:t>
       </w:r>
     </w:p>
     <w:p>
@@ -767,7 +767,7 @@
           <w:sz w:val="28"/>
           <w:szCs w:val="28"/>
         </w:rPr>
-        <w:t xml:space="preserve"> Вікно діалогу з елементом списку (List Box) та двома кнопками: [Так] </w:t>
+        <w:t xml:space="preserve"> Вікно діалогу з елементом списку (List Box) та двома кнопкам</w:t>
       </w:r>
       <w:r>
         <w:rPr>
@@ -776,7 +776,7 @@
           <w:sz w:val="28"/>
           <w:szCs w:val="28"/>
         </w:rPr>
-        <w:t>і [Відміна]. У список автоматично записуються назви груп нашого факультету. Якщо вибрати потрібний рядок списку і натиснути [Так], то у головному вікні повинен відображатися текст вибраного рядка списку.</w:t>
+        <w:t>и: [Так] і [Відміна]. У список автоматично записуються назви груп нашого факультету. Якщо вибрати потрібний рядок списку і натиснути [Так], то у головному вікні повинен відображатися текст вибраного рядка списку.</w:t>
       </w:r>
     </w:p>
     <w:p>
@@ -802,7 +802,7 @@
           <w:sz w:val="28"/>
           <w:szCs w:val="28"/>
         </w:rPr>
-        <w:t xml:space="preserve"> Вікно діалогу для вводу тексту, яке має </w:t>
+        <w:t xml:space="preserve"> Вікно діалогу для вводу тексту,</w:t>
       </w:r>
       <w:r>
         <w:rPr>
@@ -811,7 +811,7 @@
           <w:sz w:val="28"/>
           <w:szCs w:val="28"/>
         </w:rPr>
-        <w:t>стрічку вводу (Edit Control) та дві кнопки: [Так] і [Відміна]. Якщо ввести рядок тексту і натиснути [Так], то у головному вікні повинен відображатися текст, що був введений.</w:t>
+        <w:t xml:space="preserve"> яке має стрічку вводу (Edit Control) та дві кнопки: [Так] і [Відміна]. Якщо ввести рядок тексту і натиснути [Так], то у головному вікні повинен відображатися текст, що був введений.</w:t>
       </w:r>
       <w:r>
         <w:t xml:space="preserve"> </w:t>
@@ -937,7 +937,7 @@
           <w:sz w:val="18"/>
           <w:szCs w:val="18"/>
         </w:rPr>
-        <w:t>&lt;module1/Mo</w:t>
+        <w:t>&lt;m</w:t>
       </w:r>
       <w:r>
         <w:rPr>
@@ -947,7 +947,7 @@
           <w:sz w:val="18"/>
           <w:szCs w:val="18"/>
         </w:rPr>
-        <w:t>dule1.h&gt;</w:t>
+        <w:t>odule1/Module1.h&gt;</w:t>
       </w:r>
       <w:r>
         <w:br/>
@@ -1213,7 +1213,17 @@
           <w:sz w:val="18"/>
           <w:szCs w:val="18"/>
         </w:rPr>
-        <w:t xml:space="preserve"> workResultPayload2 = {};</w:t>
+        <w:t xml:space="preserve"> </w:t>
+      </w:r>
+      <w:r>
+        <w:rPr>
+          <w:rStyle w:val="a0"/>
+          <w:rFonts w:ascii="Cascadia Mono" w:eastAsia="Cascadia Mono" w:hAnsi="Cascadia Mono" w:cs="Cascadia Mono"/>
+          <w:color w:val="000000"/>
+          <w:sz w:val="18"/>
+          <w:szCs w:val="18"/>
+        </w:rPr>
+        <w:t>workResultPayload2 = {};</w:t>
       </w:r>
       <w:r>
         <w:br/>
@@ -1236,17 +1246,7 @@
           <w:sz w:val="18"/>
           <w:szCs w:val="18"/>
         </w:rPr>
-        <w:t xml:space="preserve">// </w:t>
-      </w:r>
-      <w:r>
-        <w:rPr>
-          <w:rStyle w:val="a0"/>
-          <w:rFonts w:ascii="Cascadia Mono" w:eastAsia="Cascadia Mono" w:hAnsi="Cascadia Mono" w:cs="Cascadia Mono"/>
-          <w:color w:val="008000"/>
-          <w:sz w:val="18"/>
-          <w:szCs w:val="18"/>
-        </w:rPr>
-        <w:t>struct State</w:t>
+        <w:t>// struct State</w:t>
       </w:r>
       <w:r>
         <w:br/>
@@ -2140,7 +2140,17 @@
           <w:sz w:val="18"/>
           <w:szCs w:val="18"/>
         </w:rPr>
-        <w:t xml:space="preserve"> (!LabRegisterClass(</w:t>
+        <w:t xml:space="preserve"> </w:t>
+      </w:r>
+      <w:r>
+        <w:rPr>
+          <w:rStyle w:val="a0"/>
+          <w:rFonts w:ascii="Cascadia Mono" w:eastAsia="Cascadia Mono" w:hAnsi="Cascadia Mono" w:cs="Cascadia Mono"/>
+          <w:color w:val="000000"/>
+          <w:sz w:val="18"/>
+          <w:szCs w:val="18"/>
+        </w:rPr>
+        <w:t>(!LabRegisterClass(</w:t>
       </w:r>
       <w:r>
         <w:rPr>
@@ -2231,22 +2241,370 @@
           <w:sz w:val="18"/>
           <w:szCs w:val="18"/>
         </w:rPr>
+        <w:t xml:space="preserve"> (!LabCreateWindow(</w:t>
+      </w:r>
+      <w:r>
+        <w:rPr>
+          <w:rStyle w:val="a0"/>
+          <w:rFonts w:ascii="Cascadia Mono" w:eastAsia="Cascadia Mono" w:hAnsi="Cascadia Mono" w:cs="Cascadia Mono"/>
+          <w:color w:val="808080"/>
+          <w:sz w:val="18"/>
+          <w:szCs w:val="18"/>
+        </w:rPr>
+        <w:t>hInstance</w:t>
+      </w:r>
+      <w:r>
+        <w:rPr>
+          <w:rStyle w:val="a0"/>
+          <w:rFonts w:ascii="Cascadia Mono" w:eastAsia="Cascadia Mono" w:hAnsi="Cascadia Mono" w:cs="Cascadia Mono"/>
+          <w:color w:val="000000"/>
+          <w:sz w:val="18"/>
+          <w:szCs w:val="18"/>
+        </w:rPr>
+        <w:t xml:space="preserve">, </w:t>
+      </w:r>
+      <w:r>
+        <w:rPr>
+          <w:rStyle w:val="a0"/>
+          <w:rFonts w:ascii="Cascadia Mono" w:eastAsia="Cascadia Mono" w:hAnsi="Cascadia Mono" w:cs="Cascadia Mono"/>
+          <w:color w:val="808080"/>
+          <w:sz w:val="18"/>
+          <w:szCs w:val="18"/>
+        </w:rPr>
+        <w:t>nCmdShow</w:t>
+      </w:r>
+      <w:r>
+        <w:rPr>
+          <w:rStyle w:val="a0"/>
+          <w:rFonts w:ascii="Cascadia Mono" w:eastAsia="Cascadia Mono" w:hAnsi="Cascadia Mono" w:cs="Cascadia Mono"/>
+          <w:color w:val="000000"/>
+          <w:sz w:val="18"/>
+          <w:szCs w:val="18"/>
+        </w:rPr>
+        <w:t>, &amp;state)) {</w:t>
+      </w:r>
+      <w:r>
+        <w:br/>
+      </w:r>
+      <w:r>
+        <w:tab/>
+      </w:r>
+      <w:r>
+        <w:tab/>
+      </w:r>
+      <w:r>
+        <w:rPr>
+          <w:rStyle w:val="a0"/>
+          <w:rFonts w:ascii="Cascadia Mono" w:eastAsia="Cascadia Mono" w:hAnsi="Cascadia Mono" w:cs="Cascadia Mono"/>
+          <w:color w:val="0000FF"/>
+          <w:sz w:val="18"/>
+          <w:szCs w:val="18"/>
+        </w:rPr>
+        <w:t>return</w:t>
+      </w:r>
+      <w:r>
+        <w:rPr>
+          <w:rStyle w:val="a0"/>
+          <w:rFonts w:ascii="Cascadia Mono" w:eastAsia="Cascadia Mono" w:hAnsi="Cascadia Mono" w:cs="Cascadia Mono"/>
+          <w:color w:val="000000"/>
+          <w:sz w:val="18"/>
+          <w:szCs w:val="18"/>
+        </w:rPr>
+        <w:t xml:space="preserve"> -1;</w:t>
+      </w:r>
+      <w:r>
+        <w:br/>
+      </w:r>
+      <w:r>
+        <w:tab/>
+      </w:r>
+      <w:r>
+        <w:rPr>
+          <w:rStyle w:val="a0"/>
+          <w:rFonts w:ascii="Cascadia Mono" w:eastAsia="Cascadia Mono" w:hAnsi="Cascadia Mono" w:cs="Cascadia Mono"/>
+          <w:color w:val="000000"/>
+          <w:sz w:val="18"/>
+          <w:szCs w:val="18"/>
+        </w:rPr>
+        <w:t>}</w:t>
+      </w:r>
+      <w:r>
+        <w:br/>
+      </w:r>
+      <w:r>
+        <w:br/>
+      </w:r>
+      <w:r>
+        <w:tab/>
+      </w:r>
+      <w:r>
+        <w:rPr>
+          <w:rStyle w:val="a0"/>
+          <w:rFonts w:ascii="Cascadia Mono" w:eastAsia="Cascadia Mono" w:hAnsi="Cascadia Mono" w:cs="Cascadia Mono"/>
+          <w:color w:val="2B91AF"/>
+          <w:sz w:val="18"/>
+          <w:szCs w:val="18"/>
+        </w:rPr>
+        <w:t>MSG</w:t>
+      </w:r>
+      <w:r>
+        <w:rPr>
+          <w:rStyle w:val="a0"/>
+          <w:rFonts w:ascii="Cascadia Mono" w:eastAsia="Cascadia Mono" w:hAnsi="Cascadia Mono" w:cs="Cascadia Mono"/>
+          <w:color w:val="000000"/>
+          <w:sz w:val="18"/>
+          <w:szCs w:val="18"/>
+        </w:rPr>
+        <w:t xml:space="preserve"> msg;</w:t>
+      </w:r>
+      <w:r>
+        <w:br/>
+      </w:r>
+      <w:r>
+        <w:tab/>
+      </w:r>
+      <w:r>
+        <w:rPr>
+          <w:rStyle w:val="a0"/>
+          <w:rFonts w:ascii="Cascadia Mono" w:eastAsia="Cascadia Mono" w:hAnsi="Cascadia Mono" w:cs="Cascadia Mono"/>
+          <w:color w:val="0000FF"/>
+          <w:sz w:val="18"/>
+          <w:szCs w:val="18"/>
+        </w:rPr>
+        <w:t>while</w:t>
+      </w:r>
+      <w:r>
+        <w:rPr>
+          <w:rStyle w:val="a0"/>
+          <w:rFonts w:ascii="Cascadia Mono" w:eastAsia="Cascadia Mono" w:hAnsi="Cascadia Mono" w:cs="Cascadia Mono"/>
+          <w:color w:val="000000"/>
+          <w:sz w:val="18"/>
+          <w:szCs w:val="18"/>
+        </w:rPr>
+        <w:t xml:space="preserve"> (</w:t>
+      </w:r>
+      <w:r>
+        <w:rPr>
+          <w:rStyle w:val="a0"/>
+          <w:rFonts w:ascii="Cascadia Mono" w:eastAsia="Cascadia Mono" w:hAnsi="Cascadia Mono" w:cs="Cascadia Mono"/>
+          <w:color w:val="6F008A"/>
+          <w:sz w:val="18"/>
+          <w:szCs w:val="18"/>
+        </w:rPr>
+        <w:t>GetMessage</w:t>
+      </w:r>
+      <w:r>
+        <w:rPr>
+          <w:rStyle w:val="a0"/>
+          <w:rFonts w:ascii="Cascadia Mono" w:eastAsia="Cascadia Mono" w:hAnsi="Cascadia Mono" w:cs="Cascadia Mono"/>
+          <w:color w:val="000000"/>
+          <w:sz w:val="18"/>
+          <w:szCs w:val="18"/>
+        </w:rPr>
+        <w:t xml:space="preserve">(&amp;msg, </w:t>
+      </w:r>
+      <w:r>
+        <w:rPr>
+          <w:rStyle w:val="a0"/>
+          <w:rFonts w:ascii="Cascadia Mono" w:eastAsia="Cascadia Mono" w:hAnsi="Cascadia Mono" w:cs="Cascadia Mono"/>
+          <w:color w:val="6F008A"/>
+          <w:sz w:val="18"/>
+          <w:szCs w:val="18"/>
+        </w:rPr>
+        <w:t>NULL</w:t>
+      </w:r>
+      <w:r>
+        <w:rPr>
+          <w:rStyle w:val="a0"/>
+          <w:rFonts w:ascii="Cascadia Mono" w:eastAsia="Cascadia Mono" w:hAnsi="Cascadia Mono" w:cs="Cascadia Mono"/>
+          <w:color w:val="000000"/>
+          <w:sz w:val="18"/>
+          <w:szCs w:val="18"/>
+        </w:rPr>
+        <w:t>, 0, 0)) {</w:t>
+      </w:r>
+      <w:r>
+        <w:br/>
+      </w:r>
+      <w:r>
+        <w:tab/>
+      </w:r>
+      <w:r>
+        <w:tab/>
+      </w:r>
+      <w:r>
+        <w:rPr>
+          <w:rStyle w:val="a0"/>
+          <w:rFonts w:ascii="Cascadia Mono" w:eastAsia="Cascadia Mono" w:hAnsi="Cascadia Mono" w:cs="Cascadia Mono"/>
+          <w:color w:val="000000"/>
+          <w:sz w:val="18"/>
+          <w:szCs w:val="18"/>
+        </w:rPr>
+        <w:t>TranslateMessage(&amp;msg);</w:t>
+      </w:r>
+      <w:r>
+        <w:br/>
+      </w:r>
+      <w:r>
+        <w:tab/>
+      </w:r>
+      <w:r>
+        <w:tab/>
+      </w:r>
+      <w:r>
+        <w:rPr>
+          <w:rStyle w:val="a0"/>
+          <w:rFonts w:ascii="Cascadia Mono" w:eastAsia="Cascadia Mono" w:hAnsi="Cascadia Mono" w:cs="Cascadia Mono"/>
+          <w:color w:val="6F008A"/>
+          <w:sz w:val="18"/>
+          <w:szCs w:val="18"/>
+        </w:rPr>
+        <w:t>DispatchMessage</w:t>
+      </w:r>
+      <w:r>
+        <w:rPr>
+          <w:rStyle w:val="a0"/>
+          <w:rFonts w:ascii="Cascadia Mono" w:eastAsia="Cascadia Mono" w:hAnsi="Cascadia Mono" w:cs="Cascadia Mono"/>
+          <w:color w:val="000000"/>
+          <w:sz w:val="18"/>
+          <w:szCs w:val="18"/>
+        </w:rPr>
+        <w:t>(&amp;msg);</w:t>
+      </w:r>
+      <w:r>
+        <w:br/>
+      </w:r>
+      <w:r>
+        <w:tab/>
+      </w:r>
+      <w:r>
+        <w:rPr>
+          <w:rStyle w:val="a0"/>
+          <w:rFonts w:ascii="Cascadia Mono" w:eastAsia="Cascadia Mono" w:hAnsi="Cascadia Mono" w:cs="Cascadia Mono"/>
+          <w:color w:val="000000"/>
+          <w:sz w:val="18"/>
+          <w:szCs w:val="18"/>
+        </w:rPr>
+        <w:t>}</w:t>
+      </w:r>
+      <w:r>
+        <w:br/>
+      </w:r>
+      <w:r>
+        <w:br/>
+      </w:r>
+      <w:r>
+        <w:tab/>
+      </w:r>
+      <w:r>
+        <w:rPr>
+          <w:rStyle w:val="a0"/>
+          <w:rFonts w:ascii="Cascadia Mono" w:eastAsia="Cascadia Mono" w:hAnsi="Cascadia Mono" w:cs="Cascadia Mono"/>
+          <w:color w:val="0000FF"/>
+          <w:sz w:val="18"/>
+          <w:szCs w:val="18"/>
+        </w:rPr>
+        <w:t>return</w:t>
+      </w:r>
+      <w:r>
+        <w:rPr>
+          <w:rStyle w:val="a0"/>
+          <w:rFonts w:ascii="Cascadia Mono" w:eastAsia="Cascadia Mono" w:hAnsi="Cascadia Mono" w:cs="Cascadia Mono"/>
+          <w:color w:val="000000"/>
+          <w:sz w:val="18"/>
+          <w:szCs w:val="18"/>
+        </w:rPr>
+        <w:t xml:space="preserve"> 0;</w:t>
+      </w:r>
+      <w:r>
+        <w:br/>
+      </w:r>
+      <w:r>
+        <w:rPr>
+          <w:rStyle w:val="a0"/>
+          <w:rFonts w:ascii="Cascadia Mono" w:eastAsia="Cascadia Mono" w:hAnsi="Cascadia Mono" w:cs="Cascadia Mono"/>
+          <w:color w:val="000000"/>
+          <w:sz w:val="18"/>
+          <w:szCs w:val="18"/>
+        </w:rPr>
+        <w:t>}</w:t>
+      </w:r>
+      <w:r>
+        <w:br/>
+      </w:r>
+      <w:r>
+        <w:br/>
+      </w:r>
+      <w:r>
+        <w:rPr>
+          <w:rStyle w:val="a0"/>
+          <w:rFonts w:ascii="Cascadia Mono" w:eastAsia="Cascadia Mono" w:hAnsi="Cascadia Mono" w:cs="Cascadia Mono"/>
+          <w:color w:val="0000FF"/>
+          <w:sz w:val="18"/>
+          <w:szCs w:val="18"/>
+        </w:rPr>
+        <w:t>namespace</w:t>
+      </w:r>
+      <w:r>
+        <w:rPr>
+          <w:rStyle w:val="a0"/>
+          <w:rFonts w:ascii="Cascadia Mono" w:eastAsia="Cascadia Mono" w:hAnsi="Cascadia Mono" w:cs="Cascadia Mono"/>
+          <w:color w:val="000000"/>
+          <w:sz w:val="18"/>
+          <w:szCs w:val="18"/>
+        </w:rPr>
+        <w:t xml:space="preserve"> {</w:t>
+      </w:r>
+      <w:r>
+        <w:br/>
+      </w:r>
+      <w:r>
+        <w:tab/>
+      </w:r>
+      <w:r>
+        <w:rPr>
+          <w:rStyle w:val="a0"/>
+          <w:rFonts w:ascii="Cascadia Mono" w:eastAsia="Cascadia Mono" w:hAnsi="Cascadia Mono" w:cs="Cascadia Mono"/>
+          <w:color w:val="2B91AF"/>
+          <w:sz w:val="18"/>
+          <w:szCs w:val="18"/>
+        </w:rPr>
+        <w:t>ATOM</w:t>
+      </w:r>
+      <w:r>
+        <w:rPr>
+          <w:rStyle w:val="a0"/>
+          <w:rFonts w:ascii="Cascadia Mono" w:eastAsia="Cascadia Mono" w:hAnsi="Cascadia Mono" w:cs="Cascadia Mono"/>
+          <w:color w:val="000000"/>
+          <w:sz w:val="18"/>
+          <w:szCs w:val="18"/>
+        </w:rPr>
+        <w:t xml:space="preserve"> LabRegisterClass(</w:t>
+      </w:r>
+      <w:r>
+        <w:rPr>
+          <w:rStyle w:val="a0"/>
+          <w:rFonts w:ascii="Cascadia Mono" w:eastAsia="Cascadia Mono" w:hAnsi="Cascadia Mono" w:cs="Cascadia Mono"/>
+          <w:color w:val="2B91AF"/>
+          <w:sz w:val="18"/>
+          <w:szCs w:val="18"/>
+        </w:rPr>
+        <w:t>HINSTANCE</w:t>
+      </w:r>
+      <w:r>
+        <w:rPr>
+          <w:rStyle w:val="a0"/>
+          <w:rFonts w:ascii="Cascadia Mono" w:eastAsia="Cascadia Mono" w:hAnsi="Cascadia Mono" w:cs="Cascadia Mono"/>
+          <w:color w:val="000000"/>
+          <w:sz w:val="18"/>
+          <w:szCs w:val="18"/>
+        </w:rPr>
         <w:t xml:space="preserve"> </w:t>
       </w:r>
       <w:r>
         <w:rPr>
           <w:rStyle w:val="a0"/>
           <w:rFonts w:ascii="Cascadia Mono" w:eastAsia="Cascadia Mono" w:hAnsi="Cascadia Mono" w:cs="Cascadia Mono"/>
-          <w:color w:val="000000"/>
-          <w:sz w:val="18"/>
-          <w:szCs w:val="18"/>
-        </w:rPr>
-        <w:t>(!LabCreateWindow(</w:t>
-      </w:r>
-      <w:r>
-        <w:rPr>
-          <w:rStyle w:val="a0"/>
-          <w:rFonts w:ascii="Cascadia Mono" w:eastAsia="Cascadia Mono" w:hAnsi="Cascadia Mono" w:cs="Cascadia Mono"/>
           <w:color w:val="808080"/>
           <w:sz w:val="18"/>
           <w:szCs w:val="18"/>
@@ -2261,12 +2619,349 @@
           <w:sz w:val="18"/>
           <w:szCs w:val="18"/>
         </w:rPr>
+        <w:t>) {</w:t>
+      </w:r>
+      <w:r>
+        <w:br/>
+      </w:r>
+      <w:r>
+        <w:tab/>
+      </w:r>
+      <w:r>
+        <w:tab/>
+      </w:r>
+      <w:r>
+        <w:rPr>
+          <w:rStyle w:val="a0"/>
+          <w:rFonts w:ascii="Cascadia Mono" w:eastAsia="Cascadia Mono" w:hAnsi="Cascadia Mono" w:cs="Cascadia Mono"/>
+          <w:color w:val="2B91AF"/>
+          <w:sz w:val="18"/>
+          <w:szCs w:val="18"/>
+        </w:rPr>
+        <w:t>WNDCLASSEXA</w:t>
+      </w:r>
+      <w:r>
+        <w:rPr>
+          <w:rStyle w:val="a0"/>
+          <w:rFonts w:ascii="Cascadia Mono" w:eastAsia="Cascadia Mono" w:hAnsi="Cascadia Mono" w:cs="Cascadia Mono"/>
+          <w:color w:val="000000"/>
+          <w:sz w:val="18"/>
+          <w:szCs w:val="18"/>
+        </w:rPr>
+        <w:t xml:space="preserve"> windowClass   = {};</w:t>
+      </w:r>
+      <w:r>
+        <w:br/>
+      </w:r>
+      <w:r>
+        <w:tab/>
+      </w:r>
+      <w:r>
+        <w:tab/>
+      </w:r>
+      <w:r>
+        <w:rPr>
+          <w:rStyle w:val="a0"/>
+          <w:rFonts w:ascii="Cascadia Mono" w:eastAsia="Cascadia Mono" w:hAnsi="Cascadia Mono" w:cs="Cascadia Mono"/>
+          <w:color w:val="000000"/>
+          <w:sz w:val="18"/>
+          <w:szCs w:val="18"/>
+        </w:rPr>
+        <w:t>windowClass.cbSize</w:t>
+      </w:r>
+      <w:r>
+        <w:tab/>
+      </w:r>
+      <w:r>
+        <w:tab/>
+      </w:r>
+      <w:r>
+        <w:rPr>
+          <w:rStyle w:val="a0"/>
+          <w:rFonts w:ascii="Cascadia Mono" w:eastAsia="Cascadia Mono" w:hAnsi="Cascadia Mono" w:cs="Cascadia Mono"/>
+          <w:color w:val="000000"/>
+          <w:sz w:val="18"/>
+          <w:szCs w:val="18"/>
+        </w:rPr>
+        <w:t xml:space="preserve">  = </w:t>
+      </w:r>
+      <w:r>
+        <w:rPr>
+          <w:rStyle w:val="a0"/>
+          <w:rFonts w:ascii="Cascadia Mono" w:eastAsia="Cascadia Mono" w:hAnsi="Cascadia Mono" w:cs="Cascadia Mono"/>
+          <w:color w:val="0000FF"/>
+          <w:sz w:val="18"/>
+          <w:szCs w:val="18"/>
+        </w:rPr>
+        <w:t>sizeof</w:t>
+      </w:r>
+      <w:r>
+        <w:rPr>
+          <w:rStyle w:val="a0"/>
+          <w:rFonts w:ascii="Cascadia Mono" w:eastAsia="Cascadia Mono" w:hAnsi="Cascadia Mono" w:cs="Cascadia Mono"/>
+          <w:color w:val="000000"/>
+          <w:sz w:val="18"/>
+          <w:szCs w:val="18"/>
+        </w:rPr>
+        <w:t>(windowClass);</w:t>
+      </w:r>
+      <w:r>
+        <w:br/>
+      </w:r>
+      <w:r>
+        <w:tab/>
+      </w:r>
+      <w:r>
+        <w:tab/>
+      </w:r>
+      <w:r>
+        <w:rPr>
+          <w:rStyle w:val="a0"/>
+          <w:rFonts w:ascii="Cascadia Mono" w:eastAsia="Cascadia Mono" w:hAnsi="Cascadia Mono" w:cs="Cascadia Mono"/>
+          <w:color w:val="000000"/>
+          <w:sz w:val="18"/>
+          <w:szCs w:val="18"/>
+        </w:rPr>
+        <w:t xml:space="preserve">windowClass.hInstance     = </w:t>
+      </w:r>
+      <w:r>
+        <w:rPr>
+          <w:rStyle w:val="a0"/>
+          <w:rFonts w:ascii="Cascadia Mono" w:eastAsia="Cascadia Mono" w:hAnsi="Cascadia Mono" w:cs="Cascadia Mono"/>
+          <w:color w:val="808080"/>
+          <w:sz w:val="18"/>
+          <w:szCs w:val="18"/>
+        </w:rPr>
+        <w:t>hInstance</w:t>
+      </w:r>
+      <w:r>
+        <w:rPr>
+          <w:rStyle w:val="a0"/>
+          <w:rFonts w:ascii="Cascadia Mono" w:eastAsia="Cascadia Mono" w:hAnsi="Cascadia Mono" w:cs="Cascadia Mono"/>
+          <w:color w:val="000000"/>
+          <w:sz w:val="18"/>
+          <w:szCs w:val="18"/>
+        </w:rPr>
+        <w:t>;</w:t>
+      </w:r>
+      <w:r>
+        <w:br/>
+      </w:r>
+      <w:r>
+        <w:tab/>
+      </w:r>
+      <w:r>
+        <w:tab/>
+      </w:r>
+      <w:r>
+        <w:rPr>
+          <w:rStyle w:val="a0"/>
+          <w:rFonts w:ascii="Cascadia Mono" w:eastAsia="Cascadia Mono" w:hAnsi="Cascadia Mono" w:cs="Cascadia Mono"/>
+          <w:color w:val="000000"/>
+          <w:sz w:val="18"/>
+          <w:szCs w:val="18"/>
+        </w:rPr>
+        <w:t>windowClass.lpszClassName = LAB_WINDOW_CLASSNAME.data();</w:t>
+      </w:r>
+      <w:r>
+        <w:br/>
+      </w:r>
+      <w:r>
+        <w:tab/>
+      </w:r>
+      <w:r>
+        <w:tab/>
+      </w:r>
+      <w:r>
+        <w:rPr>
+          <w:rStyle w:val="a0"/>
+          <w:rFonts w:ascii="Cascadia Mono" w:eastAsia="Cascadia Mono" w:hAnsi="Cascadia Mono" w:cs="Cascadia Mono"/>
+          <w:color w:val="000000"/>
+          <w:sz w:val="18"/>
+          <w:szCs w:val="18"/>
+        </w:rPr>
+        <w:t>windowClass.lpfnWndProc   = WndProc;</w:t>
+      </w:r>
+      <w:r>
+        <w:br/>
+      </w:r>
+      <w:r>
+        <w:tab/>
+      </w:r>
+      <w:r>
+        <w:tab/>
+      </w:r>
+      <w:r>
+        <w:rPr>
+          <w:rStyle w:val="a0"/>
+          <w:rFonts w:ascii="Cascadia Mono" w:eastAsia="Cascadia Mono" w:hAnsi="Cascadia Mono" w:cs="Cascadia Mono"/>
+          <w:color w:val="000000"/>
+          <w:sz w:val="18"/>
+          <w:szCs w:val="18"/>
+        </w:rPr>
+        <w:t>windowClass.hbrBackground = CreateSolidBrush(</w:t>
+      </w:r>
+      <w:r>
+        <w:rPr>
+          <w:rStyle w:val="a0"/>
+          <w:rFonts w:ascii="Cascadia Mono" w:eastAsia="Cascadia Mono" w:hAnsi="Cascadia Mono" w:cs="Cascadia Mono"/>
+          <w:color w:val="6F008A"/>
+          <w:sz w:val="18"/>
+          <w:szCs w:val="18"/>
+        </w:rPr>
+        <w:t>RGB</w:t>
+      </w:r>
+      <w:r>
+        <w:rPr>
+          <w:rStyle w:val="a0"/>
+          <w:rFonts w:ascii="Cascadia Mono" w:eastAsia="Cascadia Mono" w:hAnsi="Cascadia Mono" w:cs="Cascadia Mono"/>
+          <w:color w:val="000000"/>
+          <w:sz w:val="18"/>
+          <w:szCs w:val="18"/>
+        </w:rPr>
+        <w:t>(255, 255, 255));</w:t>
+      </w:r>
+      <w:r>
+        <w:br/>
+      </w:r>
+      <w:r>
+        <w:br/>
+      </w:r>
+      <w:r>
+        <w:tab/>
+      </w:r>
+      <w:r>
+        <w:tab/>
+      </w:r>
+      <w:r>
+        <w:rPr>
+          <w:rStyle w:val="a0"/>
+          <w:rFonts w:ascii="Cascadia Mono" w:eastAsia="Cascadia Mono" w:hAnsi="Cascadia Mono" w:cs="Cascadia Mono"/>
+          <w:color w:val="0000FF"/>
+          <w:sz w:val="18"/>
+          <w:szCs w:val="18"/>
+        </w:rPr>
+        <w:t>return</w:t>
+      </w:r>
+      <w:r>
+        <w:rPr>
+          <w:rStyle w:val="a0"/>
+          <w:rFonts w:ascii="Cascadia Mono" w:eastAsia="Cascadia Mono" w:hAnsi="Cascadia Mono" w:cs="Cascadia Mono"/>
+          <w:color w:val="000000"/>
+          <w:sz w:val="18"/>
+          <w:szCs w:val="18"/>
+        </w:rPr>
+        <w:t xml:space="preserve"> RegisterClassExA(&amp;windowClass);</w:t>
+      </w:r>
+      <w:r>
+        <w:br/>
+      </w:r>
+      <w:r>
+        <w:tab/>
+      </w:r>
+      <w:r>
+        <w:rPr>
+          <w:rStyle w:val="a0"/>
+          <w:rFonts w:ascii="Cascadia Mono" w:eastAsia="Cascadia Mono" w:hAnsi="Cascadia Mono" w:cs="Cascadia Mono"/>
+          <w:color w:val="000000"/>
+          <w:sz w:val="18"/>
+          <w:szCs w:val="18"/>
+        </w:rPr>
+        <w:t>}</w:t>
+      </w:r>
+      <w:r>
+        <w:br/>
+      </w:r>
+      <w:r>
+        <w:br/>
+      </w:r>
+      <w:r>
+        <w:tab/>
+      </w:r>
+      <w:r>
+        <w:rPr>
+          <w:rStyle w:val="a0"/>
+          <w:rFonts w:ascii="Cascadia Mono" w:eastAsia="Cascadia Mono" w:hAnsi="Cascadia Mono" w:cs="Cascadia Mono"/>
+          <w:color w:val="0000FF"/>
+          <w:sz w:val="18"/>
+          <w:szCs w:val="18"/>
+        </w:rPr>
+        <w:t>bool</w:t>
+      </w:r>
+      <w:r>
+        <w:rPr>
+          <w:rStyle w:val="a0"/>
+          <w:rFonts w:ascii="Cascadia Mono" w:eastAsia="Cascadia Mono" w:hAnsi="Cascadia Mono" w:cs="Cascadia Mono"/>
+          <w:color w:val="000000"/>
+          <w:sz w:val="18"/>
+          <w:szCs w:val="18"/>
+        </w:rPr>
+        <w:t xml:space="preserve"> LabCreateWindow(</w:t>
+      </w:r>
+      <w:r>
+        <w:rPr>
+          <w:rStyle w:val="a0"/>
+          <w:rFonts w:ascii="Cascadia Mono" w:eastAsia="Cascadia Mono" w:hAnsi="Cascadia Mono" w:cs="Cascadia Mono"/>
+          <w:color w:val="2B91AF"/>
+          <w:sz w:val="18"/>
+          <w:szCs w:val="18"/>
+        </w:rPr>
+        <w:t>HINSTANCE</w:t>
+      </w:r>
+      <w:r>
+        <w:rPr>
+          <w:rStyle w:val="a0"/>
+          <w:rFonts w:ascii="Cascadia Mono" w:eastAsia="Cascadia Mono" w:hAnsi="Cascadia Mono" w:cs="Cascadia Mono"/>
+          <w:color w:val="000000"/>
+          <w:sz w:val="18"/>
+          <w:szCs w:val="18"/>
+        </w:rPr>
+        <w:t xml:space="preserve"> </w:t>
+      </w:r>
+      <w:r>
+        <w:rPr>
+          <w:rStyle w:val="a0"/>
+          <w:rFonts w:ascii="Cascadia Mono" w:eastAsia="Cascadia Mono" w:hAnsi="Cascadia Mono" w:cs="Cascadia Mono"/>
+          <w:color w:val="808080"/>
+          <w:sz w:val="18"/>
+          <w:szCs w:val="18"/>
+        </w:rPr>
+        <w:t>hInstance</w:t>
+      </w:r>
+      <w:r>
+        <w:rPr>
+          <w:rStyle w:val="a0"/>
+          <w:rFonts w:ascii="Cascadia Mono" w:eastAsia="Cascadia Mono" w:hAnsi="Cascadia Mono" w:cs="Cascadia Mono"/>
+          <w:color w:val="000000"/>
+          <w:sz w:val="18"/>
+          <w:szCs w:val="18"/>
+        </w:rPr>
         <w:t xml:space="preserve">, </w:t>
       </w:r>
       <w:r>
         <w:rPr>
           <w:rStyle w:val="a0"/>
           <w:rFonts w:ascii="Cascadia Mono" w:eastAsia="Cascadia Mono" w:hAnsi="Cascadia Mono" w:cs="Cascadia Mono"/>
+          <w:color w:val="0000FF"/>
+          <w:sz w:val="18"/>
+          <w:szCs w:val="18"/>
+        </w:rPr>
+        <w:t>int</w:t>
+      </w:r>
+      <w:r>
+        <w:rPr>
+          <w:rStyle w:val="a0"/>
+          <w:rFonts w:ascii="Cascadia Mono" w:eastAsia="Cascadia Mono" w:hAnsi="Cascadia Mono" w:cs="Cascadia Mono"/>
+          <w:color w:val="000000"/>
+          <w:sz w:val="18"/>
+          <w:szCs w:val="18"/>
+        </w:rPr>
+        <w:t xml:space="preserve"> </w:t>
+      </w:r>
+      <w:r>
+        <w:rPr>
+          <w:rStyle w:val="a0"/>
+          <w:rFonts w:ascii="Cascadia Mono" w:eastAsia="Cascadia Mono" w:hAnsi="Cascadia Mono" w:cs="Cascadia Mono"/>
           <w:color w:val="808080"/>
           <w:sz w:val="18"/>
           <w:szCs w:val="18"/>
@@ -2281,7 +2976,457 @@
           <w:sz w:val="18"/>
           <w:szCs w:val="18"/>
         </w:rPr>
-        <w:t>, &amp;state)) {</w:t>
+        <w:t xml:space="preserve">, </w:t>
+      </w:r>
+      <w:r>
+        <w:rPr>
+          <w:rStyle w:val="a0"/>
+          <w:rFonts w:ascii="Cascadia Mono" w:eastAsia="Cascadia Mono" w:hAnsi="Cascadia Mono" w:cs="Cascadia Mono"/>
+          <w:color w:val="2B91AF"/>
+          <w:sz w:val="18"/>
+          <w:szCs w:val="18"/>
+        </w:rPr>
+        <w:t>State</w:t>
+      </w:r>
+      <w:r>
+        <w:rPr>
+          <w:rStyle w:val="a0"/>
+          <w:rFonts w:ascii="Cascadia Mono" w:eastAsia="Cascadia Mono" w:hAnsi="Cascadia Mono" w:cs="Cascadia Mono"/>
+          <w:color w:val="000000"/>
+          <w:sz w:val="18"/>
+          <w:szCs w:val="18"/>
+        </w:rPr>
+        <w:t xml:space="preserve">* </w:t>
+      </w:r>
+      <w:r>
+        <w:rPr>
+          <w:rStyle w:val="a0"/>
+          <w:rFonts w:ascii="Cascadia Mono" w:eastAsia="Cascadia Mono" w:hAnsi="Cascadia Mono" w:cs="Cascadia Mono"/>
+          <w:color w:val="808080"/>
+          <w:sz w:val="18"/>
+          <w:szCs w:val="18"/>
+        </w:rPr>
+        <w:t>state</w:t>
+      </w:r>
+      <w:r>
+        <w:rPr>
+          <w:rStyle w:val="a0"/>
+          <w:rFonts w:ascii="Cascadia Mono" w:eastAsia="Cascadia Mono" w:hAnsi="Cascadia Mono" w:cs="Cascadia Mono"/>
+          <w:color w:val="000000"/>
+          <w:sz w:val="18"/>
+          <w:szCs w:val="18"/>
+        </w:rPr>
+        <w:t>) {</w:t>
+      </w:r>
+      <w:r>
+        <w:br/>
+      </w:r>
+      <w:r>
+        <w:tab/>
+      </w:r>
+      <w:r>
+        <w:tab/>
+      </w:r>
+      <w:r>
+        <w:rPr>
+          <w:rStyle w:val="a0"/>
+          <w:rFonts w:ascii="Cascadia Mono" w:eastAsia="Cascadia Mono" w:hAnsi="Cascadia Mono" w:cs="Cascadia Mono"/>
+          <w:color w:val="2B91AF"/>
+          <w:sz w:val="18"/>
+          <w:szCs w:val="18"/>
+        </w:rPr>
+        <w:t>HWND</w:t>
+      </w:r>
+      <w:r>
+        <w:rPr>
+          <w:rStyle w:val="a0"/>
+          <w:rFonts w:ascii="Cascadia Mono" w:eastAsia="Cascadia Mono" w:hAnsi="Cascadia Mono" w:cs="Cascadia Mono"/>
+          <w:color w:val="000000"/>
+          <w:sz w:val="18"/>
+          <w:szCs w:val="18"/>
+        </w:rPr>
+        <w:t xml:space="preserve"> hwnd = CreateWindowExA(</w:t>
+      </w:r>
+      <w:r>
+        <w:br/>
+      </w:r>
+      <w:r>
+        <w:tab/>
+      </w:r>
+      <w:r>
+        <w:tab/>
+      </w:r>
+      <w:r>
+        <w:tab/>
+      </w:r>
+      <w:r>
+        <w:rPr>
+          <w:rStyle w:val="a0"/>
+          <w:rFonts w:ascii="Cascadia Mono" w:eastAsia="Cascadia Mono" w:hAnsi="Cascadia Mono" w:cs="Cascadia Mono"/>
+          <w:color w:val="000000"/>
+          <w:sz w:val="18"/>
+          <w:szCs w:val="18"/>
+        </w:rPr>
+        <w:t>0,</w:t>
+      </w:r>
+      <w:r>
+        <w:br/>
+      </w:r>
+      <w:r>
+        <w:tab/>
+      </w:r>
+      <w:r>
+        <w:tab/>
+      </w:r>
+      <w:r>
+        <w:tab/>
+      </w:r>
+      <w:r>
+        <w:rPr>
+          <w:rStyle w:val="a0"/>
+          <w:rFonts w:ascii="Cascadia Mono" w:eastAsia="Cascadia Mono" w:hAnsi="Cascadia Mono" w:cs="Cascadia Mono"/>
+          <w:color w:val="000000"/>
+          <w:sz w:val="18"/>
+          <w:szCs w:val="18"/>
+        </w:rPr>
+        <w:t>LAB_WINDOW_CLASSNAME.data(),</w:t>
+      </w:r>
+      <w:r>
+        <w:br/>
+      </w:r>
+      <w:r>
+        <w:tab/>
+      </w:r>
+      <w:r>
+        <w:tab/>
+      </w:r>
+      <w:r>
+        <w:tab/>
+      </w:r>
+      <w:r>
+        <w:rPr>
+          <w:rStyle w:val="a0"/>
+          <w:rFonts w:ascii="Cascadia Mono" w:eastAsia="Cascadia Mono" w:hAnsi="Cascadia Mono" w:cs="Cascadia Mono"/>
+          <w:color w:val="A31515"/>
+          <w:sz w:val="18"/>
+          <w:szCs w:val="18"/>
+        </w:rPr>
+        <w:t>"Lab1"</w:t>
+      </w:r>
+      <w:r>
+        <w:rPr>
+          <w:rStyle w:val="a0"/>
+          <w:rFonts w:ascii="Cascadia Mono" w:eastAsia="Cascadia Mono" w:hAnsi="Cascadia Mono" w:cs="Cascadia Mono"/>
+          <w:color w:val="000000"/>
+          <w:sz w:val="18"/>
+          <w:szCs w:val="18"/>
+        </w:rPr>
+        <w:t>,</w:t>
+      </w:r>
+      <w:r>
+        <w:br/>
+      </w:r>
+      <w:r>
+        <w:tab/>
+      </w:r>
+      <w:r>
+        <w:tab/>
+      </w:r>
+      <w:r>
+        <w:tab/>
+      </w:r>
+      <w:r>
+        <w:rPr>
+          <w:rStyle w:val="a0"/>
+          <w:rFonts w:ascii="Cascadia Mono" w:eastAsia="Cascadia Mono" w:hAnsi="Cascadia Mono" w:cs="Cascadia Mono"/>
+          <w:color w:val="6F008A"/>
+          <w:sz w:val="18"/>
+          <w:szCs w:val="18"/>
+        </w:rPr>
+        <w:t>WS_OVERLAPPEDWINDOW</w:t>
+      </w:r>
+      <w:r>
+        <w:rPr>
+          <w:rStyle w:val="a0"/>
+          <w:rFonts w:ascii="Cascadia Mono" w:eastAsia="Cascadia Mono" w:hAnsi="Cascadia Mono" w:cs="Cascadia Mono"/>
+          <w:color w:val="000000"/>
+          <w:sz w:val="18"/>
+          <w:szCs w:val="18"/>
+        </w:rPr>
+        <w:t>,</w:t>
+      </w:r>
+      <w:r>
+        <w:br/>
+      </w:r>
+      <w:r>
+        <w:tab/>
+      </w:r>
+      <w:r>
+        <w:tab/>
+      </w:r>
+      <w:r>
+        <w:tab/>
+      </w:r>
+      <w:r>
+        <w:rPr>
+          <w:rStyle w:val="a0"/>
+          <w:rFonts w:ascii="Cascadia Mono" w:eastAsia="Cascadia Mono" w:hAnsi="Cascadia Mono" w:cs="Cascadia Mono"/>
+          <w:color w:val="000000"/>
+          <w:sz w:val="18"/>
+          <w:szCs w:val="18"/>
+        </w:rPr>
+        <w:t>200, 200,</w:t>
+      </w:r>
+      <w:r>
+        <w:br/>
+      </w:r>
+      <w:r>
+        <w:tab/>
+      </w:r>
+      <w:r>
+        <w:tab/>
+      </w:r>
+      <w:r>
+        <w:tab/>
+      </w:r>
+      <w:r>
+        <w:rPr>
+          <w:rStyle w:val="a0"/>
+          <w:rFonts w:ascii="Cascadia Mono" w:eastAsia="Cascadia Mono" w:hAnsi="Cascadia Mono" w:cs="Cascadia Mono"/>
+          <w:color w:val="000000"/>
+          <w:sz w:val="18"/>
+          <w:szCs w:val="18"/>
+        </w:rPr>
+        <w:t>720, 480,</w:t>
+      </w:r>
+      <w:r>
+        <w:br/>
+      </w:r>
+      <w:r>
+        <w:tab/>
+      </w:r>
+      <w:r>
+        <w:tab/>
+      </w:r>
+      <w:r>
+        <w:tab/>
+      </w:r>
+      <w:r>
+        <w:rPr>
+          <w:rStyle w:val="a0"/>
+          <w:rFonts w:ascii="Cascadia Mono" w:eastAsia="Cascadia Mono" w:hAnsi="Cascadia Mono" w:cs="Cascadia Mono"/>
+          <w:color w:val="6F008A"/>
+          <w:sz w:val="18"/>
+          <w:szCs w:val="18"/>
+        </w:rPr>
+        <w:t>NULL</w:t>
+      </w:r>
+      <w:r>
+        <w:rPr>
+          <w:rStyle w:val="a0"/>
+          <w:rFonts w:ascii="Cascadia Mono" w:eastAsia="Cascadia Mono" w:hAnsi="Cascadia Mono" w:cs="Cascadia Mono"/>
+          <w:color w:val="000000"/>
+          <w:sz w:val="18"/>
+          <w:szCs w:val="18"/>
+        </w:rPr>
+        <w:t>,</w:t>
+      </w:r>
+      <w:r>
+        <w:br/>
+      </w:r>
+      <w:r>
+        <w:tab/>
+      </w:r>
+      <w:r>
+        <w:tab/>
+      </w:r>
+      <w:r>
+        <w:tab/>
+      </w:r>
+      <w:r>
+        <w:rPr>
+          <w:rStyle w:val="a0"/>
+          <w:rFonts w:ascii="Cascadia Mono" w:eastAsia="Cascadia Mono" w:hAnsi="Cascadia Mono" w:cs="Cascadia Mono"/>
+          <w:color w:val="000000"/>
+          <w:sz w:val="18"/>
+          <w:szCs w:val="18"/>
+        </w:rPr>
+        <w:t>LoadMenuA(</w:t>
+      </w:r>
+      <w:r>
+        <w:rPr>
+          <w:rStyle w:val="a0"/>
+          <w:rFonts w:ascii="Cascadia Mono" w:eastAsia="Cascadia Mono" w:hAnsi="Cascadia Mono" w:cs="Cascadia Mono"/>
+          <w:color w:val="808080"/>
+          <w:sz w:val="18"/>
+          <w:szCs w:val="18"/>
+        </w:rPr>
+        <w:t>hInstance</w:t>
+      </w:r>
+      <w:r>
+        <w:rPr>
+          <w:rStyle w:val="a0"/>
+          <w:rFonts w:ascii="Cascadia Mono" w:eastAsia="Cascadia Mono" w:hAnsi="Cascadia Mono" w:cs="Cascadia Mono"/>
+          <w:color w:val="000000"/>
+          <w:sz w:val="18"/>
+          <w:szCs w:val="18"/>
+        </w:rPr>
+        <w:t xml:space="preserve">, </w:t>
+      </w:r>
+      <w:r>
+        <w:rPr>
+          <w:rStyle w:val="a0"/>
+          <w:rFonts w:ascii="Cascadia Mono" w:eastAsia="Cascadia Mono" w:hAnsi="Cascadia Mono" w:cs="Cascadia Mono"/>
+          <w:color w:val="6F008A"/>
+          <w:sz w:val="18"/>
+          <w:szCs w:val="18"/>
+        </w:rPr>
+        <w:t>MAKEINTRESOURCEA</w:t>
+      </w:r>
+      <w:r>
+        <w:rPr>
+          <w:rStyle w:val="a0"/>
+          <w:rFonts w:ascii="Cascadia Mono" w:eastAsia="Cascadia Mono" w:hAnsi="Cascadia Mono" w:cs="Cascadia Mono"/>
+          <w:color w:val="000000"/>
+          <w:sz w:val="18"/>
+          <w:szCs w:val="18"/>
+        </w:rPr>
+        <w:t>(</w:t>
+      </w:r>
+      <w:r>
+        <w:rPr>
+          <w:rStyle w:val="a0"/>
+          <w:rFonts w:ascii="Cascadia Mono" w:eastAsia="Cascadia Mono" w:hAnsi="Cascadia Mono" w:cs="Cascadia Mono"/>
+          <w:color w:val="6F008A"/>
+          <w:sz w:val="18"/>
+          <w:szCs w:val="18"/>
+        </w:rPr>
+        <w:t>IDR_MAIN_MENU</w:t>
+      </w:r>
+      <w:r>
+        <w:rPr>
+          <w:rStyle w:val="a0"/>
+          <w:rFonts w:ascii="Cascadia Mono" w:eastAsia="Cascadia Mono" w:hAnsi="Cascadia Mono" w:cs="Cascadia Mono"/>
+          <w:color w:val="000000"/>
+          <w:sz w:val="18"/>
+          <w:szCs w:val="18"/>
+        </w:rPr>
+        <w:t>)),</w:t>
+      </w:r>
+      <w:r>
+        <w:br/>
+      </w:r>
+      <w:r>
+        <w:tab/>
+      </w:r>
+      <w:r>
+        <w:tab/>
+      </w:r>
+      <w:r>
+        <w:tab/>
+      </w:r>
+      <w:r>
+        <w:rPr>
+          <w:rStyle w:val="a0"/>
+          <w:rFonts w:ascii="Cascadia Mono" w:eastAsia="Cascadia Mono" w:hAnsi="Cascadia Mono" w:cs="Cascadia Mono"/>
+          <w:color w:val="808080"/>
+          <w:sz w:val="18"/>
+          <w:szCs w:val="18"/>
+        </w:rPr>
+        <w:t>hInstance</w:t>
+      </w:r>
+      <w:r>
+        <w:rPr>
+          <w:rStyle w:val="a0"/>
+          <w:rFonts w:ascii="Cascadia Mono" w:eastAsia="Cascadia Mono" w:hAnsi="Cascadia Mono" w:cs="Cascadia Mono"/>
+          <w:color w:val="000000"/>
+          <w:sz w:val="18"/>
+          <w:szCs w:val="18"/>
+        </w:rPr>
+        <w:t>,</w:t>
+      </w:r>
+      <w:r>
+        <w:br/>
+      </w:r>
+      <w:r>
+        <w:tab/>
+      </w:r>
+      <w:r>
+        <w:tab/>
+      </w:r>
+      <w:r>
+        <w:tab/>
+      </w:r>
+      <w:r>
+        <w:rPr>
+          <w:rStyle w:val="a0"/>
+          <w:rFonts w:ascii="Cascadia Mono" w:eastAsia="Cascadia Mono" w:hAnsi="Cascadia Mono" w:cs="Cascadia Mono"/>
+          <w:color w:val="808080"/>
+          <w:sz w:val="18"/>
+          <w:szCs w:val="18"/>
+        </w:rPr>
+        <w:t>state</w:t>
+      </w:r>
+      <w:r>
+        <w:br/>
+      </w:r>
+      <w:r>
+        <w:tab/>
+      </w:r>
+      <w:r>
+        <w:tab/>
+      </w:r>
+      <w:r>
+        <w:rPr>
+          <w:rStyle w:val="a0"/>
+          <w:rFonts w:ascii="Cascadia Mono" w:eastAsia="Cascadia Mono" w:hAnsi="Cascadia Mono" w:cs="Cascadia Mono"/>
+          <w:color w:val="000000"/>
+          <w:sz w:val="18"/>
+          <w:szCs w:val="18"/>
+        </w:rPr>
+        <w:t>);</w:t>
+      </w:r>
+      <w:r>
+        <w:br/>
+      </w:r>
+      <w:r>
+        <w:tab/>
+      </w:r>
+      <w:r>
+        <w:tab/>
+      </w:r>
+      <w:r>
+        <w:rPr>
+          <w:rStyle w:val="a0"/>
+          <w:rFonts w:ascii="Cascadia Mono" w:eastAsia="Cascadia Mono" w:hAnsi="Cascadia Mono" w:cs="Cascadia Mono"/>
+          <w:color w:val="000000"/>
+          <w:sz w:val="18"/>
+          <w:szCs w:val="18"/>
+        </w:rPr>
+        <w:t xml:space="preserve">ShowWindow(hwnd, </w:t>
+      </w:r>
+      <w:r>
+        <w:rPr>
+          <w:rStyle w:val="a0"/>
+          <w:rFonts w:ascii="Cascadia Mono" w:eastAsia="Cascadia Mono" w:hAnsi="Cascadia Mono" w:cs="Cascadia Mono"/>
+          <w:color w:val="808080"/>
+          <w:sz w:val="18"/>
+          <w:szCs w:val="18"/>
+        </w:rPr>
+        <w:t>nCmdShow</w:t>
+      </w:r>
+      <w:r>
+        <w:rPr>
+          <w:rStyle w:val="a0"/>
+          <w:rFonts w:ascii="Cascadia Mono" w:eastAsia="Cascadia Mono" w:hAnsi="Cascadia Mono" w:cs="Cascadia Mono"/>
+          <w:color w:val="000000"/>
+          <w:sz w:val="18"/>
+          <w:szCs w:val="18"/>
+        </w:rPr>
+        <w:t>);</w:t>
+      </w:r>
+      <w:r>
+        <w:br/>
       </w:r>
       <w:r>
         <w:br/>
@@ -2310,7 +3455,27 @@
           <w:sz w:val="18"/>
           <w:szCs w:val="18"/>
         </w:rPr>
-        <w:t xml:space="preserve"> -1;</w:t>
+        <w:t xml:space="preserve"> hwnd != </w:t>
+      </w:r>
+      <w:r>
+        <w:rPr>
+          <w:rStyle w:val="a0"/>
+          <w:rFonts w:ascii="Cascadia Mono" w:eastAsia="Cascadia Mono" w:hAnsi="Cascadia Mono" w:cs="Cascadia Mono"/>
+          <w:color w:val="6F008A"/>
+          <w:sz w:val="18"/>
+          <w:szCs w:val="18"/>
+        </w:rPr>
+        <w:t>NULL</w:t>
+      </w:r>
+      <w:r>
+        <w:rPr>
+          <w:rStyle w:val="a0"/>
+          <w:rFonts w:ascii="Cascadia Mono" w:eastAsia="Cascadia Mono" w:hAnsi="Cascadia Mono" w:cs="Cascadia Mono"/>
+          <w:color w:val="000000"/>
+          <w:sz w:val="18"/>
+          <w:szCs w:val="18"/>
+        </w:rPr>
+        <w:t>;</w:t>
       </w:r>
       <w:r>
         <w:br/>
@@ -2345,20 +3510,203 @@
           <w:sz w:val="18"/>
           <w:szCs w:val="18"/>
         </w:rPr>
-        <w:t>MSG</w:t>
-      </w:r>
-      <w:r>
-        <w:rPr>
-          <w:rStyle w:val="a0"/>
-          <w:rFonts w:ascii="Cascadia Mono" w:eastAsia="Cascadia Mono" w:hAnsi="Cascadia Mono" w:cs="Cascadia Mono"/>
-          <w:color w:val="000000"/>
-          <w:sz w:val="18"/>
-          <w:szCs w:val="18"/>
-        </w:rPr>
-        <w:t xml:space="preserve"> msg;</w:t>
-      </w:r>
-      <w:r>
-        <w:br/>
+        <w:t>LRESULT</w:t>
+      </w:r>
+      <w:r>
+        <w:rPr>
+          <w:rStyle w:val="a0"/>
+          <w:rFonts w:ascii="Cascadia Mono" w:eastAsia="Cascadia Mono" w:hAnsi="Cascadia Mono" w:cs="Cascadia Mono"/>
+          <w:color w:val="000000"/>
+          <w:sz w:val="18"/>
+          <w:szCs w:val="18"/>
+        </w:rPr>
+        <w:t xml:space="preserve"> </w:t>
+      </w:r>
+      <w:r>
+        <w:rPr>
+          <w:rStyle w:val="a0"/>
+          <w:rFonts w:ascii="Cascadia Mono" w:eastAsia="Cascadia Mono" w:hAnsi="Cascadia Mono" w:cs="Cascadia Mono"/>
+          <w:color w:val="6F008A"/>
+          <w:sz w:val="18"/>
+          <w:szCs w:val="18"/>
+        </w:rPr>
+        <w:t>CALLBACK</w:t>
+      </w:r>
+      <w:r>
+        <w:rPr>
+          <w:rStyle w:val="a0"/>
+          <w:rFonts w:ascii="Cascadia Mono" w:eastAsia="Cascadia Mono" w:hAnsi="Cascadia Mono" w:cs="Cascadia Mono"/>
+          <w:color w:val="000000"/>
+          <w:sz w:val="18"/>
+          <w:szCs w:val="18"/>
+        </w:rPr>
+        <w:t xml:space="preserve"> WndProc(</w:t>
+      </w:r>
+      <w:r>
+        <w:rPr>
+          <w:rStyle w:val="a0"/>
+          <w:rFonts w:ascii="Cascadia Mono" w:eastAsia="Cascadia Mono" w:hAnsi="Cascadia Mono" w:cs="Cascadia Mono"/>
+          <w:color w:val="2B91AF"/>
+          <w:sz w:val="18"/>
+          <w:szCs w:val="18"/>
+        </w:rPr>
+        <w:t>HWND</w:t>
+      </w:r>
+      <w:r>
+        <w:rPr>
+          <w:rStyle w:val="a0"/>
+          <w:rFonts w:ascii="Cascadia Mono" w:eastAsia="Cascadia Mono" w:hAnsi="Cascadia Mono" w:cs="Cascadia Mono"/>
+          <w:color w:val="000000"/>
+          <w:sz w:val="18"/>
+          <w:szCs w:val="18"/>
+        </w:rPr>
+        <w:t xml:space="preserve"> </w:t>
+      </w:r>
+      <w:r>
+        <w:rPr>
+          <w:rStyle w:val="a0"/>
+          <w:rFonts w:ascii="Cascadia Mono" w:eastAsia="Cascadia Mono" w:hAnsi="Cascadia Mono" w:cs="Cascadia Mono"/>
+          <w:color w:val="808080"/>
+          <w:sz w:val="18"/>
+          <w:szCs w:val="18"/>
+        </w:rPr>
+        <w:t>hwnd</w:t>
+      </w:r>
+      <w:r>
+        <w:rPr>
+          <w:rStyle w:val="a0"/>
+          <w:rFonts w:ascii="Cascadia Mono" w:eastAsia="Cascadia Mono" w:hAnsi="Cascadia Mono" w:cs="Cascadia Mono"/>
+          <w:color w:val="000000"/>
+          <w:sz w:val="18"/>
+          <w:szCs w:val="18"/>
+        </w:rPr>
+        <w:t xml:space="preserve">, </w:t>
+      </w:r>
+      <w:r>
+        <w:rPr>
+          <w:rStyle w:val="a0"/>
+          <w:rFonts w:ascii="Cascadia Mono" w:eastAsia="Cascadia Mono" w:hAnsi="Cascadia Mono" w:cs="Cascadia Mono"/>
+          <w:color w:val="2B91AF"/>
+          <w:sz w:val="18"/>
+          <w:szCs w:val="18"/>
+        </w:rPr>
+        <w:t>UINT</w:t>
+      </w:r>
+      <w:r>
+        <w:rPr>
+          <w:rStyle w:val="a0"/>
+          <w:rFonts w:ascii="Cascadia Mono" w:eastAsia="Cascadia Mono" w:hAnsi="Cascadia Mono" w:cs="Cascadia Mono"/>
+          <w:color w:val="000000"/>
+          <w:sz w:val="18"/>
+          <w:szCs w:val="18"/>
+        </w:rPr>
+        <w:t xml:space="preserve"> </w:t>
+      </w:r>
+      <w:r>
+        <w:rPr>
+          <w:rStyle w:val="a0"/>
+          <w:rFonts w:ascii="Cascadia Mono" w:eastAsia="Cascadia Mono" w:hAnsi="Cascadia Mono" w:cs="Cascadia Mono"/>
+          <w:color w:val="808080"/>
+          <w:sz w:val="18"/>
+          <w:szCs w:val="18"/>
+        </w:rPr>
+        <w:t>msg</w:t>
+      </w:r>
+      <w:r>
+        <w:rPr>
+          <w:rStyle w:val="a0"/>
+          <w:rFonts w:ascii="Cascadia Mono" w:eastAsia="Cascadia Mono" w:hAnsi="Cascadia Mono" w:cs="Cascadia Mono"/>
+          <w:color w:val="000000"/>
+          <w:sz w:val="18"/>
+          <w:szCs w:val="18"/>
+        </w:rPr>
+        <w:t xml:space="preserve">, </w:t>
+      </w:r>
+      <w:r>
+        <w:rPr>
+          <w:rStyle w:val="a0"/>
+          <w:rFonts w:ascii="Cascadia Mono" w:eastAsia="Cascadia Mono" w:hAnsi="Cascadia Mono" w:cs="Cascadia Mono"/>
+          <w:color w:val="2B91AF"/>
+          <w:sz w:val="18"/>
+          <w:szCs w:val="18"/>
+        </w:rPr>
+        <w:t>WPARAM</w:t>
+      </w:r>
+      <w:r>
+        <w:rPr>
+          <w:rStyle w:val="a0"/>
+          <w:rFonts w:ascii="Cascadia Mono" w:eastAsia="Cascadia Mono" w:hAnsi="Cascadia Mono" w:cs="Cascadia Mono"/>
+          <w:color w:val="000000"/>
+          <w:sz w:val="18"/>
+          <w:szCs w:val="18"/>
+        </w:rPr>
+        <w:t xml:space="preserve"> </w:t>
+      </w:r>
+      <w:r>
+        <w:rPr>
+          <w:rStyle w:val="a0"/>
+          <w:rFonts w:ascii="Cascadia Mono" w:eastAsia="Cascadia Mono" w:hAnsi="Cascadia Mono" w:cs="Cascadia Mono"/>
+          <w:color w:val="808080"/>
+          <w:sz w:val="18"/>
+          <w:szCs w:val="18"/>
+        </w:rPr>
+        <w:t>wParam</w:t>
+      </w:r>
+      <w:r>
+        <w:rPr>
+          <w:rStyle w:val="a0"/>
+          <w:rFonts w:ascii="Cascadia Mono" w:eastAsia="Cascadia Mono" w:hAnsi="Cascadia Mono" w:cs="Cascadia Mono"/>
+          <w:color w:val="000000"/>
+          <w:sz w:val="18"/>
+          <w:szCs w:val="18"/>
+        </w:rPr>
+        <w:t xml:space="preserve">, </w:t>
+      </w:r>
+      <w:r>
+        <w:rPr>
+          <w:rStyle w:val="a0"/>
+          <w:rFonts w:ascii="Cascadia Mono" w:eastAsia="Cascadia Mono" w:hAnsi="Cascadia Mono" w:cs="Cascadia Mono"/>
+          <w:color w:val="2B91AF"/>
+          <w:sz w:val="18"/>
+          <w:szCs w:val="18"/>
+        </w:rPr>
+        <w:t>LPARAM</w:t>
+      </w:r>
+      <w:r>
+        <w:rPr>
+          <w:rStyle w:val="a0"/>
+          <w:rFonts w:ascii="Cascadia Mono" w:eastAsia="Cascadia Mono" w:hAnsi="Cascadia Mono" w:cs="Cascadia Mono"/>
+          <w:color w:val="000000"/>
+          <w:sz w:val="18"/>
+          <w:szCs w:val="18"/>
+        </w:rPr>
+        <w:t xml:space="preserve"> </w:t>
+      </w:r>
+      <w:r>
+        <w:rPr>
+          <w:rStyle w:val="a0"/>
+          <w:rFonts w:ascii="Cascadia Mono" w:eastAsia="Cascadia Mono" w:hAnsi="Cascadia Mono" w:cs="Cascadia Mono"/>
+          <w:color w:val="808080"/>
+          <w:sz w:val="18"/>
+          <w:szCs w:val="18"/>
+        </w:rPr>
+        <w:t>lParam</w:t>
+      </w:r>
+      <w:r>
+        <w:rPr>
+          <w:rStyle w:val="a0"/>
+          <w:rFonts w:ascii="Cascadia Mono" w:eastAsia="Cascadia Mono" w:hAnsi="Cascadia Mono" w:cs="Cascadia Mono"/>
+          <w:color w:val="000000"/>
+          <w:sz w:val="18"/>
+          <w:szCs w:val="18"/>
+        </w:rPr>
+        <w:t>) {</w:t>
+      </w:r>
+      <w:r>
+        <w:br/>
+      </w:r>
+      <w:r>
+        <w:tab/>
       </w:r>
       <w:r>
         <w:tab/>
@@ -2371,7 +3719,7 @@
           <w:sz w:val="18"/>
           <w:szCs w:val="18"/>
         </w:rPr>
-        <w:t>while</w:t>
+        <w:t>switch</w:t>
       </w:r>
       <w:r>
         <w:rPr>
@@ -2387,21 +3735,251 @@
         <w:rPr>
           <w:rStyle w:val="a0"/>
           <w:rFonts w:ascii="Cascadia Mono" w:eastAsia="Cascadia Mono" w:hAnsi="Cascadia Mono" w:cs="Cascadia Mono"/>
+          <w:color w:val="808080"/>
+          <w:sz w:val="18"/>
+          <w:szCs w:val="18"/>
+        </w:rPr>
+        <w:t>msg</w:t>
+      </w:r>
+      <w:r>
+        <w:rPr>
+          <w:rStyle w:val="a0"/>
+          <w:rFonts w:ascii="Cascadia Mono" w:eastAsia="Cascadia Mono" w:hAnsi="Cascadia Mono" w:cs="Cascadia Mono"/>
+          <w:color w:val="000000"/>
+          <w:sz w:val="18"/>
+          <w:szCs w:val="18"/>
+        </w:rPr>
+        <w:t>) {</w:t>
+      </w:r>
+      <w:r>
+        <w:br/>
+      </w:r>
+      <w:r>
+        <w:tab/>
+      </w:r>
+      <w:r>
+        <w:tab/>
+      </w:r>
+      <w:r>
+        <w:tab/>
+      </w:r>
+      <w:r>
+        <w:rPr>
+          <w:rStyle w:val="a0"/>
+          <w:rFonts w:ascii="Cascadia Mono" w:eastAsia="Cascadia Mono" w:hAnsi="Cascadia Mono" w:cs="Cascadia Mono"/>
+          <w:color w:val="0000FF"/>
+          <w:sz w:val="18"/>
+          <w:szCs w:val="18"/>
+        </w:rPr>
+        <w:t>case</w:t>
+      </w:r>
+      <w:r>
+        <w:rPr>
+          <w:rStyle w:val="a0"/>
+          <w:rFonts w:ascii="Cascadia Mono" w:eastAsia="Cascadia Mono" w:hAnsi="Cascadia Mono" w:cs="Cascadia Mono"/>
+          <w:color w:val="000000"/>
+          <w:sz w:val="18"/>
+          <w:szCs w:val="18"/>
+        </w:rPr>
+        <w:t xml:space="preserve"> </w:t>
+      </w:r>
+      <w:r>
+        <w:rPr>
+          <w:rStyle w:val="a0"/>
+          <w:rFonts w:ascii="Cascadia Mono" w:eastAsia="Cascadia Mono" w:hAnsi="Cascadia Mono" w:cs="Cascadia Mono"/>
           <w:color w:val="6F008A"/>
           <w:sz w:val="18"/>
           <w:szCs w:val="18"/>
         </w:rPr>
-        <w:t>GetMessage</w:t>
-      </w:r>
-      <w:r>
-        <w:rPr>
-          <w:rStyle w:val="a0"/>
-          <w:rFonts w:ascii="Cascadia Mono" w:eastAsia="Cascadia Mono" w:hAnsi="Cascadia Mono" w:cs="Cascadia Mono"/>
-          <w:color w:val="000000"/>
-          <w:sz w:val="18"/>
-          <w:szCs w:val="18"/>
-        </w:rPr>
-        <w:t xml:space="preserve">(&amp;msg, </w:t>
+        <w:t>WM_NCCREATE</w:t>
+      </w:r>
+      <w:r>
+        <w:rPr>
+          <w:rStyle w:val="a0"/>
+          <w:rFonts w:ascii="Cascadia Mono" w:eastAsia="Cascadia Mono" w:hAnsi="Cascadia Mono" w:cs="Cascadia Mono"/>
+          <w:color w:val="000000"/>
+          <w:sz w:val="18"/>
+          <w:szCs w:val="18"/>
+        </w:rPr>
+        <w:t>: {</w:t>
+      </w:r>
+      <w:r>
+        <w:br/>
+      </w:r>
+      <w:r>
+        <w:tab/>
+      </w:r>
+      <w:r>
+        <w:tab/>
+      </w:r>
+      <w:r>
+        <w:tab/>
+      </w:r>
+      <w:r>
+        <w:tab/>
+      </w:r>
+      <w:r>
+        <w:rPr>
+          <w:rStyle w:val="a0"/>
+          <w:rFonts w:ascii="Cascadia Mono" w:eastAsia="Cascadia Mono" w:hAnsi="Cascadia Mono" w:cs="Cascadia Mono"/>
+          <w:color w:val="2B91AF"/>
+          <w:sz w:val="18"/>
+          <w:szCs w:val="18"/>
+        </w:rPr>
+        <w:t>CREATESTRUCTW</w:t>
+      </w:r>
+      <w:r>
+        <w:rPr>
+          <w:rStyle w:val="a0"/>
+          <w:rFonts w:ascii="Cascadia Mono" w:eastAsia="Cascadia Mono" w:hAnsi="Cascadia Mono" w:cs="Cascadia Mono"/>
+          <w:color w:val="000000"/>
+          <w:sz w:val="18"/>
+          <w:szCs w:val="18"/>
+        </w:rPr>
+        <w:t>* createStruct = (</w:t>
+      </w:r>
+      <w:r>
+        <w:rPr>
+          <w:rStyle w:val="a0"/>
+          <w:rFonts w:ascii="Cascadia Mono" w:eastAsia="Cascadia Mono" w:hAnsi="Cascadia Mono" w:cs="Cascadia Mono"/>
+          <w:color w:val="2B91AF"/>
+          <w:sz w:val="18"/>
+          <w:szCs w:val="18"/>
+        </w:rPr>
+        <w:t>CREATESTRUCTW</w:t>
+      </w:r>
+      <w:r>
+        <w:rPr>
+          <w:rStyle w:val="a0"/>
+          <w:rFonts w:ascii="Cascadia Mono" w:eastAsia="Cascadia Mono" w:hAnsi="Cascadia Mono" w:cs="Cascadia Mono"/>
+          <w:color w:val="000000"/>
+          <w:sz w:val="18"/>
+          <w:szCs w:val="18"/>
+        </w:rPr>
+        <w:t>*)</w:t>
+      </w:r>
+      <w:r>
+        <w:rPr>
+          <w:rStyle w:val="a0"/>
+          <w:rFonts w:ascii="Cascadia Mono" w:eastAsia="Cascadia Mono" w:hAnsi="Cascadia Mono" w:cs="Cascadia Mono"/>
+          <w:color w:val="808080"/>
+          <w:sz w:val="18"/>
+          <w:szCs w:val="18"/>
+        </w:rPr>
+        <w:t>lParam</w:t>
+      </w:r>
+      <w:r>
+        <w:rPr>
+          <w:rStyle w:val="a0"/>
+          <w:rFonts w:ascii="Cascadia Mono" w:eastAsia="Cascadia Mono" w:hAnsi="Cascadia Mono" w:cs="Cascadia Mono"/>
+          <w:color w:val="000000"/>
+          <w:sz w:val="18"/>
+          <w:szCs w:val="18"/>
+        </w:rPr>
+        <w:t>;</w:t>
+      </w:r>
+      <w:r>
+        <w:br/>
+      </w:r>
+      <w:r>
+        <w:tab/>
+      </w:r>
+      <w:r>
+        <w:tab/>
+      </w:r>
+      <w:r>
+        <w:tab/>
+      </w:r>
+      <w:r>
+        <w:tab/>
+      </w:r>
+      <w:r>
+        <w:rPr>
+          <w:rStyle w:val="a0"/>
+          <w:rFonts w:ascii="Cascadia Mono" w:eastAsia="Cascadia Mono" w:hAnsi="Cascadia Mono" w:cs="Cascadia Mono"/>
+          <w:color w:val="2B91AF"/>
+          <w:sz w:val="18"/>
+          <w:szCs w:val="18"/>
+        </w:rPr>
+        <w:t>State</w:t>
+      </w:r>
+      <w:r>
+        <w:rPr>
+          <w:rStyle w:val="a0"/>
+          <w:rFonts w:ascii="Cascadia Mono" w:eastAsia="Cascadia Mono" w:hAnsi="Cascadia Mono" w:cs="Cascadia Mono"/>
+          <w:color w:val="000000"/>
+          <w:sz w:val="18"/>
+          <w:szCs w:val="18"/>
+        </w:rPr>
+        <w:t>* state = (</w:t>
+      </w:r>
+      <w:r>
+        <w:rPr>
+          <w:rStyle w:val="a0"/>
+          <w:rFonts w:ascii="Cascadia Mono" w:eastAsia="Cascadia Mono" w:hAnsi="Cascadia Mono" w:cs="Cascadia Mono"/>
+          <w:color w:val="2B91AF"/>
+          <w:sz w:val="18"/>
+          <w:szCs w:val="18"/>
+        </w:rPr>
+        <w:t>State</w:t>
+      </w:r>
+      <w:r>
+        <w:rPr>
+          <w:rStyle w:val="a0"/>
+          <w:rFonts w:ascii="Cascadia Mono" w:eastAsia="Cascadia Mono" w:hAnsi="Cascadia Mono" w:cs="Cascadia Mono"/>
+          <w:color w:val="000000"/>
+          <w:sz w:val="18"/>
+          <w:szCs w:val="18"/>
+        </w:rPr>
+        <w:t>*)createStruct-&gt;lpCreateParams;</w:t>
+      </w:r>
+      <w:r>
+        <w:br/>
+      </w:r>
+      <w:r>
+        <w:br/>
+      </w:r>
+      <w:r>
+        <w:tab/>
+      </w:r>
+      <w:r>
+        <w:tab/>
+      </w:r>
+      <w:r>
+        <w:tab/>
+      </w:r>
+      <w:r>
+        <w:tab/>
+      </w:r>
+      <w:r>
+        <w:rPr>
+          <w:rStyle w:val="a0"/>
+          <w:rFonts w:ascii="Cascadia Mono" w:eastAsia="Cascadia Mono" w:hAnsi="Cascadia Mono" w:cs="Cascadia Mono"/>
+          <w:color w:val="000000"/>
+          <w:sz w:val="18"/>
+          <w:szCs w:val="18"/>
+        </w:rPr>
+        <w:t>SetWindowLongPtrW(</w:t>
+      </w:r>
+      <w:r>
+        <w:rPr>
+          <w:rStyle w:val="a0"/>
+          <w:rFonts w:ascii="Cascadia Mono" w:eastAsia="Cascadia Mono" w:hAnsi="Cascadia Mono" w:cs="Cascadia Mono"/>
+          <w:color w:val="808080"/>
+          <w:sz w:val="18"/>
+          <w:szCs w:val="18"/>
+        </w:rPr>
+        <w:t>hwnd</w:t>
+      </w:r>
+      <w:r>
+        <w:rPr>
+          <w:rStyle w:val="a0"/>
+          <w:rFonts w:ascii="Cascadia Mono" w:eastAsia="Cascadia Mono" w:hAnsi="Cascadia Mono" w:cs="Cascadia Mono"/>
+          <w:color w:val="000000"/>
+          <w:sz w:val="18"/>
+          <w:szCs w:val="18"/>
+        </w:rPr>
+        <w:t xml:space="preserve">, </w:t>
       </w:r>
       <w:r>
         <w:rPr>
@@ -2411,45 +3989,209 @@
           <w:sz w:val="18"/>
           <w:szCs w:val="18"/>
         </w:rPr>
-        <w:t>NULL</w:t>
-      </w:r>
-      <w:r>
-        <w:rPr>
-          <w:rStyle w:val="a0"/>
-          <w:rFonts w:ascii="Cascadia Mono" w:eastAsia="Cascadia Mono" w:hAnsi="Cascadia Mono" w:cs="Cascadia Mono"/>
-          <w:color w:val="000000"/>
-          <w:sz w:val="18"/>
-          <w:szCs w:val="18"/>
-        </w:rPr>
-        <w:t>, 0, 0)) {</w:t>
-      </w:r>
-      <w:r>
-        <w:br/>
-      </w:r>
-      <w:r>
-        <w:tab/>
-      </w:r>
-      <w:r>
-        <w:tab/>
-      </w:r>
-      <w:r>
-        <w:rPr>
-          <w:rStyle w:val="a0"/>
-          <w:rFonts w:ascii="Cascadia Mono" w:eastAsia="Cascadia Mono" w:hAnsi="Cascadia Mono" w:cs="Cascadia Mono"/>
-          <w:color w:val="000000"/>
-          <w:sz w:val="18"/>
-          <w:szCs w:val="18"/>
-        </w:rPr>
-        <w:t>TranslateMessage(&amp;msg);</w:t>
-      </w:r>
-      <w:r>
-        <w:br/>
-      </w:r>
-      <w:r>
-        <w:tab/>
-      </w:r>
-      <w:r>
-        <w:tab/>
+        <w:t>GWLP_USERDATA</w:t>
+      </w:r>
+      <w:r>
+        <w:rPr>
+          <w:rStyle w:val="a0"/>
+          <w:rFonts w:ascii="Cascadia Mono" w:eastAsia="Cascadia Mono" w:hAnsi="Cascadia Mono" w:cs="Cascadia Mono"/>
+          <w:color w:val="000000"/>
+          <w:sz w:val="18"/>
+          <w:szCs w:val="18"/>
+        </w:rPr>
+        <w:t>, (</w:t>
+      </w:r>
+      <w:r>
+        <w:rPr>
+          <w:rStyle w:val="a0"/>
+          <w:rFonts w:ascii="Cascadia Mono" w:eastAsia="Cascadia Mono" w:hAnsi="Cascadia Mono" w:cs="Cascadia Mono"/>
+          <w:color w:val="2B91AF"/>
+          <w:sz w:val="18"/>
+          <w:szCs w:val="18"/>
+        </w:rPr>
+        <w:t>LONG_PTR</w:t>
+      </w:r>
+      <w:r>
+        <w:rPr>
+          <w:rStyle w:val="a0"/>
+          <w:rFonts w:ascii="Cascadia Mono" w:eastAsia="Cascadia Mono" w:hAnsi="Cascadia Mono" w:cs="Cascadia Mono"/>
+          <w:color w:val="000000"/>
+          <w:sz w:val="18"/>
+          <w:szCs w:val="18"/>
+        </w:rPr>
+        <w:t>)state);</w:t>
+      </w:r>
+      <w:r>
+        <w:br/>
+      </w:r>
+      <w:r>
+        <w:tab/>
+      </w:r>
+      <w:r>
+        <w:tab/>
+      </w:r>
+      <w:r>
+        <w:tab/>
+      </w:r>
+      <w:r>
+        <w:tab/>
+      </w:r>
+      <w:r>
+        <w:rPr>
+          <w:rStyle w:val="a0"/>
+          <w:rFonts w:ascii="Cascadia Mono" w:eastAsia="Cascadia Mono" w:hAnsi="Cascadia Mono" w:cs="Cascadia Mono"/>
+          <w:color w:val="0000FF"/>
+          <w:sz w:val="18"/>
+          <w:szCs w:val="18"/>
+        </w:rPr>
+        <w:t>return</w:t>
+      </w:r>
+      <w:r>
+        <w:rPr>
+          <w:rStyle w:val="a0"/>
+          <w:rFonts w:ascii="Cascadia Mono" w:eastAsia="Cascadia Mono" w:hAnsi="Cascadia Mono" w:cs="Cascadia Mono"/>
+          <w:color w:val="000000"/>
+          <w:sz w:val="18"/>
+          <w:szCs w:val="18"/>
+        </w:rPr>
+        <w:t xml:space="preserve"> DefWindowProcA(</w:t>
+      </w:r>
+      <w:r>
+        <w:rPr>
+          <w:rStyle w:val="a0"/>
+          <w:rFonts w:ascii="Cascadia Mono" w:eastAsia="Cascadia Mono" w:hAnsi="Cascadia Mono" w:cs="Cascadia Mono"/>
+          <w:color w:val="808080"/>
+          <w:sz w:val="18"/>
+          <w:szCs w:val="18"/>
+        </w:rPr>
+        <w:t>hwnd</w:t>
+      </w:r>
+      <w:r>
+        <w:rPr>
+          <w:rStyle w:val="a0"/>
+          <w:rFonts w:ascii="Cascadia Mono" w:eastAsia="Cascadia Mono" w:hAnsi="Cascadia Mono" w:cs="Cascadia Mono"/>
+          <w:color w:val="000000"/>
+          <w:sz w:val="18"/>
+          <w:szCs w:val="18"/>
+        </w:rPr>
+        <w:t xml:space="preserve">, </w:t>
+      </w:r>
+      <w:r>
+        <w:rPr>
+          <w:rStyle w:val="a0"/>
+          <w:rFonts w:ascii="Cascadia Mono" w:eastAsia="Cascadia Mono" w:hAnsi="Cascadia Mono" w:cs="Cascadia Mono"/>
+          <w:color w:val="808080"/>
+          <w:sz w:val="18"/>
+          <w:szCs w:val="18"/>
+        </w:rPr>
+        <w:t>msg</w:t>
+      </w:r>
+      <w:r>
+        <w:rPr>
+          <w:rStyle w:val="a0"/>
+          <w:rFonts w:ascii="Cascadia Mono" w:eastAsia="Cascadia Mono" w:hAnsi="Cascadia Mono" w:cs="Cascadia Mono"/>
+          <w:color w:val="000000"/>
+          <w:sz w:val="18"/>
+          <w:szCs w:val="18"/>
+        </w:rPr>
+        <w:t xml:space="preserve">, </w:t>
+      </w:r>
+      <w:r>
+        <w:rPr>
+          <w:rStyle w:val="a0"/>
+          <w:rFonts w:ascii="Cascadia Mono" w:eastAsia="Cascadia Mono" w:hAnsi="Cascadia Mono" w:cs="Cascadia Mono"/>
+          <w:color w:val="808080"/>
+          <w:sz w:val="18"/>
+          <w:szCs w:val="18"/>
+        </w:rPr>
+        <w:t>wParam</w:t>
+      </w:r>
+      <w:r>
+        <w:rPr>
+          <w:rStyle w:val="a0"/>
+          <w:rFonts w:ascii="Cascadia Mono" w:eastAsia="Cascadia Mono" w:hAnsi="Cascadia Mono" w:cs="Cascadia Mono"/>
+          <w:color w:val="000000"/>
+          <w:sz w:val="18"/>
+          <w:szCs w:val="18"/>
+        </w:rPr>
+        <w:t xml:space="preserve">, </w:t>
+      </w:r>
+      <w:r>
+        <w:rPr>
+          <w:rStyle w:val="a0"/>
+          <w:rFonts w:ascii="Cascadia Mono" w:eastAsia="Cascadia Mono" w:hAnsi="Cascadia Mono" w:cs="Cascadia Mono"/>
+          <w:color w:val="808080"/>
+          <w:sz w:val="18"/>
+          <w:szCs w:val="18"/>
+        </w:rPr>
+        <w:t>lParam</w:t>
+      </w:r>
+      <w:r>
+        <w:rPr>
+          <w:rStyle w:val="a0"/>
+          <w:rFonts w:ascii="Cascadia Mono" w:eastAsia="Cascadia Mono" w:hAnsi="Cascadia Mono" w:cs="Cascadia Mono"/>
+          <w:color w:val="000000"/>
+          <w:sz w:val="18"/>
+          <w:szCs w:val="18"/>
+        </w:rPr>
+        <w:t>);</w:t>
+      </w:r>
+      <w:r>
+        <w:br/>
+      </w:r>
+      <w:r>
+        <w:tab/>
+      </w:r>
+      <w:r>
+        <w:tab/>
+      </w:r>
+      <w:r>
+        <w:tab/>
+      </w:r>
+      <w:r>
+        <w:rPr>
+          <w:rStyle w:val="a0"/>
+          <w:rFonts w:ascii="Cascadia Mono" w:eastAsia="Cascadia Mono" w:hAnsi="Cascadia Mono" w:cs="Cascadia Mono"/>
+          <w:color w:val="000000"/>
+          <w:sz w:val="18"/>
+          <w:szCs w:val="18"/>
+        </w:rPr>
+        <w:t>}</w:t>
+      </w:r>
+      <w:r>
+        <w:br/>
+      </w:r>
+      <w:r>
+        <w:br/>
+      </w:r>
+      <w:r>
+        <w:tab/>
+      </w:r>
+      <w:r>
+        <w:tab/>
+      </w:r>
+      <w:r>
+        <w:tab/>
+      </w:r>
+      <w:r>
+        <w:rPr>
+          <w:rStyle w:val="a0"/>
+          <w:rFonts w:ascii="Cascadia Mono" w:eastAsia="Cascadia Mono" w:hAnsi="Cascadia Mono" w:cs="Cascadia Mono"/>
+          <w:color w:val="0000FF"/>
+          <w:sz w:val="18"/>
+          <w:szCs w:val="18"/>
+        </w:rPr>
+        <w:t>case</w:t>
+      </w:r>
+      <w:r>
+        <w:rPr>
+          <w:rStyle w:val="a0"/>
+          <w:rFonts w:ascii="Cascadia Mono" w:eastAsia="Cascadia Mono" w:hAnsi="Cascadia Mono" w:cs="Cascadia Mono"/>
+          <w:color w:val="000000"/>
+          <w:sz w:val="18"/>
+          <w:szCs w:val="18"/>
+        </w:rPr>
+        <w:t xml:space="preserve"> </w:t>
       </w:r>
       <w:r>
         <w:rPr>
@@ -2459,20 +4201,509 @@
           <w:sz w:val="18"/>
           <w:szCs w:val="18"/>
         </w:rPr>
-        <w:t>DispatchMessage</w:t>
-      </w:r>
-      <w:r>
-        <w:rPr>
-          <w:rStyle w:val="a0"/>
-          <w:rFonts w:ascii="Cascadia Mono" w:eastAsia="Cascadia Mono" w:hAnsi="Cascadia Mono" w:cs="Cascadia Mono"/>
-          <w:color w:val="000000"/>
-          <w:sz w:val="18"/>
-          <w:szCs w:val="18"/>
-        </w:rPr>
-        <w:t>(&amp;msg);</w:t>
-      </w:r>
-      <w:r>
-        <w:br/>
+        <w:t>WM_COMMAND</w:t>
+      </w:r>
+      <w:r>
+        <w:rPr>
+          <w:rStyle w:val="a0"/>
+          <w:rFonts w:ascii="Cascadia Mono" w:eastAsia="Cascadia Mono" w:hAnsi="Cascadia Mono" w:cs="Cascadia Mono"/>
+          <w:color w:val="000000"/>
+          <w:sz w:val="18"/>
+          <w:szCs w:val="18"/>
+        </w:rPr>
+        <w:t>:</w:t>
+      </w:r>
+      <w:r>
+        <w:br/>
+      </w:r>
+      <w:r>
+        <w:tab/>
+      </w:r>
+      <w:r>
+        <w:tab/>
+      </w:r>
+      <w:r>
+        <w:tab/>
+      </w:r>
+      <w:r>
+        <w:tab/>
+      </w:r>
+      <w:r>
+        <w:rPr>
+          <w:rStyle w:val="a0"/>
+          <w:rFonts w:ascii="Cascadia Mono" w:eastAsia="Cascadia Mono" w:hAnsi="Cascadia Mono" w:cs="Cascadia Mono"/>
+          <w:color w:val="0000FF"/>
+          <w:sz w:val="18"/>
+          <w:szCs w:val="18"/>
+        </w:rPr>
+        <w:t>switch</w:t>
+      </w:r>
+      <w:r>
+        <w:rPr>
+          <w:rStyle w:val="a0"/>
+          <w:rFonts w:ascii="Cascadia Mono" w:eastAsia="Cascadia Mono" w:hAnsi="Cascadia Mono" w:cs="Cascadia Mono"/>
+          <w:color w:val="000000"/>
+          <w:sz w:val="18"/>
+          <w:szCs w:val="18"/>
+        </w:rPr>
+        <w:t xml:space="preserve"> (</w:t>
+      </w:r>
+      <w:r>
+        <w:rPr>
+          <w:rStyle w:val="a0"/>
+          <w:rFonts w:ascii="Cascadia Mono" w:eastAsia="Cascadia Mono" w:hAnsi="Cascadia Mono" w:cs="Cascadia Mono"/>
+          <w:color w:val="6F008A"/>
+          <w:sz w:val="18"/>
+          <w:szCs w:val="18"/>
+        </w:rPr>
+        <w:t>LOWORD</w:t>
+      </w:r>
+      <w:r>
+        <w:rPr>
+          <w:rStyle w:val="a0"/>
+          <w:rFonts w:ascii="Cascadia Mono" w:eastAsia="Cascadia Mono" w:hAnsi="Cascadia Mono" w:cs="Cascadia Mono"/>
+          <w:color w:val="000000"/>
+          <w:sz w:val="18"/>
+          <w:szCs w:val="18"/>
+        </w:rPr>
+        <w:t>(</w:t>
+      </w:r>
+      <w:r>
+        <w:rPr>
+          <w:rStyle w:val="a0"/>
+          <w:rFonts w:ascii="Cascadia Mono" w:eastAsia="Cascadia Mono" w:hAnsi="Cascadia Mono" w:cs="Cascadia Mono"/>
+          <w:color w:val="808080"/>
+          <w:sz w:val="18"/>
+          <w:szCs w:val="18"/>
+        </w:rPr>
+        <w:t>wParam</w:t>
+      </w:r>
+      <w:r>
+        <w:rPr>
+          <w:rStyle w:val="a0"/>
+          <w:rFonts w:ascii="Cascadia Mono" w:eastAsia="Cascadia Mono" w:hAnsi="Cascadia Mono" w:cs="Cascadia Mono"/>
+          <w:color w:val="000000"/>
+          <w:sz w:val="18"/>
+          <w:szCs w:val="18"/>
+        </w:rPr>
+        <w:t>)) {</w:t>
+      </w:r>
+      <w:r>
+        <w:br/>
+      </w:r>
+      <w:r>
+        <w:tab/>
+      </w:r>
+      <w:r>
+        <w:tab/>
+      </w:r>
+      <w:r>
+        <w:tab/>
+      </w:r>
+      <w:r>
+        <w:tab/>
+      </w:r>
+      <w:r>
+        <w:tab/>
+      </w:r>
+      <w:r>
+        <w:rPr>
+          <w:rStyle w:val="a0"/>
+          <w:rFonts w:ascii="Cascadia Mono" w:eastAsia="Cascadia Mono" w:hAnsi="Cascadia Mono" w:cs="Cascadia Mono"/>
+          <w:color w:val="0000FF"/>
+          <w:sz w:val="18"/>
+          <w:szCs w:val="18"/>
+        </w:rPr>
+        <w:t>case</w:t>
+      </w:r>
+      <w:r>
+        <w:rPr>
+          <w:rStyle w:val="a0"/>
+          <w:rFonts w:ascii="Cascadia Mono" w:eastAsia="Cascadia Mono" w:hAnsi="Cascadia Mono" w:cs="Cascadia Mono"/>
+          <w:color w:val="000000"/>
+          <w:sz w:val="18"/>
+          <w:szCs w:val="18"/>
+        </w:rPr>
+        <w:t xml:space="preserve"> </w:t>
+      </w:r>
+      <w:r>
+        <w:rPr>
+          <w:rStyle w:val="a0"/>
+          <w:rFonts w:ascii="Cascadia Mono" w:eastAsia="Cascadia Mono" w:hAnsi="Cascadia Mono" w:cs="Cascadia Mono"/>
+          <w:color w:val="6F008A"/>
+          <w:sz w:val="18"/>
+          <w:szCs w:val="18"/>
+        </w:rPr>
+        <w:t>IDM_WORK_1</w:t>
+      </w:r>
+      <w:r>
+        <w:rPr>
+          <w:rStyle w:val="a0"/>
+          <w:rFonts w:ascii="Cascadia Mono" w:eastAsia="Cascadia Mono" w:hAnsi="Cascadia Mono" w:cs="Cascadia Mono"/>
+          <w:color w:val="000000"/>
+          <w:sz w:val="18"/>
+          <w:szCs w:val="18"/>
+        </w:rPr>
+        <w:t>: {</w:t>
+      </w:r>
+      <w:r>
+        <w:br/>
+      </w:r>
+      <w:r>
+        <w:tab/>
+      </w:r>
+      <w:r>
+        <w:tab/>
+      </w:r>
+      <w:r>
+        <w:tab/>
+      </w:r>
+      <w:r>
+        <w:tab/>
+      </w:r>
+      <w:r>
+        <w:tab/>
+      </w:r>
+      <w:r>
+        <w:tab/>
+      </w:r>
+      <w:r>
+        <w:rPr>
+          <w:rStyle w:val="a0"/>
+          <w:rFonts w:ascii="Cascadia Mono" w:eastAsia="Cascadia Mono" w:hAnsi="Cascadia Mono" w:cs="Cascadia Mono"/>
+          <w:color w:val="2B91AF"/>
+          <w:sz w:val="18"/>
+          <w:szCs w:val="18"/>
+        </w:rPr>
+        <w:t>State</w:t>
+      </w:r>
+      <w:r>
+        <w:rPr>
+          <w:rStyle w:val="a0"/>
+          <w:rFonts w:ascii="Cascadia Mono" w:eastAsia="Cascadia Mono" w:hAnsi="Cascadia Mono" w:cs="Cascadia Mono"/>
+          <w:color w:val="000000"/>
+          <w:sz w:val="18"/>
+          <w:szCs w:val="18"/>
+        </w:rPr>
+        <w:t>* state = (</w:t>
+      </w:r>
+      <w:r>
+        <w:rPr>
+          <w:rStyle w:val="a0"/>
+          <w:rFonts w:ascii="Cascadia Mono" w:eastAsia="Cascadia Mono" w:hAnsi="Cascadia Mono" w:cs="Cascadia Mono"/>
+          <w:color w:val="2B91AF"/>
+          <w:sz w:val="18"/>
+          <w:szCs w:val="18"/>
+        </w:rPr>
+        <w:t>State</w:t>
+      </w:r>
+      <w:r>
+        <w:rPr>
+          <w:rStyle w:val="a0"/>
+          <w:rFonts w:ascii="Cascadia Mono" w:eastAsia="Cascadia Mono" w:hAnsi="Cascadia Mono" w:cs="Cascadia Mono"/>
+          <w:color w:val="000000"/>
+          <w:sz w:val="18"/>
+          <w:szCs w:val="18"/>
+        </w:rPr>
+        <w:t>*)GetWindowLongPtrA(</w:t>
+      </w:r>
+      <w:r>
+        <w:rPr>
+          <w:rStyle w:val="a0"/>
+          <w:rFonts w:ascii="Cascadia Mono" w:eastAsia="Cascadia Mono" w:hAnsi="Cascadia Mono" w:cs="Cascadia Mono"/>
+          <w:color w:val="808080"/>
+          <w:sz w:val="18"/>
+          <w:szCs w:val="18"/>
+        </w:rPr>
+        <w:t>hwnd</w:t>
+      </w:r>
+      <w:r>
+        <w:rPr>
+          <w:rStyle w:val="a0"/>
+          <w:rFonts w:ascii="Cascadia Mono" w:eastAsia="Cascadia Mono" w:hAnsi="Cascadia Mono" w:cs="Cascadia Mono"/>
+          <w:color w:val="000000"/>
+          <w:sz w:val="18"/>
+          <w:szCs w:val="18"/>
+        </w:rPr>
+        <w:t xml:space="preserve">, </w:t>
+      </w:r>
+      <w:r>
+        <w:rPr>
+          <w:rStyle w:val="a0"/>
+          <w:rFonts w:ascii="Cascadia Mono" w:eastAsia="Cascadia Mono" w:hAnsi="Cascadia Mono" w:cs="Cascadia Mono"/>
+          <w:color w:val="6F008A"/>
+          <w:sz w:val="18"/>
+          <w:szCs w:val="18"/>
+        </w:rPr>
+        <w:t>GWLP_USERDATA</w:t>
+      </w:r>
+      <w:r>
+        <w:rPr>
+          <w:rStyle w:val="a0"/>
+          <w:rFonts w:ascii="Cascadia Mono" w:eastAsia="Cascadia Mono" w:hAnsi="Cascadia Mono" w:cs="Cascadia Mono"/>
+          <w:color w:val="000000"/>
+          <w:sz w:val="18"/>
+          <w:szCs w:val="18"/>
+        </w:rPr>
+        <w:t>);</w:t>
+      </w:r>
+      <w:r>
+        <w:br/>
+      </w:r>
+      <w:r>
+        <w:tab/>
+      </w:r>
+      <w:r>
+        <w:tab/>
+      </w:r>
+      <w:r>
+        <w:tab/>
+      </w:r>
+      <w:r>
+        <w:tab/>
+      </w:r>
+      <w:r>
+        <w:tab/>
+      </w:r>
+      <w:r>
+        <w:tab/>
+      </w:r>
+      <w:r>
+        <w:rPr>
+          <w:rStyle w:val="a0"/>
+          <w:rFonts w:ascii="Cascadia Mono" w:eastAsia="Cascadia Mono" w:hAnsi="Cascadia Mono" w:cs="Cascadia Mono"/>
+          <w:color w:val="000000"/>
+          <w:sz w:val="18"/>
+          <w:szCs w:val="18"/>
+        </w:rPr>
+        <w:t>lab::ModuleWork1(</w:t>
+      </w:r>
+      <w:r>
+        <w:rPr>
+          <w:rStyle w:val="a0"/>
+          <w:rFonts w:ascii="Cascadia Mono" w:eastAsia="Cascadia Mono" w:hAnsi="Cascadia Mono" w:cs="Cascadia Mono"/>
+          <w:color w:val="808080"/>
+          <w:sz w:val="18"/>
+          <w:szCs w:val="18"/>
+        </w:rPr>
+        <w:t>hwnd</w:t>
+      </w:r>
+      <w:r>
+        <w:rPr>
+          <w:rStyle w:val="a0"/>
+          <w:rFonts w:ascii="Cascadia Mono" w:eastAsia="Cascadia Mono" w:hAnsi="Cascadia Mono" w:cs="Cascadia Mono"/>
+          <w:color w:val="000000"/>
+          <w:sz w:val="18"/>
+          <w:szCs w:val="18"/>
+        </w:rPr>
+        <w:t>, &amp;state-&gt;workResultPayload1);</w:t>
+      </w:r>
+      <w:r>
+        <w:br/>
+      </w:r>
+      <w:r>
+        <w:tab/>
+      </w:r>
+      <w:r>
+        <w:tab/>
+      </w:r>
+      <w:r>
+        <w:tab/>
+      </w:r>
+      <w:r>
+        <w:tab/>
+      </w:r>
+      <w:r>
+        <w:tab/>
+      </w:r>
+      <w:r>
+        <w:tab/>
+      </w:r>
+      <w:r>
+        <w:rPr>
+          <w:rStyle w:val="a0"/>
+          <w:rFonts w:ascii="Cascadia Mono" w:eastAsia="Cascadia Mono" w:hAnsi="Cascadia Mono" w:cs="Cascadia Mono"/>
+          <w:color w:val="000000"/>
+          <w:sz w:val="18"/>
+          <w:szCs w:val="18"/>
+        </w:rPr>
+        <w:t xml:space="preserve">state-&gt;shouldExecuteWorkResult1 = </w:t>
+      </w:r>
+      <w:r>
+        <w:rPr>
+          <w:rStyle w:val="a0"/>
+          <w:rFonts w:ascii="Cascadia Mono" w:eastAsia="Cascadia Mono" w:hAnsi="Cascadia Mono" w:cs="Cascadia Mono"/>
+          <w:color w:val="0000FF"/>
+          <w:sz w:val="18"/>
+          <w:szCs w:val="18"/>
+        </w:rPr>
+        <w:t>true</w:t>
+      </w:r>
+      <w:r>
+        <w:rPr>
+          <w:rStyle w:val="a0"/>
+          <w:rFonts w:ascii="Cascadia Mono" w:eastAsia="Cascadia Mono" w:hAnsi="Cascadia Mono" w:cs="Cascadia Mono"/>
+          <w:color w:val="000000"/>
+          <w:sz w:val="18"/>
+          <w:szCs w:val="18"/>
+        </w:rPr>
+        <w:t>;</w:t>
+      </w:r>
+      <w:r>
+        <w:br/>
+      </w:r>
+      <w:r>
+        <w:br/>
+      </w:r>
+      <w:r>
+        <w:tab/>
+      </w:r>
+      <w:r>
+        <w:tab/>
+      </w:r>
+      <w:r>
+        <w:tab/>
+      </w:r>
+      <w:r>
+        <w:tab/>
+      </w:r>
+      <w:r>
+        <w:tab/>
+      </w:r>
+      <w:r>
+        <w:tab/>
+      </w:r>
+      <w:r>
+        <w:rPr>
+          <w:rStyle w:val="a0"/>
+          <w:rFonts w:ascii="Cascadia Mono" w:eastAsia="Cascadia Mono" w:hAnsi="Cascadia Mono" w:cs="Cascadia Mono"/>
+          <w:color w:val="0000FF"/>
+          <w:sz w:val="18"/>
+          <w:szCs w:val="18"/>
+        </w:rPr>
+        <w:t>if</w:t>
+      </w:r>
+      <w:r>
+        <w:rPr>
+          <w:rStyle w:val="a0"/>
+          <w:rFonts w:ascii="Cascadia Mono" w:eastAsia="Cascadia Mono" w:hAnsi="Cascadia Mono" w:cs="Cascadia Mono"/>
+          <w:color w:val="000000"/>
+          <w:sz w:val="18"/>
+          <w:szCs w:val="18"/>
+        </w:rPr>
+        <w:t xml:space="preserve"> (state-&gt;workResultPayload1.wasChosen &amp;&amp; std::strlen(state-&gt;workResultPayload1.result) &gt; 0) {</w:t>
+      </w:r>
+      <w:r>
+        <w:br/>
+      </w:r>
+      <w:r>
+        <w:tab/>
+      </w:r>
+      <w:r>
+        <w:tab/>
+      </w:r>
+      <w:r>
+        <w:tab/>
+      </w:r>
+      <w:r>
+        <w:tab/>
+      </w:r>
+      <w:r>
+        <w:tab/>
+      </w:r>
+      <w:r>
+        <w:tab/>
+      </w:r>
+      <w:r>
+        <w:tab/>
+      </w:r>
+      <w:r>
+        <w:rPr>
+          <w:rStyle w:val="a0"/>
+          <w:rFonts w:ascii="Cascadia Mono" w:eastAsia="Cascadia Mono" w:hAnsi="Cascadia Mono" w:cs="Cascadia Mono"/>
+          <w:color w:val="000000"/>
+          <w:sz w:val="18"/>
+          <w:szCs w:val="18"/>
+        </w:rPr>
+        <w:t>InvalidateRect(</w:t>
+      </w:r>
+      <w:r>
+        <w:rPr>
+          <w:rStyle w:val="a0"/>
+          <w:rFonts w:ascii="Cascadia Mono" w:eastAsia="Cascadia Mono" w:hAnsi="Cascadia Mono" w:cs="Cascadia Mono"/>
+          <w:color w:val="808080"/>
+          <w:sz w:val="18"/>
+          <w:szCs w:val="18"/>
+        </w:rPr>
+        <w:t>hwnd</w:t>
+      </w:r>
+      <w:r>
+        <w:rPr>
+          <w:rStyle w:val="a0"/>
+          <w:rFonts w:ascii="Cascadia Mono" w:eastAsia="Cascadia Mono" w:hAnsi="Cascadia Mono" w:cs="Cascadia Mono"/>
+          <w:color w:val="000000"/>
+          <w:sz w:val="18"/>
+          <w:szCs w:val="18"/>
+        </w:rPr>
+        <w:t xml:space="preserve">, </w:t>
+      </w:r>
+      <w:r>
+        <w:rPr>
+          <w:rStyle w:val="a0"/>
+          <w:rFonts w:ascii="Cascadia Mono" w:eastAsia="Cascadia Mono" w:hAnsi="Cascadia Mono" w:cs="Cascadia Mono"/>
+          <w:color w:val="0000FF"/>
+          <w:sz w:val="18"/>
+          <w:szCs w:val="18"/>
+        </w:rPr>
+        <w:t>nullptr</w:t>
+      </w:r>
+      <w:r>
+        <w:rPr>
+          <w:rStyle w:val="a0"/>
+          <w:rFonts w:ascii="Cascadia Mono" w:eastAsia="Cascadia Mono" w:hAnsi="Cascadia Mono" w:cs="Cascadia Mono"/>
+          <w:color w:val="000000"/>
+          <w:sz w:val="18"/>
+          <w:szCs w:val="18"/>
+        </w:rPr>
+        <w:t xml:space="preserve">, </w:t>
+      </w:r>
+      <w:r>
+        <w:rPr>
+          <w:rStyle w:val="a0"/>
+          <w:rFonts w:ascii="Cascadia Mono" w:eastAsia="Cascadia Mono" w:hAnsi="Cascadia Mono" w:cs="Cascadia Mono"/>
+          <w:color w:val="6F008A"/>
+          <w:sz w:val="18"/>
+          <w:szCs w:val="18"/>
+        </w:rPr>
+        <w:t>TRUE</w:t>
+      </w:r>
+      <w:r>
+        <w:rPr>
+          <w:rStyle w:val="a0"/>
+          <w:rFonts w:ascii="Cascadia Mono" w:eastAsia="Cascadia Mono" w:hAnsi="Cascadia Mono" w:cs="Cascadia Mono"/>
+          <w:color w:val="000000"/>
+          <w:sz w:val="18"/>
+          <w:szCs w:val="18"/>
+        </w:rPr>
+        <w:t>);</w:t>
+      </w:r>
+      <w:r>
+        <w:br/>
+      </w:r>
+      <w:r>
+        <w:tab/>
+      </w:r>
+      <w:r>
+        <w:tab/>
+      </w:r>
+      <w:r>
+        <w:tab/>
+      </w:r>
+      <w:r>
+        <w:tab/>
+      </w:r>
+      <w:r>
+        <w:tab/>
       </w:r>
       <w:r>
         <w:tab/>
@@ -2497,6 +4728,21 @@
         <w:tab/>
       </w:r>
       <w:r>
+        <w:tab/>
+      </w:r>
+      <w:r>
+        <w:tab/>
+      </w:r>
+      <w:r>
+        <w:tab/>
+      </w:r>
+      <w:r>
+        <w:tab/>
+      </w:r>
+      <w:r>
+        <w:tab/>
+      </w:r>
+      <w:r>
         <w:rPr>
           <w:rStyle w:val="a0"/>
           <w:rFonts w:ascii="Cascadia Mono" w:eastAsia="Cascadia Mono" w:hAnsi="Cascadia Mono" w:cs="Cascadia Mono"/>
@@ -2504,20 +4750,35 @@
           <w:sz w:val="18"/>
           <w:szCs w:val="18"/>
         </w:rPr>
-        <w:t>return</w:t>
-      </w:r>
-      <w:r>
-        <w:rPr>
-          <w:rStyle w:val="a0"/>
-          <w:rFonts w:ascii="Cascadia Mono" w:eastAsia="Cascadia Mono" w:hAnsi="Cascadia Mono" w:cs="Cascadia Mono"/>
-          <w:color w:val="000000"/>
-          <w:sz w:val="18"/>
-          <w:szCs w:val="18"/>
-        </w:rPr>
-        <w:t xml:space="preserve"> 0;</w:t>
-      </w:r>
-      <w:r>
-        <w:br/>
+        <w:t>break</w:t>
+      </w:r>
+      <w:r>
+        <w:rPr>
+          <w:rStyle w:val="a0"/>
+          <w:rFonts w:ascii="Cascadia Mono" w:eastAsia="Cascadia Mono" w:hAnsi="Cascadia Mono" w:cs="Cascadia Mono"/>
+          <w:color w:val="000000"/>
+          <w:sz w:val="18"/>
+          <w:szCs w:val="18"/>
+        </w:rPr>
+        <w:t>;</w:t>
+      </w:r>
+      <w:r>
+        <w:br/>
+      </w:r>
+      <w:r>
+        <w:tab/>
+      </w:r>
+      <w:r>
+        <w:tab/>
+      </w:r>
+      <w:r>
+        <w:tab/>
+      </w:r>
+      <w:r>
+        <w:tab/>
+      </w:r>
+      <w:r>
+        <w:tab/>
       </w:r>
       <w:r>
         <w:rPr>
@@ -2536,6 +4797,21 @@
         <w:br/>
       </w:r>
       <w:r>
+        <w:tab/>
+      </w:r>
+      <w:r>
+        <w:tab/>
+      </w:r>
+      <w:r>
+        <w:tab/>
+      </w:r>
+      <w:r>
+        <w:tab/>
+      </w:r>
+      <w:r>
+        <w:tab/>
+      </w:r>
+      <w:r>
         <w:rPr>
           <w:rStyle w:val="a0"/>
           <w:rFonts w:ascii="Cascadia Mono" w:eastAsia="Cascadia Mono" w:hAnsi="Cascadia Mono" w:cs="Cascadia Mono"/>
@@ -2543,20 +4819,55 @@
           <w:sz w:val="18"/>
           <w:szCs w:val="18"/>
         </w:rPr>
-        <w:t>namespace</w:t>
-      </w:r>
-      <w:r>
-        <w:rPr>
-          <w:rStyle w:val="a0"/>
-          <w:rFonts w:ascii="Cascadia Mono" w:eastAsia="Cascadia Mono" w:hAnsi="Cascadia Mono" w:cs="Cascadia Mono"/>
-          <w:color w:val="000000"/>
-          <w:sz w:val="18"/>
-          <w:szCs w:val="18"/>
-        </w:rPr>
-        <w:t xml:space="preserve"> {</w:t>
-      </w:r>
-      <w:r>
-        <w:br/>
+        <w:t>case</w:t>
+      </w:r>
+      <w:r>
+        <w:rPr>
+          <w:rStyle w:val="a0"/>
+          <w:rFonts w:ascii="Cascadia Mono" w:eastAsia="Cascadia Mono" w:hAnsi="Cascadia Mono" w:cs="Cascadia Mono"/>
+          <w:color w:val="000000"/>
+          <w:sz w:val="18"/>
+          <w:szCs w:val="18"/>
+        </w:rPr>
+        <w:t xml:space="preserve"> </w:t>
+      </w:r>
+      <w:r>
+        <w:rPr>
+          <w:rStyle w:val="a0"/>
+          <w:rFonts w:ascii="Cascadia Mono" w:eastAsia="Cascadia Mono" w:hAnsi="Cascadia Mono" w:cs="Cascadia Mono"/>
+          <w:color w:val="6F008A"/>
+          <w:sz w:val="18"/>
+          <w:szCs w:val="18"/>
+        </w:rPr>
+        <w:t>IDM_WORK_2</w:t>
+      </w:r>
+      <w:r>
+        <w:rPr>
+          <w:rStyle w:val="a0"/>
+          <w:rFonts w:ascii="Cascadia Mono" w:eastAsia="Cascadia Mono" w:hAnsi="Cascadia Mono" w:cs="Cascadia Mono"/>
+          <w:color w:val="000000"/>
+          <w:sz w:val="18"/>
+          <w:szCs w:val="18"/>
+        </w:rPr>
+        <w:t>: {</w:t>
+      </w:r>
+      <w:r>
+        <w:br/>
+      </w:r>
+      <w:r>
+        <w:tab/>
+      </w:r>
+      <w:r>
+        <w:tab/>
+      </w:r>
+      <w:r>
+        <w:tab/>
+      </w:r>
+      <w:r>
+        <w:tab/>
+      </w:r>
+      <w:r>
+        <w:tab/>
       </w:r>
       <w:r>
         <w:tab/>
@@ -2569,17 +4880,17 @@
           <w:sz w:val="18"/>
           <w:szCs w:val="18"/>
         </w:rPr>
-        <w:t>ATOM</w:t>
-      </w:r>
-      <w:r>
-        <w:rPr>
-          <w:rStyle w:val="a0"/>
-          <w:rFonts w:ascii="Cascadia Mono" w:eastAsia="Cascadia Mono" w:hAnsi="Cascadia Mono" w:cs="Cascadia Mono"/>
-          <w:color w:val="000000"/>
-          <w:sz w:val="18"/>
-          <w:szCs w:val="18"/>
-        </w:rPr>
-        <w:t xml:space="preserve"> LabRegisterClass(</w:t>
+        <w:t>State</w:t>
+      </w:r>
+      <w:r>
+        <w:rPr>
+          <w:rStyle w:val="a0"/>
+          <w:rFonts w:ascii="Cascadia Mono" w:eastAsia="Cascadia Mono" w:hAnsi="Cascadia Mono" w:cs="Cascadia Mono"/>
+          <w:color w:val="000000"/>
+          <w:sz w:val="18"/>
+          <w:szCs w:val="18"/>
+        </w:rPr>
+        <w:t>* state = (</w:t>
       </w:r>
       <w:r>
         <w:rPr>
@@ -2589,7 +4900,441 @@
           <w:sz w:val="18"/>
           <w:szCs w:val="18"/>
         </w:rPr>
-        <w:t>HINSTANCE</w:t>
+        <w:t>State</w:t>
+      </w:r>
+      <w:r>
+        <w:rPr>
+          <w:rStyle w:val="a0"/>
+          <w:rFonts w:ascii="Cascadia Mono" w:eastAsia="Cascadia Mono" w:hAnsi="Cascadia Mono" w:cs="Cascadia Mono"/>
+          <w:color w:val="000000"/>
+          <w:sz w:val="18"/>
+          <w:szCs w:val="18"/>
+        </w:rPr>
+        <w:t>*)GetWindowLongPtrA(</w:t>
+      </w:r>
+      <w:r>
+        <w:rPr>
+          <w:rStyle w:val="a0"/>
+          <w:rFonts w:ascii="Cascadia Mono" w:eastAsia="Cascadia Mono" w:hAnsi="Cascadia Mono" w:cs="Cascadia Mono"/>
+          <w:color w:val="808080"/>
+          <w:sz w:val="18"/>
+          <w:szCs w:val="18"/>
+        </w:rPr>
+        <w:t>hwnd</w:t>
+      </w:r>
+      <w:r>
+        <w:rPr>
+          <w:rStyle w:val="a0"/>
+          <w:rFonts w:ascii="Cascadia Mono" w:eastAsia="Cascadia Mono" w:hAnsi="Cascadia Mono" w:cs="Cascadia Mono"/>
+          <w:color w:val="000000"/>
+          <w:sz w:val="18"/>
+          <w:szCs w:val="18"/>
+        </w:rPr>
+        <w:t xml:space="preserve">, </w:t>
+      </w:r>
+      <w:r>
+        <w:rPr>
+          <w:rStyle w:val="a0"/>
+          <w:rFonts w:ascii="Cascadia Mono" w:eastAsia="Cascadia Mono" w:hAnsi="Cascadia Mono" w:cs="Cascadia Mono"/>
+          <w:color w:val="6F008A"/>
+          <w:sz w:val="18"/>
+          <w:szCs w:val="18"/>
+        </w:rPr>
+        <w:t>GWLP_USERDATA</w:t>
+      </w:r>
+      <w:r>
+        <w:rPr>
+          <w:rStyle w:val="a0"/>
+          <w:rFonts w:ascii="Cascadia Mono" w:eastAsia="Cascadia Mono" w:hAnsi="Cascadia Mono" w:cs="Cascadia Mono"/>
+          <w:color w:val="000000"/>
+          <w:sz w:val="18"/>
+          <w:szCs w:val="18"/>
+        </w:rPr>
+        <w:t>);</w:t>
+      </w:r>
+      <w:r>
+        <w:br/>
+      </w:r>
+      <w:r>
+        <w:tab/>
+      </w:r>
+      <w:r>
+        <w:tab/>
+      </w:r>
+      <w:r>
+        <w:tab/>
+      </w:r>
+      <w:r>
+        <w:tab/>
+      </w:r>
+      <w:r>
+        <w:tab/>
+      </w:r>
+      <w:r>
+        <w:tab/>
+      </w:r>
+      <w:r>
+        <w:rPr>
+          <w:rStyle w:val="a0"/>
+          <w:rFonts w:ascii="Cascadia Mono" w:eastAsia="Cascadia Mono" w:hAnsi="Cascadia Mono" w:cs="Cascadia Mono"/>
+          <w:color w:val="000000"/>
+          <w:sz w:val="18"/>
+          <w:szCs w:val="18"/>
+        </w:rPr>
+        <w:t>lab::ModuleWork2(</w:t>
+      </w:r>
+      <w:r>
+        <w:rPr>
+          <w:rStyle w:val="a0"/>
+          <w:rFonts w:ascii="Cascadia Mono" w:eastAsia="Cascadia Mono" w:hAnsi="Cascadia Mono" w:cs="Cascadia Mono"/>
+          <w:color w:val="808080"/>
+          <w:sz w:val="18"/>
+          <w:szCs w:val="18"/>
+        </w:rPr>
+        <w:t>hwnd</w:t>
+      </w:r>
+      <w:r>
+        <w:rPr>
+          <w:rStyle w:val="a0"/>
+          <w:rFonts w:ascii="Cascadia Mono" w:eastAsia="Cascadia Mono" w:hAnsi="Cascadia Mono" w:cs="Cascadia Mono"/>
+          <w:color w:val="000000"/>
+          <w:sz w:val="18"/>
+          <w:szCs w:val="18"/>
+        </w:rPr>
+        <w:t>, &amp;state-&gt;workResultPayload2);</w:t>
+      </w:r>
+      <w:r>
+        <w:br/>
+      </w:r>
+      <w:r>
+        <w:tab/>
+      </w:r>
+      <w:r>
+        <w:tab/>
+      </w:r>
+      <w:r>
+        <w:tab/>
+      </w:r>
+      <w:r>
+        <w:tab/>
+      </w:r>
+      <w:r>
+        <w:tab/>
+      </w:r>
+      <w:r>
+        <w:tab/>
+      </w:r>
+      <w:r>
+        <w:rPr>
+          <w:rStyle w:val="a0"/>
+          <w:rFonts w:ascii="Cascadia Mono" w:eastAsia="Cascadia Mono" w:hAnsi="Cascadia Mono" w:cs="Cascadia Mono"/>
+          <w:color w:val="000000"/>
+          <w:sz w:val="18"/>
+          <w:szCs w:val="18"/>
+        </w:rPr>
+        <w:t xml:space="preserve">state-&gt;shouldExecuteWorkResult2 = </w:t>
+      </w:r>
+      <w:r>
+        <w:rPr>
+          <w:rStyle w:val="a0"/>
+          <w:rFonts w:ascii="Cascadia Mono" w:eastAsia="Cascadia Mono" w:hAnsi="Cascadia Mono" w:cs="Cascadia Mono"/>
+          <w:color w:val="0000FF"/>
+          <w:sz w:val="18"/>
+          <w:szCs w:val="18"/>
+        </w:rPr>
+        <w:t>true</w:t>
+      </w:r>
+      <w:r>
+        <w:rPr>
+          <w:rStyle w:val="a0"/>
+          <w:rFonts w:ascii="Cascadia Mono" w:eastAsia="Cascadia Mono" w:hAnsi="Cascadia Mono" w:cs="Cascadia Mono"/>
+          <w:color w:val="000000"/>
+          <w:sz w:val="18"/>
+          <w:szCs w:val="18"/>
+        </w:rPr>
+        <w:t>;</w:t>
+      </w:r>
+      <w:r>
+        <w:br/>
+      </w:r>
+      <w:r>
+        <w:br/>
+      </w:r>
+      <w:r>
+        <w:tab/>
+      </w:r>
+      <w:r>
+        <w:tab/>
+      </w:r>
+      <w:r>
+        <w:tab/>
+      </w:r>
+      <w:r>
+        <w:tab/>
+      </w:r>
+      <w:r>
+        <w:tab/>
+      </w:r>
+      <w:r>
+        <w:tab/>
+      </w:r>
+      <w:r>
+        <w:rPr>
+          <w:rStyle w:val="a0"/>
+          <w:rFonts w:ascii="Cascadia Mono" w:eastAsia="Cascadia Mono" w:hAnsi="Cascadia Mono" w:cs="Cascadia Mono"/>
+          <w:color w:val="0000FF"/>
+          <w:sz w:val="18"/>
+          <w:szCs w:val="18"/>
+        </w:rPr>
+        <w:t>if</w:t>
+      </w:r>
+      <w:r>
+        <w:rPr>
+          <w:rStyle w:val="a0"/>
+          <w:rFonts w:ascii="Cascadia Mono" w:eastAsia="Cascadia Mono" w:hAnsi="Cascadia Mono" w:cs="Cascadia Mono"/>
+          <w:color w:val="000000"/>
+          <w:sz w:val="18"/>
+          <w:szCs w:val="18"/>
+        </w:rPr>
+        <w:t xml:space="preserve"> (!state-&gt;workResultPayload2.w</w:t>
+      </w:r>
+      <w:r>
+        <w:rPr>
+          <w:rStyle w:val="a0"/>
+          <w:rFonts w:ascii="Cascadia Mono" w:eastAsia="Cascadia Mono" w:hAnsi="Cascadia Mono" w:cs="Cascadia Mono"/>
+          <w:color w:val="000000"/>
+          <w:sz w:val="18"/>
+          <w:szCs w:val="18"/>
+        </w:rPr>
+        <w:t>ritten.empty()) {</w:t>
+      </w:r>
+      <w:r>
+        <w:br/>
+      </w:r>
+      <w:r>
+        <w:tab/>
+      </w:r>
+      <w:r>
+        <w:tab/>
+      </w:r>
+      <w:r>
+        <w:tab/>
+      </w:r>
+      <w:r>
+        <w:tab/>
+      </w:r>
+      <w:r>
+        <w:tab/>
+      </w:r>
+      <w:r>
+        <w:tab/>
+      </w:r>
+      <w:r>
+        <w:tab/>
+      </w:r>
+      <w:r>
+        <w:rPr>
+          <w:rStyle w:val="a0"/>
+          <w:rFonts w:ascii="Cascadia Mono" w:eastAsia="Cascadia Mono" w:hAnsi="Cascadia Mono" w:cs="Cascadia Mono"/>
+          <w:color w:val="000000"/>
+          <w:sz w:val="18"/>
+          <w:szCs w:val="18"/>
+        </w:rPr>
+        <w:t>InvalidateRect(</w:t>
+      </w:r>
+      <w:r>
+        <w:rPr>
+          <w:rStyle w:val="a0"/>
+          <w:rFonts w:ascii="Cascadia Mono" w:eastAsia="Cascadia Mono" w:hAnsi="Cascadia Mono" w:cs="Cascadia Mono"/>
+          <w:color w:val="808080"/>
+          <w:sz w:val="18"/>
+          <w:szCs w:val="18"/>
+        </w:rPr>
+        <w:t>hwnd</w:t>
+      </w:r>
+      <w:r>
+        <w:rPr>
+          <w:rStyle w:val="a0"/>
+          <w:rFonts w:ascii="Cascadia Mono" w:eastAsia="Cascadia Mono" w:hAnsi="Cascadia Mono" w:cs="Cascadia Mono"/>
+          <w:color w:val="000000"/>
+          <w:sz w:val="18"/>
+          <w:szCs w:val="18"/>
+        </w:rPr>
+        <w:t xml:space="preserve">, </w:t>
+      </w:r>
+      <w:r>
+        <w:rPr>
+          <w:rStyle w:val="a0"/>
+          <w:rFonts w:ascii="Cascadia Mono" w:eastAsia="Cascadia Mono" w:hAnsi="Cascadia Mono" w:cs="Cascadia Mono"/>
+          <w:color w:val="0000FF"/>
+          <w:sz w:val="18"/>
+          <w:szCs w:val="18"/>
+        </w:rPr>
+        <w:t>nullptr</w:t>
+      </w:r>
+      <w:r>
+        <w:rPr>
+          <w:rStyle w:val="a0"/>
+          <w:rFonts w:ascii="Cascadia Mono" w:eastAsia="Cascadia Mono" w:hAnsi="Cascadia Mono" w:cs="Cascadia Mono"/>
+          <w:color w:val="000000"/>
+          <w:sz w:val="18"/>
+          <w:szCs w:val="18"/>
+        </w:rPr>
+        <w:t xml:space="preserve">, </w:t>
+      </w:r>
+      <w:r>
+        <w:rPr>
+          <w:rStyle w:val="a0"/>
+          <w:rFonts w:ascii="Cascadia Mono" w:eastAsia="Cascadia Mono" w:hAnsi="Cascadia Mono" w:cs="Cascadia Mono"/>
+          <w:color w:val="6F008A"/>
+          <w:sz w:val="18"/>
+          <w:szCs w:val="18"/>
+        </w:rPr>
+        <w:t>TRUE</w:t>
+      </w:r>
+      <w:r>
+        <w:rPr>
+          <w:rStyle w:val="a0"/>
+          <w:rFonts w:ascii="Cascadia Mono" w:eastAsia="Cascadia Mono" w:hAnsi="Cascadia Mono" w:cs="Cascadia Mono"/>
+          <w:color w:val="000000"/>
+          <w:sz w:val="18"/>
+          <w:szCs w:val="18"/>
+        </w:rPr>
+        <w:t>);</w:t>
+      </w:r>
+      <w:r>
+        <w:br/>
+      </w:r>
+      <w:r>
+        <w:tab/>
+      </w:r>
+      <w:r>
+        <w:tab/>
+      </w:r>
+      <w:r>
+        <w:tab/>
+      </w:r>
+      <w:r>
+        <w:tab/>
+      </w:r>
+      <w:r>
+        <w:tab/>
+      </w:r>
+      <w:r>
+        <w:tab/>
+      </w:r>
+      <w:r>
+        <w:rPr>
+          <w:rStyle w:val="a0"/>
+          <w:rFonts w:ascii="Cascadia Mono" w:eastAsia="Cascadia Mono" w:hAnsi="Cascadia Mono" w:cs="Cascadia Mono"/>
+          <w:color w:val="000000"/>
+          <w:sz w:val="18"/>
+          <w:szCs w:val="18"/>
+        </w:rPr>
+        <w:t>}</w:t>
+      </w:r>
+      <w:r>
+        <w:br/>
+      </w:r>
+      <w:r>
+        <w:br/>
+      </w:r>
+      <w:r>
+        <w:tab/>
+      </w:r>
+      <w:r>
+        <w:tab/>
+      </w:r>
+      <w:r>
+        <w:tab/>
+      </w:r>
+      <w:r>
+        <w:tab/>
+      </w:r>
+      <w:r>
+        <w:tab/>
+      </w:r>
+      <w:r>
+        <w:tab/>
+      </w:r>
+      <w:r>
+        <w:rPr>
+          <w:rStyle w:val="a0"/>
+          <w:rFonts w:ascii="Cascadia Mono" w:eastAsia="Cascadia Mono" w:hAnsi="Cascadia Mono" w:cs="Cascadia Mono"/>
+          <w:color w:val="0000FF"/>
+          <w:sz w:val="18"/>
+          <w:szCs w:val="18"/>
+        </w:rPr>
+        <w:t>break</w:t>
+      </w:r>
+      <w:r>
+        <w:rPr>
+          <w:rStyle w:val="a0"/>
+          <w:rFonts w:ascii="Cascadia Mono" w:eastAsia="Cascadia Mono" w:hAnsi="Cascadia Mono" w:cs="Cascadia Mono"/>
+          <w:color w:val="000000"/>
+          <w:sz w:val="18"/>
+          <w:szCs w:val="18"/>
+        </w:rPr>
+        <w:t>;</w:t>
+      </w:r>
+      <w:r>
+        <w:br/>
+      </w:r>
+      <w:r>
+        <w:tab/>
+      </w:r>
+      <w:r>
+        <w:tab/>
+      </w:r>
+      <w:r>
+        <w:tab/>
+      </w:r>
+      <w:r>
+        <w:tab/>
+      </w:r>
+      <w:r>
+        <w:tab/>
+      </w:r>
+      <w:r>
+        <w:rPr>
+          <w:rStyle w:val="a0"/>
+          <w:rFonts w:ascii="Cascadia Mono" w:eastAsia="Cascadia Mono" w:hAnsi="Cascadia Mono" w:cs="Cascadia Mono"/>
+          <w:color w:val="000000"/>
+          <w:sz w:val="18"/>
+          <w:szCs w:val="18"/>
+        </w:rPr>
+        <w:t>}</w:t>
+      </w:r>
+      <w:r>
+        <w:br/>
+      </w:r>
+      <w:r>
+        <w:br/>
+      </w:r>
+      <w:r>
+        <w:tab/>
+      </w:r>
+      <w:r>
+        <w:tab/>
+      </w:r>
+      <w:r>
+        <w:tab/>
+      </w:r>
+      <w:r>
+        <w:tab/>
+      </w:r>
+      <w:r>
+        <w:tab/>
+      </w:r>
+      <w:r>
+        <w:rPr>
+          <w:rStyle w:val="a0"/>
+          <w:rFonts w:ascii="Cascadia Mono" w:eastAsia="Cascadia Mono" w:hAnsi="Cascadia Mono" w:cs="Cascadia Mono"/>
+          <w:color w:val="0000FF"/>
+          <w:sz w:val="18"/>
+          <w:szCs w:val="18"/>
+        </w:rPr>
+        <w:t>case</w:t>
       </w:r>
       <w:r>
         <w:rPr>
@@ -2605,24 +5350,237 @@
         <w:rPr>
           <w:rStyle w:val="a0"/>
           <w:rFonts w:ascii="Cascadia Mono" w:eastAsia="Cascadia Mono" w:hAnsi="Cascadia Mono" w:cs="Cascadia Mono"/>
+          <w:color w:val="6F008A"/>
+          <w:sz w:val="18"/>
+          <w:szCs w:val="18"/>
+        </w:rPr>
+        <w:t>IDM_EXIT</w:t>
+      </w:r>
+      <w:r>
+        <w:rPr>
+          <w:rStyle w:val="a0"/>
+          <w:rFonts w:ascii="Cascadia Mono" w:eastAsia="Cascadia Mono" w:hAnsi="Cascadia Mono" w:cs="Cascadia Mono"/>
+          <w:color w:val="000000"/>
+          <w:sz w:val="18"/>
+          <w:szCs w:val="18"/>
+        </w:rPr>
+        <w:t>:</w:t>
+      </w:r>
+      <w:r>
+        <w:br/>
+      </w:r>
+      <w:r>
+        <w:tab/>
+      </w:r>
+      <w:r>
+        <w:tab/>
+      </w:r>
+      <w:r>
+        <w:tab/>
+      </w:r>
+      <w:r>
+        <w:tab/>
+      </w:r>
+      <w:r>
+        <w:tab/>
+      </w:r>
+      <w:r>
+        <w:tab/>
+      </w:r>
+      <w:r>
+        <w:rPr>
+          <w:rStyle w:val="a0"/>
+          <w:rFonts w:ascii="Cascadia Mono" w:eastAsia="Cascadia Mono" w:hAnsi="Cascadia Mono" w:cs="Cascadia Mono"/>
+          <w:color w:val="000000"/>
+          <w:sz w:val="18"/>
+          <w:szCs w:val="18"/>
+        </w:rPr>
+        <w:t>DestroyWindow(</w:t>
+      </w:r>
+      <w:r>
+        <w:rPr>
+          <w:rStyle w:val="a0"/>
+          <w:rFonts w:ascii="Cascadia Mono" w:eastAsia="Cascadia Mono" w:hAnsi="Cascadia Mono" w:cs="Cascadia Mono"/>
           <w:color w:val="808080"/>
           <w:sz w:val="18"/>
           <w:szCs w:val="18"/>
         </w:rPr>
-        <w:t>hInstance</w:t>
-      </w:r>
-      <w:r>
-        <w:rPr>
-          <w:rStyle w:val="a0"/>
-          <w:rFonts w:ascii="Cascadia Mono" w:eastAsia="Cascadia Mono" w:hAnsi="Cascadia Mono" w:cs="Cascadia Mono"/>
-          <w:color w:val="000000"/>
-          <w:sz w:val="18"/>
-          <w:szCs w:val="18"/>
-        </w:rPr>
-        <w:t>) {</w:t>
-      </w:r>
-      <w:r>
-        <w:br/>
+        <w:t>hwnd</w:t>
+      </w:r>
+      <w:r>
+        <w:rPr>
+          <w:rStyle w:val="a0"/>
+          <w:rFonts w:ascii="Cascadia Mono" w:eastAsia="Cascadia Mono" w:hAnsi="Cascadia Mono" w:cs="Cascadia Mono"/>
+          <w:color w:val="000000"/>
+          <w:sz w:val="18"/>
+          <w:szCs w:val="18"/>
+        </w:rPr>
+        <w:t>);</w:t>
+      </w:r>
+      <w:r>
+        <w:br/>
+      </w:r>
+      <w:r>
+        <w:tab/>
+      </w:r>
+      <w:r>
+        <w:tab/>
+      </w:r>
+      <w:r>
+        <w:tab/>
+      </w:r>
+      <w:r>
+        <w:tab/>
+      </w:r>
+      <w:r>
+        <w:tab/>
+      </w:r>
+      <w:r>
+        <w:tab/>
+      </w:r>
+      <w:r>
+        <w:rPr>
+          <w:rStyle w:val="a0"/>
+          <w:rFonts w:ascii="Cascadia Mono" w:eastAsia="Cascadia Mono" w:hAnsi="Cascadia Mono" w:cs="Cascadia Mono"/>
+          <w:color w:val="0000FF"/>
+          <w:sz w:val="18"/>
+          <w:szCs w:val="18"/>
+        </w:rPr>
+        <w:t>break</w:t>
+      </w:r>
+      <w:r>
+        <w:rPr>
+          <w:rStyle w:val="a0"/>
+          <w:rFonts w:ascii="Cascadia Mono" w:eastAsia="Cascadia Mono" w:hAnsi="Cascadia Mono" w:cs="Cascadia Mono"/>
+          <w:color w:val="000000"/>
+          <w:sz w:val="18"/>
+          <w:szCs w:val="18"/>
+        </w:rPr>
+        <w:t>;</w:t>
+      </w:r>
+      <w:r>
+        <w:br/>
+      </w:r>
+      <w:r>
+        <w:tab/>
+      </w:r>
+      <w:r>
+        <w:tab/>
+      </w:r>
+      <w:r>
+        <w:tab/>
+      </w:r>
+      <w:r>
+        <w:tab/>
+      </w:r>
+      <w:r>
+        <w:rPr>
+          <w:rStyle w:val="a0"/>
+          <w:rFonts w:ascii="Cascadia Mono" w:eastAsia="Cascadia Mono" w:hAnsi="Cascadia Mono" w:cs="Cascadia Mono"/>
+          <w:color w:val="000000"/>
+          <w:sz w:val="18"/>
+          <w:szCs w:val="18"/>
+        </w:rPr>
+        <w:t>}</w:t>
+      </w:r>
+      <w:r>
+        <w:br/>
+      </w:r>
+      <w:r>
+        <w:tab/>
+      </w:r>
+      <w:r>
+        <w:tab/>
+      </w:r>
+      <w:r>
+        <w:tab/>
+      </w:r>
+      <w:r>
+        <w:tab/>
+      </w:r>
+      <w:r>
+        <w:rPr>
+          <w:rStyle w:val="a0"/>
+          <w:rFonts w:ascii="Cascadia Mono" w:eastAsia="Cascadia Mono" w:hAnsi="Cascadia Mono" w:cs="Cascadia Mono"/>
+          <w:color w:val="0000FF"/>
+          <w:sz w:val="18"/>
+          <w:szCs w:val="18"/>
+        </w:rPr>
+        <w:t>break</w:t>
+      </w:r>
+      <w:r>
+        <w:rPr>
+          <w:rStyle w:val="a0"/>
+          <w:rFonts w:ascii="Cascadia Mono" w:eastAsia="Cascadia Mono" w:hAnsi="Cascadia Mono" w:cs="Cascadia Mono"/>
+          <w:color w:val="000000"/>
+          <w:sz w:val="18"/>
+          <w:szCs w:val="18"/>
+        </w:rPr>
+        <w:t>;</w:t>
+      </w:r>
+      <w:r>
+        <w:br/>
+      </w:r>
+      <w:r>
+        <w:br/>
+      </w:r>
+      <w:r>
+        <w:tab/>
+      </w:r>
+      <w:r>
+        <w:tab/>
+      </w:r>
+      <w:r>
+        <w:tab/>
+      </w:r>
+      <w:r>
+        <w:rPr>
+          <w:rStyle w:val="a0"/>
+          <w:rFonts w:ascii="Cascadia Mono" w:eastAsia="Cascadia Mono" w:hAnsi="Cascadia Mono" w:cs="Cascadia Mono"/>
+          <w:color w:val="0000FF"/>
+          <w:sz w:val="18"/>
+          <w:szCs w:val="18"/>
+        </w:rPr>
+        <w:t>case</w:t>
+      </w:r>
+      <w:r>
+        <w:rPr>
+          <w:rStyle w:val="a0"/>
+          <w:rFonts w:ascii="Cascadia Mono" w:eastAsia="Cascadia Mono" w:hAnsi="Cascadia Mono" w:cs="Cascadia Mono"/>
+          <w:color w:val="000000"/>
+          <w:sz w:val="18"/>
+          <w:szCs w:val="18"/>
+        </w:rPr>
+        <w:t xml:space="preserve"> </w:t>
+      </w:r>
+      <w:r>
+        <w:rPr>
+          <w:rStyle w:val="a0"/>
+          <w:rFonts w:ascii="Cascadia Mono" w:eastAsia="Cascadia Mono" w:hAnsi="Cascadia Mono" w:cs="Cascadia Mono"/>
+          <w:color w:val="6F008A"/>
+          <w:sz w:val="18"/>
+          <w:szCs w:val="18"/>
+        </w:rPr>
+        <w:t>WM_PAINT</w:t>
+      </w:r>
+      <w:r>
+        <w:rPr>
+          <w:rStyle w:val="a0"/>
+          <w:rFonts w:ascii="Cascadia Mono" w:eastAsia="Cascadia Mono" w:hAnsi="Cascadia Mono" w:cs="Cascadia Mono"/>
+          <w:color w:val="000000"/>
+          <w:sz w:val="18"/>
+          <w:szCs w:val="18"/>
+        </w:rPr>
+        <w:t>: {</w:t>
+      </w:r>
+      <w:r>
+        <w:br/>
+      </w:r>
+      <w:r>
+        <w:tab/>
+      </w:r>
+      <w:r>
+        <w:tab/>
       </w:r>
       <w:r>
         <w:tab/>
@@ -2638,7 +5596,32 @@
           <w:sz w:val="18"/>
           <w:szCs w:val="18"/>
         </w:rPr>
-        <w:t>WNDCLASSEX</w:t>
+        <w:t>PAINTSTRUCT</w:t>
+      </w:r>
+      <w:r>
+        <w:rPr>
+          <w:rStyle w:val="a0"/>
+          <w:rFonts w:ascii="Cascadia Mono" w:eastAsia="Cascadia Mono" w:hAnsi="Cascadia Mono" w:cs="Cascadia Mono"/>
+          <w:color w:val="000000"/>
+          <w:sz w:val="18"/>
+          <w:szCs w:val="18"/>
+        </w:rPr>
+        <w:t xml:space="preserve"> ps;</w:t>
+      </w:r>
+      <w:r>
+        <w:br/>
+      </w:r>
+      <w:r>
+        <w:tab/>
+      </w:r>
+      <w:r>
+        <w:tab/>
+      </w:r>
+      <w:r>
+        <w:tab/>
+      </w:r>
+      <w:r>
+        <w:tab/>
       </w:r>
       <w:r>
         <w:rPr>
@@ -2648,52 +5631,153 @@
           <w:sz w:val="18"/>
           <w:szCs w:val="18"/>
         </w:rPr>
-        <w:t>A</w:t>
-      </w:r>
-      <w:r>
-        <w:rPr>
-          <w:rStyle w:val="a0"/>
-          <w:rFonts w:ascii="Cascadia Mono" w:eastAsia="Cascadia Mono" w:hAnsi="Cascadia Mono" w:cs="Cascadia Mono"/>
-          <w:color w:val="000000"/>
-          <w:sz w:val="18"/>
-          <w:szCs w:val="18"/>
-        </w:rPr>
-        <w:t xml:space="preserve"> windowClass   = {};</w:t>
-      </w:r>
-      <w:r>
-        <w:br/>
-      </w:r>
-      <w:r>
-        <w:tab/>
-      </w:r>
-      <w:r>
-        <w:tab/>
-      </w:r>
-      <w:r>
-        <w:rPr>
-          <w:rStyle w:val="a0"/>
-          <w:rFonts w:ascii="Cascadia Mono" w:eastAsia="Cascadia Mono" w:hAnsi="Cascadia Mono" w:cs="Cascadia Mono"/>
-          <w:color w:val="000000"/>
-          <w:sz w:val="18"/>
-          <w:szCs w:val="18"/>
-        </w:rPr>
-        <w:t>windowClass.cbSize</w:t>
-      </w:r>
-      <w:r>
-        <w:tab/>
-      </w:r>
-      <w:r>
-        <w:tab/>
-      </w:r>
-      <w:r>
-        <w:rPr>
-          <w:rStyle w:val="a0"/>
-          <w:rFonts w:ascii="Cascadia Mono" w:eastAsia="Cascadia Mono" w:hAnsi="Cascadia Mono" w:cs="Cascadia Mono"/>
-          <w:color w:val="000000"/>
-          <w:sz w:val="18"/>
-          <w:szCs w:val="18"/>
-        </w:rPr>
-        <w:t xml:space="preserve">  = </w:t>
+        <w:t>HDC</w:t>
+      </w:r>
+      <w:r>
+        <w:rPr>
+          <w:rStyle w:val="a0"/>
+          <w:rFonts w:ascii="Cascadia Mono" w:eastAsia="Cascadia Mono" w:hAnsi="Cascadia Mono" w:cs="Cascadia Mono"/>
+          <w:color w:val="000000"/>
+          <w:sz w:val="18"/>
+          <w:szCs w:val="18"/>
+        </w:rPr>
+        <w:t xml:space="preserve"> hdc = BeginPaint(</w:t>
+      </w:r>
+      <w:r>
+        <w:rPr>
+          <w:rStyle w:val="a0"/>
+          <w:rFonts w:ascii="Cascadia Mono" w:eastAsia="Cascadia Mono" w:hAnsi="Cascadia Mono" w:cs="Cascadia Mono"/>
+          <w:color w:val="808080"/>
+          <w:sz w:val="18"/>
+          <w:szCs w:val="18"/>
+        </w:rPr>
+        <w:t>hwnd</w:t>
+      </w:r>
+      <w:r>
+        <w:rPr>
+          <w:rStyle w:val="a0"/>
+          <w:rFonts w:ascii="Cascadia Mono" w:eastAsia="Cascadia Mono" w:hAnsi="Cascadia Mono" w:cs="Cascadia Mono"/>
+          <w:color w:val="000000"/>
+          <w:sz w:val="18"/>
+          <w:szCs w:val="18"/>
+        </w:rPr>
+        <w:t>, &amp;ps);</w:t>
+      </w:r>
+      <w:r>
+        <w:br/>
+      </w:r>
+      <w:r>
+        <w:br/>
+      </w:r>
+      <w:r>
+        <w:tab/>
+      </w:r>
+      <w:r>
+        <w:tab/>
+      </w:r>
+      <w:r>
+        <w:tab/>
+      </w:r>
+      <w:r>
+        <w:tab/>
+      </w:r>
+      <w:r>
+        <w:rPr>
+          <w:rStyle w:val="a0"/>
+          <w:rFonts w:ascii="Cascadia Mono" w:eastAsia="Cascadia Mono" w:hAnsi="Cascadia Mono" w:cs="Cascadia Mono"/>
+          <w:color w:val="2B91AF"/>
+          <w:sz w:val="18"/>
+          <w:szCs w:val="18"/>
+        </w:rPr>
+        <w:t>State</w:t>
+      </w:r>
+      <w:r>
+        <w:rPr>
+          <w:rStyle w:val="a0"/>
+          <w:rFonts w:ascii="Cascadia Mono" w:eastAsia="Cascadia Mono" w:hAnsi="Cascadia Mono" w:cs="Cascadia Mono"/>
+          <w:color w:val="000000"/>
+          <w:sz w:val="18"/>
+          <w:szCs w:val="18"/>
+        </w:rPr>
+        <w:t>* state = (</w:t>
+      </w:r>
+      <w:r>
+        <w:rPr>
+          <w:rStyle w:val="a0"/>
+          <w:rFonts w:ascii="Cascadia Mono" w:eastAsia="Cascadia Mono" w:hAnsi="Cascadia Mono" w:cs="Cascadia Mono"/>
+          <w:color w:val="2B91AF"/>
+          <w:sz w:val="18"/>
+          <w:szCs w:val="18"/>
+        </w:rPr>
+        <w:t>State</w:t>
+      </w:r>
+      <w:r>
+        <w:rPr>
+          <w:rStyle w:val="a0"/>
+          <w:rFonts w:ascii="Cascadia Mono" w:eastAsia="Cascadia Mono" w:hAnsi="Cascadia Mono" w:cs="Cascadia Mono"/>
+          <w:color w:val="000000"/>
+          <w:sz w:val="18"/>
+          <w:szCs w:val="18"/>
+        </w:rPr>
+        <w:t>*)GetWindowLongPtrA(</w:t>
+      </w:r>
+      <w:r>
+        <w:rPr>
+          <w:rStyle w:val="a0"/>
+          <w:rFonts w:ascii="Cascadia Mono" w:eastAsia="Cascadia Mono" w:hAnsi="Cascadia Mono" w:cs="Cascadia Mono"/>
+          <w:color w:val="808080"/>
+          <w:sz w:val="18"/>
+          <w:szCs w:val="18"/>
+        </w:rPr>
+        <w:t>hwnd</w:t>
+      </w:r>
+      <w:r>
+        <w:rPr>
+          <w:rStyle w:val="a0"/>
+          <w:rFonts w:ascii="Cascadia Mono" w:eastAsia="Cascadia Mono" w:hAnsi="Cascadia Mono" w:cs="Cascadia Mono"/>
+          <w:color w:val="000000"/>
+          <w:sz w:val="18"/>
+          <w:szCs w:val="18"/>
+        </w:rPr>
+        <w:t xml:space="preserve">, </w:t>
+      </w:r>
+      <w:r>
+        <w:rPr>
+          <w:rStyle w:val="a0"/>
+          <w:rFonts w:ascii="Cascadia Mono" w:eastAsia="Cascadia Mono" w:hAnsi="Cascadia Mono" w:cs="Cascadia Mono"/>
+          <w:color w:val="6F008A"/>
+          <w:sz w:val="18"/>
+          <w:szCs w:val="18"/>
+        </w:rPr>
+        <w:t>GWLP_USERDATA</w:t>
+      </w:r>
+      <w:r>
+        <w:rPr>
+          <w:rStyle w:val="a0"/>
+          <w:rFonts w:ascii="Cascadia Mono" w:eastAsia="Cascadia Mono" w:hAnsi="Cascadia Mono" w:cs="Cascadia Mono"/>
+          <w:color w:val="000000"/>
+          <w:sz w:val="18"/>
+          <w:szCs w:val="18"/>
+        </w:rPr>
+        <w:t>);</w:t>
+      </w:r>
+      <w:r>
+        <w:br/>
+      </w:r>
+      <w:r>
+        <w:br/>
+      </w:r>
+      <w:r>
+        <w:tab/>
+      </w:r>
+      <w:r>
+        <w:tab/>
+      </w:r>
+      <w:r>
+        <w:tab/>
+      </w:r>
+      <w:r>
+        <w:tab/>
       </w:r>
       <w:r>
         <w:rPr>
@@ -2703,210 +5787,45 @@
           <w:sz w:val="18"/>
           <w:szCs w:val="18"/>
         </w:rPr>
-        <w:t>sizeof</w:t>
-      </w:r>
-      <w:r>
-        <w:rPr>
-          <w:rStyle w:val="a0"/>
-          <w:rFonts w:ascii="Cascadia Mono" w:eastAsia="Cascadia Mono" w:hAnsi="Cascadia Mono" w:cs="Cascadia Mono"/>
-          <w:color w:val="000000"/>
-          <w:sz w:val="18"/>
-          <w:szCs w:val="18"/>
-        </w:rPr>
-        <w:t>(windowClass);</w:t>
-      </w:r>
-      <w:r>
-        <w:br/>
-      </w:r>
-      <w:r>
-        <w:tab/>
-      </w:r>
-      <w:r>
-        <w:tab/>
-      </w:r>
-      <w:r>
-        <w:rPr>
-          <w:rStyle w:val="a0"/>
-          <w:rFonts w:ascii="Cascadia Mono" w:eastAsia="Cascadia Mono" w:hAnsi="Cascadia Mono" w:cs="Cascadia Mono"/>
-          <w:color w:val="000000"/>
-          <w:sz w:val="18"/>
-          <w:szCs w:val="18"/>
-        </w:rPr>
-        <w:t xml:space="preserve">windowClass.hInstance     = </w:t>
-      </w:r>
-      <w:r>
-        <w:rPr>
-          <w:rStyle w:val="a0"/>
-          <w:rFonts w:ascii="Cascadia Mono" w:eastAsia="Cascadia Mono" w:hAnsi="Cascadia Mono" w:cs="Cascadia Mono"/>
-          <w:color w:val="808080"/>
-          <w:sz w:val="18"/>
-          <w:szCs w:val="18"/>
-        </w:rPr>
-        <w:t>hInstance</w:t>
-      </w:r>
-      <w:r>
-        <w:rPr>
-          <w:rStyle w:val="a0"/>
-          <w:rFonts w:ascii="Cascadia Mono" w:eastAsia="Cascadia Mono" w:hAnsi="Cascadia Mono" w:cs="Cascadia Mono"/>
-          <w:color w:val="000000"/>
-          <w:sz w:val="18"/>
-          <w:szCs w:val="18"/>
-        </w:rPr>
-        <w:t>;</w:t>
-      </w:r>
-      <w:r>
-        <w:br/>
-      </w:r>
-      <w:r>
-        <w:tab/>
-      </w:r>
-      <w:r>
-        <w:tab/>
-      </w:r>
-      <w:r>
-        <w:rPr>
-          <w:rStyle w:val="a0"/>
-          <w:rFonts w:ascii="Cascadia Mono" w:eastAsia="Cascadia Mono" w:hAnsi="Cascadia Mono" w:cs="Cascadia Mono"/>
-          <w:color w:val="000000"/>
-          <w:sz w:val="18"/>
-          <w:szCs w:val="18"/>
-        </w:rPr>
-        <w:t>windowClass.lpszClassName = LAB_WINDOW_CLASSNAME.data();</w:t>
-      </w:r>
-      <w:r>
-        <w:br/>
-      </w:r>
-      <w:r>
-        <w:tab/>
-      </w:r>
-      <w:r>
-        <w:tab/>
-      </w:r>
-      <w:r>
-        <w:rPr>
-          <w:rStyle w:val="a0"/>
-          <w:rFonts w:ascii="Cascadia Mono" w:eastAsia="Cascadia Mono" w:hAnsi="Cascadia Mono" w:cs="Cascadia Mono"/>
-          <w:color w:val="000000"/>
-          <w:sz w:val="18"/>
-          <w:szCs w:val="18"/>
-        </w:rPr>
-        <w:t>windowClass.lpfnWndProc   = WndProc;</w:t>
-      </w:r>
-      <w:r>
-        <w:br/>
-      </w:r>
-      <w:r>
-        <w:tab/>
-      </w:r>
-      <w:r>
-        <w:tab/>
-      </w:r>
-      <w:r>
-        <w:rPr>
-          <w:rStyle w:val="a0"/>
-          <w:rFonts w:ascii="Cascadia Mono" w:eastAsia="Cascadia Mono" w:hAnsi="Cascadia Mono" w:cs="Cascadia Mono"/>
-          <w:color w:val="000000"/>
-          <w:sz w:val="18"/>
-          <w:szCs w:val="18"/>
-        </w:rPr>
-        <w:t>windowClass.hbrBackground = CreateSolidBrush(</w:t>
-      </w:r>
-      <w:r>
-        <w:rPr>
-          <w:rStyle w:val="a0"/>
-          <w:rFonts w:ascii="Cascadia Mono" w:eastAsia="Cascadia Mono" w:hAnsi="Cascadia Mono" w:cs="Cascadia Mono"/>
-          <w:color w:val="6F008A"/>
-          <w:sz w:val="18"/>
-          <w:szCs w:val="18"/>
-        </w:rPr>
-        <w:t>RGB</w:t>
-      </w:r>
-      <w:r>
-        <w:rPr>
-          <w:rStyle w:val="a0"/>
-          <w:rFonts w:ascii="Cascadia Mono" w:eastAsia="Cascadia Mono" w:hAnsi="Cascadia Mono" w:cs="Cascadia Mono"/>
-          <w:color w:val="000000"/>
-          <w:sz w:val="18"/>
-          <w:szCs w:val="18"/>
-        </w:rPr>
-        <w:t>(255, 255, 255));</w:t>
-      </w:r>
-      <w:r>
-        <w:br/>
-      </w:r>
-      <w:r>
-        <w:br/>
-      </w:r>
-      <w:r>
-        <w:tab/>
-      </w:r>
-      <w:r>
-        <w:tab/>
-      </w:r>
-      <w:r>
-        <w:rPr>
-          <w:rStyle w:val="a0"/>
-          <w:rFonts w:ascii="Cascadia Mono" w:eastAsia="Cascadia Mono" w:hAnsi="Cascadia Mono" w:cs="Cascadia Mono"/>
-          <w:color w:val="0000FF"/>
-          <w:sz w:val="18"/>
-          <w:szCs w:val="18"/>
-        </w:rPr>
-        <w:t>return</w:t>
-      </w:r>
-      <w:r>
-        <w:rPr>
-          <w:rStyle w:val="a0"/>
-          <w:rFonts w:ascii="Cascadia Mono" w:eastAsia="Cascadia Mono" w:hAnsi="Cascadia Mono" w:cs="Cascadia Mono"/>
-          <w:color w:val="000000"/>
-          <w:sz w:val="18"/>
-          <w:szCs w:val="18"/>
-        </w:rPr>
-        <w:t xml:space="preserve"> RegisterClassExA(&amp;windowClass);</w:t>
-      </w:r>
-      <w:r>
-        <w:br/>
-      </w:r>
-      <w:r>
-        <w:tab/>
-      </w:r>
-      <w:r>
-        <w:rPr>
-          <w:rStyle w:val="a0"/>
-          <w:rFonts w:ascii="Cascadia Mono" w:eastAsia="Cascadia Mono" w:hAnsi="Cascadia Mono" w:cs="Cascadia Mono"/>
-          <w:color w:val="000000"/>
-          <w:sz w:val="18"/>
-          <w:szCs w:val="18"/>
-        </w:rPr>
-        <w:t>}</w:t>
-      </w:r>
-      <w:r>
-        <w:br/>
-      </w:r>
-      <w:r>
-        <w:br/>
-      </w:r>
-      <w:r>
-        <w:tab/>
-      </w:r>
-      <w:r>
-        <w:rPr>
-          <w:rStyle w:val="a0"/>
-          <w:rFonts w:ascii="Cascadia Mono" w:eastAsia="Cascadia Mono" w:hAnsi="Cascadia Mono" w:cs="Cascadia Mono"/>
-          <w:color w:val="0000FF"/>
-          <w:sz w:val="18"/>
-          <w:szCs w:val="18"/>
-        </w:rPr>
-        <w:t>bool</w:t>
-      </w:r>
-      <w:r>
-        <w:rPr>
-          <w:rStyle w:val="a0"/>
-          <w:rFonts w:ascii="Cascadia Mono" w:eastAsia="Cascadia Mono" w:hAnsi="Cascadia Mono" w:cs="Cascadia Mono"/>
-          <w:color w:val="000000"/>
-          <w:sz w:val="18"/>
-          <w:szCs w:val="18"/>
-        </w:rPr>
-        <w:t xml:space="preserve"> LabCreateWindow(</w:t>
+        <w:t>if</w:t>
+      </w:r>
+      <w:r>
+        <w:rPr>
+          <w:rStyle w:val="a0"/>
+          <w:rFonts w:ascii="Cascadia Mono" w:eastAsia="Cascadia Mono" w:hAnsi="Cascadia Mono" w:cs="Cascadia Mono"/>
+          <w:color w:val="000000"/>
+          <w:sz w:val="18"/>
+          <w:szCs w:val="18"/>
+        </w:rPr>
+        <w:t xml:space="preserve"> (state-&gt;shouldExecuteWorkResult1) {</w:t>
+      </w:r>
+      <w:r>
+        <w:br/>
+      </w:r>
+      <w:r>
+        <w:tab/>
+      </w:r>
+      <w:r>
+        <w:tab/>
+      </w:r>
+      <w:r>
+        <w:tab/>
+      </w:r>
+      <w:r>
+        <w:tab/>
+      </w:r>
+      <w:r>
+        <w:tab/>
+      </w:r>
+      <w:r>
+        <w:rPr>
+          <w:rStyle w:val="a0"/>
+          <w:rFonts w:ascii="Cascadia Mono" w:eastAsia="Cascadia Mono" w:hAnsi="Cascadia Mono" w:cs="Cascadia Mono"/>
+          <w:color w:val="000000"/>
+          <w:sz w:val="18"/>
+          <w:szCs w:val="18"/>
+        </w:rPr>
+        <w:t>std::</w:t>
       </w:r>
       <w:r>
         <w:rPr>
@@ -2916,77 +5835,17 @@
           <w:sz w:val="18"/>
           <w:szCs w:val="18"/>
         </w:rPr>
-        <w:t>HINSTANCE</w:t>
-      </w:r>
-      <w:r>
-        <w:rPr>
-          <w:rStyle w:val="a0"/>
-          <w:rFonts w:ascii="Cascadia Mono" w:eastAsia="Cascadia Mono" w:hAnsi="Cascadia Mono" w:cs="Cascadia Mono"/>
-          <w:color w:val="000000"/>
-          <w:sz w:val="18"/>
-          <w:szCs w:val="18"/>
-        </w:rPr>
-        <w:t xml:space="preserve"> </w:t>
-      </w:r>
-      <w:r>
-        <w:rPr>
-          <w:rStyle w:val="a0"/>
-          <w:rFonts w:ascii="Cascadia Mono" w:eastAsia="Cascadia Mono" w:hAnsi="Cascadia Mono" w:cs="Cascadia Mono"/>
-          <w:color w:val="808080"/>
-          <w:sz w:val="18"/>
-          <w:szCs w:val="18"/>
-        </w:rPr>
-        <w:t>hInstance</w:t>
-      </w:r>
-      <w:r>
-        <w:rPr>
-          <w:rStyle w:val="a0"/>
-          <w:rFonts w:ascii="Cascadia Mono" w:eastAsia="Cascadia Mono" w:hAnsi="Cascadia Mono" w:cs="Cascadia Mono"/>
-          <w:color w:val="000000"/>
-          <w:sz w:val="18"/>
-          <w:szCs w:val="18"/>
-        </w:rPr>
-        <w:t xml:space="preserve">, </w:t>
-      </w:r>
-      <w:r>
-        <w:rPr>
-          <w:rStyle w:val="a0"/>
-          <w:rFonts w:ascii="Cascadia Mono" w:eastAsia="Cascadia Mono" w:hAnsi="Cascadia Mono" w:cs="Cascadia Mono"/>
-          <w:color w:val="0000FF"/>
-          <w:sz w:val="18"/>
-          <w:szCs w:val="18"/>
-        </w:rPr>
-        <w:t>int</w:t>
-      </w:r>
-      <w:r>
-        <w:rPr>
-          <w:rStyle w:val="a0"/>
-          <w:rFonts w:ascii="Cascadia Mono" w:eastAsia="Cascadia Mono" w:hAnsi="Cascadia Mono" w:cs="Cascadia Mono"/>
-          <w:color w:val="000000"/>
-          <w:sz w:val="18"/>
-          <w:szCs w:val="18"/>
-        </w:rPr>
-        <w:t xml:space="preserve"> </w:t>
-      </w:r>
-      <w:r>
-        <w:rPr>
-          <w:rStyle w:val="a0"/>
-          <w:rFonts w:ascii="Cascadia Mono" w:eastAsia="Cascadia Mono" w:hAnsi="Cascadia Mono" w:cs="Cascadia Mono"/>
-          <w:color w:val="808080"/>
-          <w:sz w:val="18"/>
-          <w:szCs w:val="18"/>
-        </w:rPr>
-        <w:t>nCmdShow</w:t>
-      </w:r>
-      <w:r>
-        <w:rPr>
-          <w:rStyle w:val="a0"/>
-          <w:rFonts w:ascii="Cascadia Mono" w:eastAsia="Cascadia Mono" w:hAnsi="Cascadia Mono" w:cs="Cascadia Mono"/>
-          <w:color w:val="000000"/>
-          <w:sz w:val="18"/>
-          <w:szCs w:val="18"/>
-        </w:rPr>
-        <w:t xml:space="preserve">, </w:t>
+        <w:t>string</w:t>
+      </w:r>
+      <w:r>
+        <w:rPr>
+          <w:rStyle w:val="a0"/>
+          <w:rFonts w:ascii="Cascadia Mono" w:eastAsia="Cascadia Mono" w:hAnsi="Cascadia Mono" w:cs="Cascadia Mono"/>
+          <w:color w:val="000000"/>
+          <w:sz w:val="18"/>
+          <w:szCs w:val="18"/>
+        </w:rPr>
+        <w:t xml:space="preserve"> message = std::</w:t>
       </w:r>
       <w:r>
         <w:rPr>
@@ -2996,122 +5855,17 @@
           <w:sz w:val="18"/>
           <w:szCs w:val="18"/>
         </w:rPr>
-        <w:t>State</w:t>
-      </w:r>
-      <w:r>
-        <w:rPr>
-          <w:rStyle w:val="a0"/>
-          <w:rFonts w:ascii="Cascadia Mono" w:eastAsia="Cascadia Mono" w:hAnsi="Cascadia Mono" w:cs="Cascadia Mono"/>
-          <w:color w:val="000000"/>
-          <w:sz w:val="18"/>
-          <w:szCs w:val="18"/>
-        </w:rPr>
-        <w:t xml:space="preserve">* </w:t>
-      </w:r>
-      <w:r>
-        <w:rPr>
-          <w:rStyle w:val="a0"/>
-          <w:rFonts w:ascii="Cascadia Mono" w:eastAsia="Cascadia Mono" w:hAnsi="Cascadia Mono" w:cs="Cascadia Mono"/>
-          <w:color w:val="808080"/>
-          <w:sz w:val="18"/>
-          <w:szCs w:val="18"/>
-        </w:rPr>
-        <w:t>state</w:t>
-      </w:r>
-      <w:r>
-        <w:rPr>
-          <w:rStyle w:val="a0"/>
-          <w:rFonts w:ascii="Cascadia Mono" w:eastAsia="Cascadia Mono" w:hAnsi="Cascadia Mono" w:cs="Cascadia Mono"/>
-          <w:color w:val="000000"/>
-          <w:sz w:val="18"/>
-          <w:szCs w:val="18"/>
-        </w:rPr>
-        <w:t>) {</w:t>
-      </w:r>
-      <w:r>
-        <w:br/>
-      </w:r>
-      <w:r>
-        <w:tab/>
-      </w:r>
-      <w:r>
-        <w:tab/>
-      </w:r>
-      <w:r>
-        <w:rPr>
-          <w:rStyle w:val="a0"/>
-          <w:rFonts w:ascii="Cascadia Mono" w:eastAsia="Cascadia Mono" w:hAnsi="Cascadia Mono" w:cs="Cascadia Mono"/>
-          <w:color w:val="2B91AF"/>
-          <w:sz w:val="18"/>
-          <w:szCs w:val="18"/>
-        </w:rPr>
-        <w:t>HWND</w:t>
-      </w:r>
-      <w:r>
-        <w:rPr>
-          <w:rStyle w:val="a0"/>
-          <w:rFonts w:ascii="Cascadia Mono" w:eastAsia="Cascadia Mono" w:hAnsi="Cascadia Mono" w:cs="Cascadia Mono"/>
-          <w:color w:val="000000"/>
-          <w:sz w:val="18"/>
-          <w:szCs w:val="18"/>
-        </w:rPr>
-        <w:t xml:space="preserve"> hwnd = CreateWindowExA(</w:t>
-      </w:r>
-      <w:r>
-        <w:br/>
-      </w:r>
-      <w:r>
-        <w:tab/>
-      </w:r>
-      <w:r>
-        <w:tab/>
-      </w:r>
-      <w:r>
-        <w:tab/>
-      </w:r>
-      <w:r>
-        <w:rPr>
-          <w:rStyle w:val="a0"/>
-          <w:rFonts w:ascii="Cascadia Mono" w:eastAsia="Cascadia Mono" w:hAnsi="Cascadia Mono" w:cs="Cascadia Mono"/>
-          <w:color w:val="000000"/>
-          <w:sz w:val="18"/>
-          <w:szCs w:val="18"/>
-        </w:rPr>
-        <w:t>0,</w:t>
-      </w:r>
-      <w:r>
-        <w:br/>
-      </w:r>
-      <w:r>
-        <w:tab/>
-      </w:r>
-      <w:r>
-        <w:tab/>
-      </w:r>
-      <w:r>
-        <w:tab/>
-      </w:r>
-      <w:r>
-        <w:rPr>
-          <w:rStyle w:val="a0"/>
-          <w:rFonts w:ascii="Cascadia Mono" w:eastAsia="Cascadia Mono" w:hAnsi="Cascadia Mono" w:cs="Cascadia Mono"/>
-          <w:color w:val="000000"/>
-          <w:sz w:val="18"/>
-          <w:szCs w:val="18"/>
-        </w:rPr>
-        <w:t>LAB_WINDOW_CLASSNAME.data(),</w:t>
-      </w:r>
-      <w:r>
-        <w:br/>
-      </w:r>
-      <w:r>
-        <w:tab/>
-      </w:r>
-      <w:r>
-        <w:tab/>
-      </w:r>
-      <w:r>
-        <w:tab/>
+        <w:t>string</w:t>
+      </w:r>
+      <w:r>
+        <w:rPr>
+          <w:rStyle w:val="a0"/>
+          <w:rFonts w:ascii="Cascadia Mono" w:eastAsia="Cascadia Mono" w:hAnsi="Cascadia Mono" w:cs="Cascadia Mono"/>
+          <w:color w:val="000000"/>
+          <w:sz w:val="18"/>
+          <w:szCs w:val="18"/>
+        </w:rPr>
+        <w:t>(</w:t>
       </w:r>
       <w:r>
         <w:rPr>
@@ -3121,2770 +5875,6 @@
           <w:sz w:val="18"/>
           <w:szCs w:val="18"/>
         </w:rPr>
-        <w:t>"Lab1"</w:t>
-      </w:r>
-      <w:r>
-        <w:rPr>
-          <w:rStyle w:val="a0"/>
-          <w:rFonts w:ascii="Cascadia Mono" w:eastAsia="Cascadia Mono" w:hAnsi="Cascadia Mono" w:cs="Cascadia Mono"/>
-          <w:color w:val="000000"/>
-          <w:sz w:val="18"/>
-          <w:szCs w:val="18"/>
-        </w:rPr>
-        <w:t>,</w:t>
-      </w:r>
-      <w:r>
-        <w:br/>
-      </w:r>
-      <w:r>
-        <w:tab/>
-      </w:r>
-      <w:r>
-        <w:tab/>
-      </w:r>
-      <w:r>
-        <w:tab/>
-      </w:r>
-      <w:r>
-        <w:rPr>
-          <w:rStyle w:val="a0"/>
-          <w:rFonts w:ascii="Cascadia Mono" w:eastAsia="Cascadia Mono" w:hAnsi="Cascadia Mono" w:cs="Cascadia Mono"/>
-          <w:color w:val="6F008A"/>
-          <w:sz w:val="18"/>
-          <w:szCs w:val="18"/>
-        </w:rPr>
-        <w:t>WS_OVERLAPPEDWINDOW</w:t>
-      </w:r>
-      <w:r>
-        <w:rPr>
-          <w:rStyle w:val="a0"/>
-          <w:rFonts w:ascii="Cascadia Mono" w:eastAsia="Cascadia Mono" w:hAnsi="Cascadia Mono" w:cs="Cascadia Mono"/>
-          <w:color w:val="000000"/>
-          <w:sz w:val="18"/>
-          <w:szCs w:val="18"/>
-        </w:rPr>
-        <w:t>,</w:t>
-      </w:r>
-      <w:r>
-        <w:br/>
-      </w:r>
-      <w:r>
-        <w:tab/>
-      </w:r>
-      <w:r>
-        <w:tab/>
-      </w:r>
-      <w:r>
-        <w:tab/>
-      </w:r>
-      <w:r>
-        <w:rPr>
-          <w:rStyle w:val="a0"/>
-          <w:rFonts w:ascii="Cascadia Mono" w:eastAsia="Cascadia Mono" w:hAnsi="Cascadia Mono" w:cs="Cascadia Mono"/>
-          <w:color w:val="000000"/>
-          <w:sz w:val="18"/>
-          <w:szCs w:val="18"/>
-        </w:rPr>
-        <w:t>200, 200,</w:t>
-      </w:r>
-      <w:r>
-        <w:br/>
-      </w:r>
-      <w:r>
-        <w:tab/>
-      </w:r>
-      <w:r>
-        <w:tab/>
-      </w:r>
-      <w:r>
-        <w:tab/>
-      </w:r>
-      <w:r>
-        <w:rPr>
-          <w:rStyle w:val="a0"/>
-          <w:rFonts w:ascii="Cascadia Mono" w:eastAsia="Cascadia Mono" w:hAnsi="Cascadia Mono" w:cs="Cascadia Mono"/>
-          <w:color w:val="000000"/>
-          <w:sz w:val="18"/>
-          <w:szCs w:val="18"/>
-        </w:rPr>
-        <w:t>720, 480,</w:t>
-      </w:r>
-      <w:r>
-        <w:br/>
-      </w:r>
-      <w:r>
-        <w:tab/>
-      </w:r>
-      <w:r>
-        <w:tab/>
-      </w:r>
-      <w:r>
-        <w:tab/>
-      </w:r>
-      <w:r>
-        <w:rPr>
-          <w:rStyle w:val="a0"/>
-          <w:rFonts w:ascii="Cascadia Mono" w:eastAsia="Cascadia Mono" w:hAnsi="Cascadia Mono" w:cs="Cascadia Mono"/>
-          <w:color w:val="6F008A"/>
-          <w:sz w:val="18"/>
-          <w:szCs w:val="18"/>
-        </w:rPr>
-        <w:t>NULL</w:t>
-      </w:r>
-      <w:r>
-        <w:rPr>
-          <w:rStyle w:val="a0"/>
-          <w:rFonts w:ascii="Cascadia Mono" w:eastAsia="Cascadia Mono" w:hAnsi="Cascadia Mono" w:cs="Cascadia Mono"/>
-          <w:color w:val="000000"/>
-          <w:sz w:val="18"/>
-          <w:szCs w:val="18"/>
-        </w:rPr>
-        <w:t>,</w:t>
-      </w:r>
-      <w:r>
-        <w:br/>
-      </w:r>
-      <w:r>
-        <w:tab/>
-      </w:r>
-      <w:r>
-        <w:tab/>
-      </w:r>
-      <w:r>
-        <w:tab/>
-      </w:r>
-      <w:r>
-        <w:rPr>
-          <w:rStyle w:val="a0"/>
-          <w:rFonts w:ascii="Cascadia Mono" w:eastAsia="Cascadia Mono" w:hAnsi="Cascadia Mono" w:cs="Cascadia Mono"/>
-          <w:color w:val="000000"/>
-          <w:sz w:val="18"/>
-          <w:szCs w:val="18"/>
-        </w:rPr>
-        <w:t>LoadMenuA(</w:t>
-      </w:r>
-      <w:r>
-        <w:rPr>
-          <w:rStyle w:val="a0"/>
-          <w:rFonts w:ascii="Cascadia Mono" w:eastAsia="Cascadia Mono" w:hAnsi="Cascadia Mono" w:cs="Cascadia Mono"/>
-          <w:color w:val="808080"/>
-          <w:sz w:val="18"/>
-          <w:szCs w:val="18"/>
-        </w:rPr>
-        <w:t>hInstance</w:t>
-      </w:r>
-      <w:r>
-        <w:rPr>
-          <w:rStyle w:val="a0"/>
-          <w:rFonts w:ascii="Cascadia Mono" w:eastAsia="Cascadia Mono" w:hAnsi="Cascadia Mono" w:cs="Cascadia Mono"/>
-          <w:color w:val="000000"/>
-          <w:sz w:val="18"/>
-          <w:szCs w:val="18"/>
-        </w:rPr>
-        <w:t xml:space="preserve">, </w:t>
-      </w:r>
-      <w:r>
-        <w:rPr>
-          <w:rStyle w:val="a0"/>
-          <w:rFonts w:ascii="Cascadia Mono" w:eastAsia="Cascadia Mono" w:hAnsi="Cascadia Mono" w:cs="Cascadia Mono"/>
-          <w:color w:val="6F008A"/>
-          <w:sz w:val="18"/>
-          <w:szCs w:val="18"/>
-        </w:rPr>
-        <w:t>MAKEINTRESOURCEA</w:t>
-      </w:r>
-      <w:r>
-        <w:rPr>
-          <w:rStyle w:val="a0"/>
-          <w:rFonts w:ascii="Cascadia Mono" w:eastAsia="Cascadia Mono" w:hAnsi="Cascadia Mono" w:cs="Cascadia Mono"/>
-          <w:color w:val="000000"/>
-          <w:sz w:val="18"/>
-          <w:szCs w:val="18"/>
-        </w:rPr>
-        <w:t>(</w:t>
-      </w:r>
-      <w:r>
-        <w:rPr>
-          <w:rStyle w:val="a0"/>
-          <w:rFonts w:ascii="Cascadia Mono" w:eastAsia="Cascadia Mono" w:hAnsi="Cascadia Mono" w:cs="Cascadia Mono"/>
-          <w:color w:val="6F008A"/>
-          <w:sz w:val="18"/>
-          <w:szCs w:val="18"/>
-        </w:rPr>
-        <w:t>IDR_MAIN_MENU</w:t>
-      </w:r>
-      <w:r>
-        <w:rPr>
-          <w:rStyle w:val="a0"/>
-          <w:rFonts w:ascii="Cascadia Mono" w:eastAsia="Cascadia Mono" w:hAnsi="Cascadia Mono" w:cs="Cascadia Mono"/>
-          <w:color w:val="000000"/>
-          <w:sz w:val="18"/>
-          <w:szCs w:val="18"/>
-        </w:rPr>
-        <w:t>)),</w:t>
-      </w:r>
-      <w:r>
-        <w:br/>
-      </w:r>
-      <w:r>
-        <w:tab/>
-      </w:r>
-      <w:r>
-        <w:tab/>
-      </w:r>
-      <w:r>
-        <w:tab/>
-      </w:r>
-      <w:r>
-        <w:rPr>
-          <w:rStyle w:val="a0"/>
-          <w:rFonts w:ascii="Cascadia Mono" w:eastAsia="Cascadia Mono" w:hAnsi="Cascadia Mono" w:cs="Cascadia Mono"/>
-          <w:color w:val="808080"/>
-          <w:sz w:val="18"/>
-          <w:szCs w:val="18"/>
-        </w:rPr>
-        <w:t>hInstance</w:t>
-      </w:r>
-      <w:r>
-        <w:rPr>
-          <w:rStyle w:val="a0"/>
-          <w:rFonts w:ascii="Cascadia Mono" w:eastAsia="Cascadia Mono" w:hAnsi="Cascadia Mono" w:cs="Cascadia Mono"/>
-          <w:color w:val="000000"/>
-          <w:sz w:val="18"/>
-          <w:szCs w:val="18"/>
-        </w:rPr>
-        <w:t>,</w:t>
-      </w:r>
-      <w:r>
-        <w:br/>
-      </w:r>
-      <w:r>
-        <w:tab/>
-      </w:r>
-      <w:r>
-        <w:tab/>
-      </w:r>
-      <w:r>
-        <w:tab/>
-      </w:r>
-      <w:r>
-        <w:rPr>
-          <w:rStyle w:val="a0"/>
-          <w:rFonts w:ascii="Cascadia Mono" w:eastAsia="Cascadia Mono" w:hAnsi="Cascadia Mono" w:cs="Cascadia Mono"/>
-          <w:color w:val="808080"/>
-          <w:sz w:val="18"/>
-          <w:szCs w:val="18"/>
-        </w:rPr>
-        <w:t>state</w:t>
-      </w:r>
-      <w:r>
-        <w:br/>
-      </w:r>
-      <w:r>
-        <w:tab/>
-      </w:r>
-      <w:r>
-        <w:tab/>
-      </w:r>
-      <w:r>
-        <w:rPr>
-          <w:rStyle w:val="a0"/>
-          <w:rFonts w:ascii="Cascadia Mono" w:eastAsia="Cascadia Mono" w:hAnsi="Cascadia Mono" w:cs="Cascadia Mono"/>
-          <w:color w:val="000000"/>
-          <w:sz w:val="18"/>
-          <w:szCs w:val="18"/>
-        </w:rPr>
-        <w:t>);</w:t>
-      </w:r>
-      <w:r>
-        <w:br/>
-      </w:r>
-      <w:r>
-        <w:tab/>
-      </w:r>
-      <w:r>
-        <w:tab/>
-      </w:r>
-      <w:r>
-        <w:rPr>
-          <w:rStyle w:val="a0"/>
-          <w:rFonts w:ascii="Cascadia Mono" w:eastAsia="Cascadia Mono" w:hAnsi="Cascadia Mono" w:cs="Cascadia Mono"/>
-          <w:color w:val="000000"/>
-          <w:sz w:val="18"/>
-          <w:szCs w:val="18"/>
-        </w:rPr>
-        <w:t xml:space="preserve">ShowWindow(hwnd, </w:t>
-      </w:r>
-      <w:r>
-        <w:rPr>
-          <w:rStyle w:val="a0"/>
-          <w:rFonts w:ascii="Cascadia Mono" w:eastAsia="Cascadia Mono" w:hAnsi="Cascadia Mono" w:cs="Cascadia Mono"/>
-          <w:color w:val="808080"/>
-          <w:sz w:val="18"/>
-          <w:szCs w:val="18"/>
-        </w:rPr>
-        <w:t>nCmdShow</w:t>
-      </w:r>
-      <w:r>
-        <w:rPr>
-          <w:rStyle w:val="a0"/>
-          <w:rFonts w:ascii="Cascadia Mono" w:eastAsia="Cascadia Mono" w:hAnsi="Cascadia Mono" w:cs="Cascadia Mono"/>
-          <w:color w:val="000000"/>
-          <w:sz w:val="18"/>
-          <w:szCs w:val="18"/>
-        </w:rPr>
-        <w:t>);</w:t>
-      </w:r>
-      <w:r>
-        <w:br/>
-      </w:r>
-      <w:r>
-        <w:br/>
-      </w:r>
-      <w:r>
-        <w:tab/>
-      </w:r>
-      <w:r>
-        <w:tab/>
-      </w:r>
-      <w:r>
-        <w:rPr>
-          <w:rStyle w:val="a0"/>
-          <w:rFonts w:ascii="Cascadia Mono" w:eastAsia="Cascadia Mono" w:hAnsi="Cascadia Mono" w:cs="Cascadia Mono"/>
-          <w:color w:val="0000FF"/>
-          <w:sz w:val="18"/>
-          <w:szCs w:val="18"/>
-        </w:rPr>
-        <w:t>return</w:t>
-      </w:r>
-      <w:r>
-        <w:rPr>
-          <w:rStyle w:val="a0"/>
-          <w:rFonts w:ascii="Cascadia Mono" w:eastAsia="Cascadia Mono" w:hAnsi="Cascadia Mono" w:cs="Cascadia Mono"/>
-          <w:color w:val="000000"/>
-          <w:sz w:val="18"/>
-          <w:szCs w:val="18"/>
-        </w:rPr>
-        <w:t xml:space="preserve"> hwnd != </w:t>
-      </w:r>
-      <w:r>
-        <w:rPr>
-          <w:rStyle w:val="a0"/>
-          <w:rFonts w:ascii="Cascadia Mono" w:eastAsia="Cascadia Mono" w:hAnsi="Cascadia Mono" w:cs="Cascadia Mono"/>
-          <w:color w:val="6F008A"/>
-          <w:sz w:val="18"/>
-          <w:szCs w:val="18"/>
-        </w:rPr>
-        <w:t>NULL</w:t>
-      </w:r>
-      <w:r>
-        <w:rPr>
-          <w:rStyle w:val="a0"/>
-          <w:rFonts w:ascii="Cascadia Mono" w:eastAsia="Cascadia Mono" w:hAnsi="Cascadia Mono" w:cs="Cascadia Mono"/>
-          <w:color w:val="000000"/>
-          <w:sz w:val="18"/>
-          <w:szCs w:val="18"/>
-        </w:rPr>
-        <w:t>;</w:t>
-      </w:r>
-      <w:r>
-        <w:br/>
-      </w:r>
-      <w:r>
-        <w:tab/>
-      </w:r>
-      <w:r>
-        <w:rPr>
-          <w:rStyle w:val="a0"/>
-          <w:rFonts w:ascii="Cascadia Mono" w:eastAsia="Cascadia Mono" w:hAnsi="Cascadia Mono" w:cs="Cascadia Mono"/>
-          <w:color w:val="000000"/>
-          <w:sz w:val="18"/>
-          <w:szCs w:val="18"/>
-        </w:rPr>
-        <w:t>}</w:t>
-      </w:r>
-      <w:r>
-        <w:br/>
-      </w:r>
-      <w:r>
-        <w:br/>
-      </w:r>
-      <w:r>
-        <w:tab/>
-      </w:r>
-      <w:r>
-        <w:rPr>
-          <w:rStyle w:val="a0"/>
-          <w:rFonts w:ascii="Cascadia Mono" w:eastAsia="Cascadia Mono" w:hAnsi="Cascadia Mono" w:cs="Cascadia Mono"/>
-          <w:color w:val="2B91AF"/>
-          <w:sz w:val="18"/>
-          <w:szCs w:val="18"/>
-        </w:rPr>
-        <w:t>LRESULT</w:t>
-      </w:r>
-      <w:r>
-        <w:rPr>
-          <w:rStyle w:val="a0"/>
-          <w:rFonts w:ascii="Cascadia Mono" w:eastAsia="Cascadia Mono" w:hAnsi="Cascadia Mono" w:cs="Cascadia Mono"/>
-          <w:color w:val="000000"/>
-          <w:sz w:val="18"/>
-          <w:szCs w:val="18"/>
-        </w:rPr>
-        <w:t xml:space="preserve"> </w:t>
-      </w:r>
-      <w:r>
-        <w:rPr>
-          <w:rStyle w:val="a0"/>
-          <w:rFonts w:ascii="Cascadia Mono" w:eastAsia="Cascadia Mono" w:hAnsi="Cascadia Mono" w:cs="Cascadia Mono"/>
-          <w:color w:val="6F008A"/>
-          <w:sz w:val="18"/>
-          <w:szCs w:val="18"/>
-        </w:rPr>
-        <w:t>CALLBACK</w:t>
-      </w:r>
-      <w:r>
-        <w:rPr>
-          <w:rStyle w:val="a0"/>
-          <w:rFonts w:ascii="Cascadia Mono" w:eastAsia="Cascadia Mono" w:hAnsi="Cascadia Mono" w:cs="Cascadia Mono"/>
-          <w:color w:val="000000"/>
-          <w:sz w:val="18"/>
-          <w:szCs w:val="18"/>
-        </w:rPr>
-        <w:t xml:space="preserve"> WndProc(</w:t>
-      </w:r>
-      <w:r>
-        <w:rPr>
-          <w:rStyle w:val="a0"/>
-          <w:rFonts w:ascii="Cascadia Mono" w:eastAsia="Cascadia Mono" w:hAnsi="Cascadia Mono" w:cs="Cascadia Mono"/>
-          <w:color w:val="2B91AF"/>
-          <w:sz w:val="18"/>
-          <w:szCs w:val="18"/>
-        </w:rPr>
-        <w:t>HWND</w:t>
-      </w:r>
-      <w:r>
-        <w:rPr>
-          <w:rStyle w:val="a0"/>
-          <w:rFonts w:ascii="Cascadia Mono" w:eastAsia="Cascadia Mono" w:hAnsi="Cascadia Mono" w:cs="Cascadia Mono"/>
-          <w:color w:val="000000"/>
-          <w:sz w:val="18"/>
-          <w:szCs w:val="18"/>
-        </w:rPr>
-        <w:t xml:space="preserve"> </w:t>
-      </w:r>
-      <w:r>
-        <w:rPr>
-          <w:rStyle w:val="a0"/>
-          <w:rFonts w:ascii="Cascadia Mono" w:eastAsia="Cascadia Mono" w:hAnsi="Cascadia Mono" w:cs="Cascadia Mono"/>
-          <w:color w:val="808080"/>
-          <w:sz w:val="18"/>
-          <w:szCs w:val="18"/>
-        </w:rPr>
-        <w:t>hwnd</w:t>
-      </w:r>
-      <w:r>
-        <w:rPr>
-          <w:rStyle w:val="a0"/>
-          <w:rFonts w:ascii="Cascadia Mono" w:eastAsia="Cascadia Mono" w:hAnsi="Cascadia Mono" w:cs="Cascadia Mono"/>
-          <w:color w:val="000000"/>
-          <w:sz w:val="18"/>
-          <w:szCs w:val="18"/>
-        </w:rPr>
-        <w:t xml:space="preserve">, </w:t>
-      </w:r>
-      <w:r>
-        <w:rPr>
-          <w:rStyle w:val="a0"/>
-          <w:rFonts w:ascii="Cascadia Mono" w:eastAsia="Cascadia Mono" w:hAnsi="Cascadia Mono" w:cs="Cascadia Mono"/>
-          <w:color w:val="2B91AF"/>
-          <w:sz w:val="18"/>
-          <w:szCs w:val="18"/>
-        </w:rPr>
-        <w:t>UINT</w:t>
-      </w:r>
-      <w:r>
-        <w:rPr>
-          <w:rStyle w:val="a0"/>
-          <w:rFonts w:ascii="Cascadia Mono" w:eastAsia="Cascadia Mono" w:hAnsi="Cascadia Mono" w:cs="Cascadia Mono"/>
-          <w:color w:val="000000"/>
-          <w:sz w:val="18"/>
-          <w:szCs w:val="18"/>
-        </w:rPr>
-        <w:t xml:space="preserve"> </w:t>
-      </w:r>
-      <w:r>
-        <w:rPr>
-          <w:rStyle w:val="a0"/>
-          <w:rFonts w:ascii="Cascadia Mono" w:eastAsia="Cascadia Mono" w:hAnsi="Cascadia Mono" w:cs="Cascadia Mono"/>
-          <w:color w:val="808080"/>
-          <w:sz w:val="18"/>
-          <w:szCs w:val="18"/>
-        </w:rPr>
-        <w:t>msg</w:t>
-      </w:r>
-      <w:r>
-        <w:rPr>
-          <w:rStyle w:val="a0"/>
-          <w:rFonts w:ascii="Cascadia Mono" w:eastAsia="Cascadia Mono" w:hAnsi="Cascadia Mono" w:cs="Cascadia Mono"/>
-          <w:color w:val="000000"/>
-          <w:sz w:val="18"/>
-          <w:szCs w:val="18"/>
-        </w:rPr>
-        <w:t xml:space="preserve">, </w:t>
-      </w:r>
-      <w:r>
-        <w:rPr>
-          <w:rStyle w:val="a0"/>
-          <w:rFonts w:ascii="Cascadia Mono" w:eastAsia="Cascadia Mono" w:hAnsi="Cascadia Mono" w:cs="Cascadia Mono"/>
-          <w:color w:val="2B91AF"/>
-          <w:sz w:val="18"/>
-          <w:szCs w:val="18"/>
-        </w:rPr>
-        <w:t>WPARAM</w:t>
-      </w:r>
-      <w:r>
-        <w:rPr>
-          <w:rStyle w:val="a0"/>
-          <w:rFonts w:ascii="Cascadia Mono" w:eastAsia="Cascadia Mono" w:hAnsi="Cascadia Mono" w:cs="Cascadia Mono"/>
-          <w:color w:val="000000"/>
-          <w:sz w:val="18"/>
-          <w:szCs w:val="18"/>
-        </w:rPr>
-        <w:t xml:space="preserve"> </w:t>
-      </w:r>
-      <w:r>
-        <w:rPr>
-          <w:rStyle w:val="a0"/>
-          <w:rFonts w:ascii="Cascadia Mono" w:eastAsia="Cascadia Mono" w:hAnsi="Cascadia Mono" w:cs="Cascadia Mono"/>
-          <w:color w:val="808080"/>
-          <w:sz w:val="18"/>
-          <w:szCs w:val="18"/>
-        </w:rPr>
-        <w:t>wParam</w:t>
-      </w:r>
-      <w:r>
-        <w:rPr>
-          <w:rStyle w:val="a0"/>
-          <w:rFonts w:ascii="Cascadia Mono" w:eastAsia="Cascadia Mono" w:hAnsi="Cascadia Mono" w:cs="Cascadia Mono"/>
-          <w:color w:val="000000"/>
-          <w:sz w:val="18"/>
-          <w:szCs w:val="18"/>
-        </w:rPr>
-        <w:t xml:space="preserve">, </w:t>
-      </w:r>
-      <w:r>
-        <w:rPr>
-          <w:rStyle w:val="a0"/>
-          <w:rFonts w:ascii="Cascadia Mono" w:eastAsia="Cascadia Mono" w:hAnsi="Cascadia Mono" w:cs="Cascadia Mono"/>
-          <w:color w:val="2B91AF"/>
-          <w:sz w:val="18"/>
-          <w:szCs w:val="18"/>
-        </w:rPr>
-        <w:t>LPARAM</w:t>
-      </w:r>
-      <w:r>
-        <w:rPr>
-          <w:rStyle w:val="a0"/>
-          <w:rFonts w:ascii="Cascadia Mono" w:eastAsia="Cascadia Mono" w:hAnsi="Cascadia Mono" w:cs="Cascadia Mono"/>
-          <w:color w:val="000000"/>
-          <w:sz w:val="18"/>
-          <w:szCs w:val="18"/>
-        </w:rPr>
-        <w:t xml:space="preserve"> </w:t>
-      </w:r>
-      <w:r>
-        <w:rPr>
-          <w:rStyle w:val="a0"/>
-          <w:rFonts w:ascii="Cascadia Mono" w:eastAsia="Cascadia Mono" w:hAnsi="Cascadia Mono" w:cs="Cascadia Mono"/>
-          <w:color w:val="808080"/>
-          <w:sz w:val="18"/>
-          <w:szCs w:val="18"/>
-        </w:rPr>
-        <w:t>lParam</w:t>
-      </w:r>
-      <w:r>
-        <w:rPr>
-          <w:rStyle w:val="a0"/>
-          <w:rFonts w:ascii="Cascadia Mono" w:eastAsia="Cascadia Mono" w:hAnsi="Cascadia Mono" w:cs="Cascadia Mono"/>
-          <w:color w:val="000000"/>
-          <w:sz w:val="18"/>
-          <w:szCs w:val="18"/>
-        </w:rPr>
-        <w:t>) {</w:t>
-      </w:r>
-      <w:r>
-        <w:br/>
-      </w:r>
-      <w:r>
-        <w:tab/>
-      </w:r>
-      <w:r>
-        <w:tab/>
-      </w:r>
-      <w:r>
-        <w:rPr>
-          <w:rStyle w:val="a0"/>
-          <w:rFonts w:ascii="Cascadia Mono" w:eastAsia="Cascadia Mono" w:hAnsi="Cascadia Mono" w:cs="Cascadia Mono"/>
-          <w:color w:val="0000FF"/>
-          <w:sz w:val="18"/>
-          <w:szCs w:val="18"/>
-        </w:rPr>
-        <w:t>switch</w:t>
-      </w:r>
-      <w:r>
-        <w:rPr>
-          <w:rStyle w:val="a0"/>
-          <w:rFonts w:ascii="Cascadia Mono" w:eastAsia="Cascadia Mono" w:hAnsi="Cascadia Mono" w:cs="Cascadia Mono"/>
-          <w:color w:val="000000"/>
-          <w:sz w:val="18"/>
-          <w:szCs w:val="18"/>
-        </w:rPr>
-        <w:t xml:space="preserve"> (</w:t>
-      </w:r>
-      <w:r>
-        <w:rPr>
-          <w:rStyle w:val="a0"/>
-          <w:rFonts w:ascii="Cascadia Mono" w:eastAsia="Cascadia Mono" w:hAnsi="Cascadia Mono" w:cs="Cascadia Mono"/>
-          <w:color w:val="808080"/>
-          <w:sz w:val="18"/>
-          <w:szCs w:val="18"/>
-        </w:rPr>
-        <w:t>msg</w:t>
-      </w:r>
-      <w:r>
-        <w:rPr>
-          <w:rStyle w:val="a0"/>
-          <w:rFonts w:ascii="Cascadia Mono" w:eastAsia="Cascadia Mono" w:hAnsi="Cascadia Mono" w:cs="Cascadia Mono"/>
-          <w:color w:val="000000"/>
-          <w:sz w:val="18"/>
-          <w:szCs w:val="18"/>
-        </w:rPr>
-        <w:t>) {</w:t>
-      </w:r>
-      <w:r>
-        <w:br/>
-      </w:r>
-      <w:r>
-        <w:tab/>
-      </w:r>
-      <w:r>
-        <w:tab/>
-      </w:r>
-      <w:r>
-        <w:tab/>
-      </w:r>
-      <w:r>
-        <w:rPr>
-          <w:rStyle w:val="a0"/>
-          <w:rFonts w:ascii="Cascadia Mono" w:eastAsia="Cascadia Mono" w:hAnsi="Cascadia Mono" w:cs="Cascadia Mono"/>
-          <w:color w:val="0000FF"/>
-          <w:sz w:val="18"/>
-          <w:szCs w:val="18"/>
-        </w:rPr>
-        <w:t>case</w:t>
-      </w:r>
-      <w:r>
-        <w:rPr>
-          <w:rStyle w:val="a0"/>
-          <w:rFonts w:ascii="Cascadia Mono" w:eastAsia="Cascadia Mono" w:hAnsi="Cascadia Mono" w:cs="Cascadia Mono"/>
-          <w:color w:val="000000"/>
-          <w:sz w:val="18"/>
-          <w:szCs w:val="18"/>
-        </w:rPr>
-        <w:t xml:space="preserve"> </w:t>
-      </w:r>
-      <w:r>
-        <w:rPr>
-          <w:rStyle w:val="a0"/>
-          <w:rFonts w:ascii="Cascadia Mono" w:eastAsia="Cascadia Mono" w:hAnsi="Cascadia Mono" w:cs="Cascadia Mono"/>
-          <w:color w:val="6F008A"/>
-          <w:sz w:val="18"/>
-          <w:szCs w:val="18"/>
-        </w:rPr>
-        <w:t>WM_NCCREATE</w:t>
-      </w:r>
-      <w:r>
-        <w:rPr>
-          <w:rStyle w:val="a0"/>
-          <w:rFonts w:ascii="Cascadia Mono" w:eastAsia="Cascadia Mono" w:hAnsi="Cascadia Mono" w:cs="Cascadia Mono"/>
-          <w:color w:val="000000"/>
-          <w:sz w:val="18"/>
-          <w:szCs w:val="18"/>
-        </w:rPr>
-        <w:t>: {</w:t>
-      </w:r>
-      <w:r>
-        <w:br/>
-      </w:r>
-      <w:r>
-        <w:tab/>
-      </w:r>
-      <w:r>
-        <w:tab/>
-      </w:r>
-      <w:r>
-        <w:tab/>
-      </w:r>
-      <w:r>
-        <w:tab/>
-      </w:r>
-      <w:r>
-        <w:rPr>
-          <w:rStyle w:val="a0"/>
-          <w:rFonts w:ascii="Cascadia Mono" w:eastAsia="Cascadia Mono" w:hAnsi="Cascadia Mono" w:cs="Cascadia Mono"/>
-          <w:color w:val="2B91AF"/>
-          <w:sz w:val="18"/>
-          <w:szCs w:val="18"/>
-        </w:rPr>
-        <w:t>CREATESTRUCTW</w:t>
-      </w:r>
-      <w:r>
-        <w:rPr>
-          <w:rStyle w:val="a0"/>
-          <w:rFonts w:ascii="Cascadia Mono" w:eastAsia="Cascadia Mono" w:hAnsi="Cascadia Mono" w:cs="Cascadia Mono"/>
-          <w:color w:val="000000"/>
-          <w:sz w:val="18"/>
-          <w:szCs w:val="18"/>
-        </w:rPr>
-        <w:t>* createStruct = (</w:t>
-      </w:r>
-      <w:r>
-        <w:rPr>
-          <w:rStyle w:val="a0"/>
-          <w:rFonts w:ascii="Cascadia Mono" w:eastAsia="Cascadia Mono" w:hAnsi="Cascadia Mono" w:cs="Cascadia Mono"/>
-          <w:color w:val="2B91AF"/>
-          <w:sz w:val="18"/>
-          <w:szCs w:val="18"/>
-        </w:rPr>
-        <w:t>CREATESTRUCTW</w:t>
-      </w:r>
-      <w:r>
-        <w:rPr>
-          <w:rStyle w:val="a0"/>
-          <w:rFonts w:ascii="Cascadia Mono" w:eastAsia="Cascadia Mono" w:hAnsi="Cascadia Mono" w:cs="Cascadia Mono"/>
-          <w:color w:val="000000"/>
-          <w:sz w:val="18"/>
-          <w:szCs w:val="18"/>
-        </w:rPr>
-        <w:t>*)</w:t>
-      </w:r>
-      <w:r>
-        <w:rPr>
-          <w:rStyle w:val="a0"/>
-          <w:rFonts w:ascii="Cascadia Mono" w:eastAsia="Cascadia Mono" w:hAnsi="Cascadia Mono" w:cs="Cascadia Mono"/>
-          <w:color w:val="808080"/>
-          <w:sz w:val="18"/>
-          <w:szCs w:val="18"/>
-        </w:rPr>
-        <w:t>lParam</w:t>
-      </w:r>
-      <w:r>
-        <w:rPr>
-          <w:rStyle w:val="a0"/>
-          <w:rFonts w:ascii="Cascadia Mono" w:eastAsia="Cascadia Mono" w:hAnsi="Cascadia Mono" w:cs="Cascadia Mono"/>
-          <w:color w:val="000000"/>
-          <w:sz w:val="18"/>
-          <w:szCs w:val="18"/>
-        </w:rPr>
-        <w:t>;</w:t>
-      </w:r>
-      <w:r>
-        <w:br/>
-      </w:r>
-      <w:r>
-        <w:tab/>
-      </w:r>
-      <w:r>
-        <w:tab/>
-      </w:r>
-      <w:r>
-        <w:tab/>
-      </w:r>
-      <w:r>
-        <w:tab/>
-      </w:r>
-      <w:r>
-        <w:rPr>
-          <w:rStyle w:val="a0"/>
-          <w:rFonts w:ascii="Cascadia Mono" w:eastAsia="Cascadia Mono" w:hAnsi="Cascadia Mono" w:cs="Cascadia Mono"/>
-          <w:color w:val="2B91AF"/>
-          <w:sz w:val="18"/>
-          <w:szCs w:val="18"/>
-        </w:rPr>
-        <w:t>State</w:t>
-      </w:r>
-      <w:r>
-        <w:rPr>
-          <w:rStyle w:val="a0"/>
-          <w:rFonts w:ascii="Cascadia Mono" w:eastAsia="Cascadia Mono" w:hAnsi="Cascadia Mono" w:cs="Cascadia Mono"/>
-          <w:color w:val="000000"/>
-          <w:sz w:val="18"/>
-          <w:szCs w:val="18"/>
-        </w:rPr>
-        <w:t>* state = (</w:t>
-      </w:r>
-      <w:r>
-        <w:rPr>
-          <w:rStyle w:val="a0"/>
-          <w:rFonts w:ascii="Cascadia Mono" w:eastAsia="Cascadia Mono" w:hAnsi="Cascadia Mono" w:cs="Cascadia Mono"/>
-          <w:color w:val="2B91AF"/>
-          <w:sz w:val="18"/>
-          <w:szCs w:val="18"/>
-        </w:rPr>
-        <w:t>State</w:t>
-      </w:r>
-      <w:r>
-        <w:rPr>
-          <w:rStyle w:val="a0"/>
-          <w:rFonts w:ascii="Cascadia Mono" w:eastAsia="Cascadia Mono" w:hAnsi="Cascadia Mono" w:cs="Cascadia Mono"/>
-          <w:color w:val="000000"/>
-          <w:sz w:val="18"/>
-          <w:szCs w:val="18"/>
-        </w:rPr>
-        <w:t>*)createStruct-&gt;lpCreateParams;</w:t>
-      </w:r>
-      <w:r>
-        <w:br/>
-      </w:r>
-      <w:r>
-        <w:br/>
-      </w:r>
-      <w:r>
-        <w:tab/>
-      </w:r>
-      <w:r>
-        <w:tab/>
-      </w:r>
-      <w:r>
-        <w:tab/>
-      </w:r>
-      <w:r>
-        <w:tab/>
-      </w:r>
-      <w:r>
-        <w:rPr>
-          <w:rStyle w:val="a0"/>
-          <w:rFonts w:ascii="Cascadia Mono" w:eastAsia="Cascadia Mono" w:hAnsi="Cascadia Mono" w:cs="Cascadia Mono"/>
-          <w:color w:val="000000"/>
-          <w:sz w:val="18"/>
-          <w:szCs w:val="18"/>
-        </w:rPr>
-        <w:t>SetWindowLongPtrW(</w:t>
-      </w:r>
-      <w:r>
-        <w:rPr>
-          <w:rStyle w:val="a0"/>
-          <w:rFonts w:ascii="Cascadia Mono" w:eastAsia="Cascadia Mono" w:hAnsi="Cascadia Mono" w:cs="Cascadia Mono"/>
-          <w:color w:val="808080"/>
-          <w:sz w:val="18"/>
-          <w:szCs w:val="18"/>
-        </w:rPr>
-        <w:t>hwnd</w:t>
-      </w:r>
-      <w:r>
-        <w:rPr>
-          <w:rStyle w:val="a0"/>
-          <w:rFonts w:ascii="Cascadia Mono" w:eastAsia="Cascadia Mono" w:hAnsi="Cascadia Mono" w:cs="Cascadia Mono"/>
-          <w:color w:val="000000"/>
-          <w:sz w:val="18"/>
-          <w:szCs w:val="18"/>
-        </w:rPr>
-        <w:t xml:space="preserve">, </w:t>
-      </w:r>
-      <w:r>
-        <w:rPr>
-          <w:rStyle w:val="a0"/>
-          <w:rFonts w:ascii="Cascadia Mono" w:eastAsia="Cascadia Mono" w:hAnsi="Cascadia Mono" w:cs="Cascadia Mono"/>
-          <w:color w:val="6F008A"/>
-          <w:sz w:val="18"/>
-          <w:szCs w:val="18"/>
-        </w:rPr>
-        <w:t>GWLP_USERDATA</w:t>
-      </w:r>
-      <w:r>
-        <w:rPr>
-          <w:rStyle w:val="a0"/>
-          <w:rFonts w:ascii="Cascadia Mono" w:eastAsia="Cascadia Mono" w:hAnsi="Cascadia Mono" w:cs="Cascadia Mono"/>
-          <w:color w:val="000000"/>
-          <w:sz w:val="18"/>
-          <w:szCs w:val="18"/>
-        </w:rPr>
-        <w:t>, (</w:t>
-      </w:r>
-      <w:r>
-        <w:rPr>
-          <w:rStyle w:val="a0"/>
-          <w:rFonts w:ascii="Cascadia Mono" w:eastAsia="Cascadia Mono" w:hAnsi="Cascadia Mono" w:cs="Cascadia Mono"/>
-          <w:color w:val="2B91AF"/>
-          <w:sz w:val="18"/>
-          <w:szCs w:val="18"/>
-        </w:rPr>
-        <w:t>LONG_PTR</w:t>
-      </w:r>
-      <w:r>
-        <w:rPr>
-          <w:rStyle w:val="a0"/>
-          <w:rFonts w:ascii="Cascadia Mono" w:eastAsia="Cascadia Mono" w:hAnsi="Cascadia Mono" w:cs="Cascadia Mono"/>
-          <w:color w:val="000000"/>
-          <w:sz w:val="18"/>
-          <w:szCs w:val="18"/>
-        </w:rPr>
-        <w:t>)state);</w:t>
-      </w:r>
-      <w:r>
-        <w:br/>
-      </w:r>
-      <w:r>
-        <w:tab/>
-      </w:r>
-      <w:r>
-        <w:tab/>
-      </w:r>
-      <w:r>
-        <w:tab/>
-      </w:r>
-      <w:r>
-        <w:tab/>
-      </w:r>
-      <w:r>
-        <w:rPr>
-          <w:rStyle w:val="a0"/>
-          <w:rFonts w:ascii="Cascadia Mono" w:eastAsia="Cascadia Mono" w:hAnsi="Cascadia Mono" w:cs="Cascadia Mono"/>
-          <w:color w:val="0000FF"/>
-          <w:sz w:val="18"/>
-          <w:szCs w:val="18"/>
-        </w:rPr>
-        <w:t>return</w:t>
-      </w:r>
-      <w:r>
-        <w:rPr>
-          <w:rStyle w:val="a0"/>
-          <w:rFonts w:ascii="Cascadia Mono" w:eastAsia="Cascadia Mono" w:hAnsi="Cascadia Mono" w:cs="Cascadia Mono"/>
-          <w:color w:val="000000"/>
-          <w:sz w:val="18"/>
-          <w:szCs w:val="18"/>
-        </w:rPr>
-        <w:t xml:space="preserve"> DefWindowProcA(</w:t>
-      </w:r>
-      <w:r>
-        <w:rPr>
-          <w:rStyle w:val="a0"/>
-          <w:rFonts w:ascii="Cascadia Mono" w:eastAsia="Cascadia Mono" w:hAnsi="Cascadia Mono" w:cs="Cascadia Mono"/>
-          <w:color w:val="808080"/>
-          <w:sz w:val="18"/>
-          <w:szCs w:val="18"/>
-        </w:rPr>
-        <w:t>hwnd</w:t>
-      </w:r>
-      <w:r>
-        <w:rPr>
-          <w:rStyle w:val="a0"/>
-          <w:rFonts w:ascii="Cascadia Mono" w:eastAsia="Cascadia Mono" w:hAnsi="Cascadia Mono" w:cs="Cascadia Mono"/>
-          <w:color w:val="000000"/>
-          <w:sz w:val="18"/>
-          <w:szCs w:val="18"/>
-        </w:rPr>
-        <w:t xml:space="preserve">, </w:t>
-      </w:r>
-      <w:r>
-        <w:rPr>
-          <w:rStyle w:val="a0"/>
-          <w:rFonts w:ascii="Cascadia Mono" w:eastAsia="Cascadia Mono" w:hAnsi="Cascadia Mono" w:cs="Cascadia Mono"/>
-          <w:color w:val="808080"/>
-          <w:sz w:val="18"/>
-          <w:szCs w:val="18"/>
-        </w:rPr>
-        <w:t>msg</w:t>
-      </w:r>
-      <w:r>
-        <w:rPr>
-          <w:rStyle w:val="a0"/>
-          <w:rFonts w:ascii="Cascadia Mono" w:eastAsia="Cascadia Mono" w:hAnsi="Cascadia Mono" w:cs="Cascadia Mono"/>
-          <w:color w:val="000000"/>
-          <w:sz w:val="18"/>
-          <w:szCs w:val="18"/>
-        </w:rPr>
-        <w:t xml:space="preserve">, </w:t>
-      </w:r>
-      <w:r>
-        <w:rPr>
-          <w:rStyle w:val="a0"/>
-          <w:rFonts w:ascii="Cascadia Mono" w:eastAsia="Cascadia Mono" w:hAnsi="Cascadia Mono" w:cs="Cascadia Mono"/>
-          <w:color w:val="808080"/>
-          <w:sz w:val="18"/>
-          <w:szCs w:val="18"/>
-        </w:rPr>
-        <w:t>wParam</w:t>
-      </w:r>
-      <w:r>
-        <w:rPr>
-          <w:rStyle w:val="a0"/>
-          <w:rFonts w:ascii="Cascadia Mono" w:eastAsia="Cascadia Mono" w:hAnsi="Cascadia Mono" w:cs="Cascadia Mono"/>
-          <w:color w:val="000000"/>
-          <w:sz w:val="18"/>
-          <w:szCs w:val="18"/>
-        </w:rPr>
-        <w:t xml:space="preserve">, </w:t>
-      </w:r>
-      <w:r>
-        <w:rPr>
-          <w:rStyle w:val="a0"/>
-          <w:rFonts w:ascii="Cascadia Mono" w:eastAsia="Cascadia Mono" w:hAnsi="Cascadia Mono" w:cs="Cascadia Mono"/>
-          <w:color w:val="808080"/>
-          <w:sz w:val="18"/>
-          <w:szCs w:val="18"/>
-        </w:rPr>
-        <w:t>lParam</w:t>
-      </w:r>
-      <w:r>
-        <w:rPr>
-          <w:rStyle w:val="a0"/>
-          <w:rFonts w:ascii="Cascadia Mono" w:eastAsia="Cascadia Mono" w:hAnsi="Cascadia Mono" w:cs="Cascadia Mono"/>
-          <w:color w:val="000000"/>
-          <w:sz w:val="18"/>
-          <w:szCs w:val="18"/>
-        </w:rPr>
-        <w:t>);</w:t>
-      </w:r>
-      <w:r>
-        <w:br/>
-      </w:r>
-      <w:r>
-        <w:tab/>
-      </w:r>
-      <w:r>
-        <w:tab/>
-      </w:r>
-      <w:r>
-        <w:tab/>
-      </w:r>
-      <w:r>
-        <w:rPr>
-          <w:rStyle w:val="a0"/>
-          <w:rFonts w:ascii="Cascadia Mono" w:eastAsia="Cascadia Mono" w:hAnsi="Cascadia Mono" w:cs="Cascadia Mono"/>
-          <w:color w:val="000000"/>
-          <w:sz w:val="18"/>
-          <w:szCs w:val="18"/>
-        </w:rPr>
-        <w:t>}</w:t>
-      </w:r>
-      <w:r>
-        <w:br/>
-      </w:r>
-      <w:r>
-        <w:br/>
-      </w:r>
-      <w:r>
-        <w:tab/>
-      </w:r>
-      <w:r>
-        <w:tab/>
-      </w:r>
-      <w:r>
-        <w:tab/>
-      </w:r>
-      <w:r>
-        <w:rPr>
-          <w:rStyle w:val="a0"/>
-          <w:rFonts w:ascii="Cascadia Mono" w:eastAsia="Cascadia Mono" w:hAnsi="Cascadia Mono" w:cs="Cascadia Mono"/>
-          <w:color w:val="0000FF"/>
-          <w:sz w:val="18"/>
-          <w:szCs w:val="18"/>
-        </w:rPr>
-        <w:t>case</w:t>
-      </w:r>
-      <w:r>
-        <w:rPr>
-          <w:rStyle w:val="a0"/>
-          <w:rFonts w:ascii="Cascadia Mono" w:eastAsia="Cascadia Mono" w:hAnsi="Cascadia Mono" w:cs="Cascadia Mono"/>
-          <w:color w:val="000000"/>
-          <w:sz w:val="18"/>
-          <w:szCs w:val="18"/>
-        </w:rPr>
-        <w:t xml:space="preserve"> </w:t>
-      </w:r>
-      <w:r>
-        <w:rPr>
-          <w:rStyle w:val="a0"/>
-          <w:rFonts w:ascii="Cascadia Mono" w:eastAsia="Cascadia Mono" w:hAnsi="Cascadia Mono" w:cs="Cascadia Mono"/>
-          <w:color w:val="6F008A"/>
-          <w:sz w:val="18"/>
-          <w:szCs w:val="18"/>
-        </w:rPr>
-        <w:t>WM_COMMAND</w:t>
-      </w:r>
-      <w:r>
-        <w:rPr>
-          <w:rStyle w:val="a0"/>
-          <w:rFonts w:ascii="Cascadia Mono" w:eastAsia="Cascadia Mono" w:hAnsi="Cascadia Mono" w:cs="Cascadia Mono"/>
-          <w:color w:val="000000"/>
-          <w:sz w:val="18"/>
-          <w:szCs w:val="18"/>
-        </w:rPr>
-        <w:t>:</w:t>
-      </w:r>
-      <w:r>
-        <w:br/>
-      </w:r>
-      <w:r>
-        <w:tab/>
-      </w:r>
-      <w:r>
-        <w:tab/>
-      </w:r>
-      <w:r>
-        <w:tab/>
-      </w:r>
-      <w:r>
-        <w:tab/>
-      </w:r>
-      <w:r>
-        <w:rPr>
-          <w:rStyle w:val="a0"/>
-          <w:rFonts w:ascii="Cascadia Mono" w:eastAsia="Cascadia Mono" w:hAnsi="Cascadia Mono" w:cs="Cascadia Mono"/>
-          <w:color w:val="0000FF"/>
-          <w:sz w:val="18"/>
-          <w:szCs w:val="18"/>
-        </w:rPr>
-        <w:t>switch</w:t>
-      </w:r>
-      <w:r>
-        <w:rPr>
-          <w:rStyle w:val="a0"/>
-          <w:rFonts w:ascii="Cascadia Mono" w:eastAsia="Cascadia Mono" w:hAnsi="Cascadia Mono" w:cs="Cascadia Mono"/>
-          <w:color w:val="000000"/>
-          <w:sz w:val="18"/>
-          <w:szCs w:val="18"/>
-        </w:rPr>
-        <w:t xml:space="preserve"> (</w:t>
-      </w:r>
-      <w:r>
-        <w:rPr>
-          <w:rStyle w:val="a0"/>
-          <w:rFonts w:ascii="Cascadia Mono" w:eastAsia="Cascadia Mono" w:hAnsi="Cascadia Mono" w:cs="Cascadia Mono"/>
-          <w:color w:val="6F008A"/>
-          <w:sz w:val="18"/>
-          <w:szCs w:val="18"/>
-        </w:rPr>
-        <w:t>LOWORD</w:t>
-      </w:r>
-      <w:r>
-        <w:rPr>
-          <w:rStyle w:val="a0"/>
-          <w:rFonts w:ascii="Cascadia Mono" w:eastAsia="Cascadia Mono" w:hAnsi="Cascadia Mono" w:cs="Cascadia Mono"/>
-          <w:color w:val="000000"/>
-          <w:sz w:val="18"/>
-          <w:szCs w:val="18"/>
-        </w:rPr>
-        <w:t>(</w:t>
-      </w:r>
-      <w:r>
-        <w:rPr>
-          <w:rStyle w:val="a0"/>
-          <w:rFonts w:ascii="Cascadia Mono" w:eastAsia="Cascadia Mono" w:hAnsi="Cascadia Mono" w:cs="Cascadia Mono"/>
-          <w:color w:val="808080"/>
-          <w:sz w:val="18"/>
-          <w:szCs w:val="18"/>
-        </w:rPr>
-        <w:t>wParam</w:t>
-      </w:r>
-      <w:r>
-        <w:rPr>
-          <w:rStyle w:val="a0"/>
-          <w:rFonts w:ascii="Cascadia Mono" w:eastAsia="Cascadia Mono" w:hAnsi="Cascadia Mono" w:cs="Cascadia Mono"/>
-          <w:color w:val="000000"/>
-          <w:sz w:val="18"/>
-          <w:szCs w:val="18"/>
-        </w:rPr>
-        <w:t>)) {</w:t>
-      </w:r>
-      <w:r>
-        <w:br/>
-      </w:r>
-      <w:r>
-        <w:tab/>
-      </w:r>
-      <w:r>
-        <w:tab/>
-      </w:r>
-      <w:r>
-        <w:tab/>
-      </w:r>
-      <w:r>
-        <w:tab/>
-      </w:r>
-      <w:r>
-        <w:tab/>
-      </w:r>
-      <w:r>
-        <w:rPr>
-          <w:rStyle w:val="a0"/>
-          <w:rFonts w:ascii="Cascadia Mono" w:eastAsia="Cascadia Mono" w:hAnsi="Cascadia Mono" w:cs="Cascadia Mono"/>
-          <w:color w:val="0000FF"/>
-          <w:sz w:val="18"/>
-          <w:szCs w:val="18"/>
-        </w:rPr>
-        <w:t>case</w:t>
-      </w:r>
-      <w:r>
-        <w:rPr>
-          <w:rStyle w:val="a0"/>
-          <w:rFonts w:ascii="Cascadia Mono" w:eastAsia="Cascadia Mono" w:hAnsi="Cascadia Mono" w:cs="Cascadia Mono"/>
-          <w:color w:val="000000"/>
-          <w:sz w:val="18"/>
-          <w:szCs w:val="18"/>
-        </w:rPr>
-        <w:t xml:space="preserve"> </w:t>
-      </w:r>
-      <w:r>
-        <w:rPr>
-          <w:rStyle w:val="a0"/>
-          <w:rFonts w:ascii="Cascadia Mono" w:eastAsia="Cascadia Mono" w:hAnsi="Cascadia Mono" w:cs="Cascadia Mono"/>
-          <w:color w:val="6F008A"/>
-          <w:sz w:val="18"/>
-          <w:szCs w:val="18"/>
-        </w:rPr>
-        <w:t>IDM_WORK_1</w:t>
-      </w:r>
-      <w:r>
-        <w:rPr>
-          <w:rStyle w:val="a0"/>
-          <w:rFonts w:ascii="Cascadia Mono" w:eastAsia="Cascadia Mono" w:hAnsi="Cascadia Mono" w:cs="Cascadia Mono"/>
-          <w:color w:val="000000"/>
-          <w:sz w:val="18"/>
-          <w:szCs w:val="18"/>
-        </w:rPr>
-        <w:t>: {</w:t>
-      </w:r>
-      <w:r>
-        <w:br/>
-      </w:r>
-      <w:r>
-        <w:tab/>
-      </w:r>
-      <w:r>
-        <w:tab/>
-      </w:r>
-      <w:r>
-        <w:tab/>
-      </w:r>
-      <w:r>
-        <w:tab/>
-      </w:r>
-      <w:r>
-        <w:tab/>
-      </w:r>
-      <w:r>
-        <w:tab/>
-      </w:r>
-      <w:r>
-        <w:rPr>
-          <w:rStyle w:val="a0"/>
-          <w:rFonts w:ascii="Cascadia Mono" w:eastAsia="Cascadia Mono" w:hAnsi="Cascadia Mono" w:cs="Cascadia Mono"/>
-          <w:color w:val="2B91AF"/>
-          <w:sz w:val="18"/>
-          <w:szCs w:val="18"/>
-        </w:rPr>
-        <w:t>State</w:t>
-      </w:r>
-      <w:r>
-        <w:rPr>
-          <w:rStyle w:val="a0"/>
-          <w:rFonts w:ascii="Cascadia Mono" w:eastAsia="Cascadia Mono" w:hAnsi="Cascadia Mono" w:cs="Cascadia Mono"/>
-          <w:color w:val="000000"/>
-          <w:sz w:val="18"/>
-          <w:szCs w:val="18"/>
-        </w:rPr>
-        <w:t>* state = (</w:t>
-      </w:r>
-      <w:r>
-        <w:rPr>
-          <w:rStyle w:val="a0"/>
-          <w:rFonts w:ascii="Cascadia Mono" w:eastAsia="Cascadia Mono" w:hAnsi="Cascadia Mono" w:cs="Cascadia Mono"/>
-          <w:color w:val="2B91AF"/>
-          <w:sz w:val="18"/>
-          <w:szCs w:val="18"/>
-        </w:rPr>
-        <w:t>State</w:t>
-      </w:r>
-      <w:r>
-        <w:rPr>
-          <w:rStyle w:val="a0"/>
-          <w:rFonts w:ascii="Cascadia Mono" w:eastAsia="Cascadia Mono" w:hAnsi="Cascadia Mono" w:cs="Cascadia Mono"/>
-          <w:color w:val="000000"/>
-          <w:sz w:val="18"/>
-          <w:szCs w:val="18"/>
-        </w:rPr>
-        <w:t>*)GetWindowLongPtrA(</w:t>
-      </w:r>
-      <w:r>
-        <w:rPr>
-          <w:rStyle w:val="a0"/>
-          <w:rFonts w:ascii="Cascadia Mono" w:eastAsia="Cascadia Mono" w:hAnsi="Cascadia Mono" w:cs="Cascadia Mono"/>
-          <w:color w:val="808080"/>
-          <w:sz w:val="18"/>
-          <w:szCs w:val="18"/>
-        </w:rPr>
-        <w:t>hwnd</w:t>
-      </w:r>
-      <w:r>
-        <w:rPr>
-          <w:rStyle w:val="a0"/>
-          <w:rFonts w:ascii="Cascadia Mono" w:eastAsia="Cascadia Mono" w:hAnsi="Cascadia Mono" w:cs="Cascadia Mono"/>
-          <w:color w:val="000000"/>
-          <w:sz w:val="18"/>
-          <w:szCs w:val="18"/>
-        </w:rPr>
-        <w:t xml:space="preserve">, </w:t>
-      </w:r>
-      <w:r>
-        <w:rPr>
-          <w:rStyle w:val="a0"/>
-          <w:rFonts w:ascii="Cascadia Mono" w:eastAsia="Cascadia Mono" w:hAnsi="Cascadia Mono" w:cs="Cascadia Mono"/>
-          <w:color w:val="6F008A"/>
-          <w:sz w:val="18"/>
-          <w:szCs w:val="18"/>
-        </w:rPr>
-        <w:t>GWLP_USERDATA</w:t>
-      </w:r>
-      <w:r>
-        <w:rPr>
-          <w:rStyle w:val="a0"/>
-          <w:rFonts w:ascii="Cascadia Mono" w:eastAsia="Cascadia Mono" w:hAnsi="Cascadia Mono" w:cs="Cascadia Mono"/>
-          <w:color w:val="000000"/>
-          <w:sz w:val="18"/>
-          <w:szCs w:val="18"/>
-        </w:rPr>
-        <w:t>);</w:t>
-      </w:r>
-      <w:r>
-        <w:br/>
-      </w:r>
-      <w:r>
-        <w:tab/>
-      </w:r>
-      <w:r>
-        <w:tab/>
-      </w:r>
-      <w:r>
-        <w:tab/>
-      </w:r>
-      <w:r>
-        <w:tab/>
-      </w:r>
-      <w:r>
-        <w:tab/>
-      </w:r>
-      <w:r>
-        <w:tab/>
-      </w:r>
-      <w:r>
-        <w:rPr>
-          <w:rStyle w:val="a0"/>
-          <w:rFonts w:ascii="Cascadia Mono" w:eastAsia="Cascadia Mono" w:hAnsi="Cascadia Mono" w:cs="Cascadia Mono"/>
-          <w:color w:val="000000"/>
-          <w:sz w:val="18"/>
-          <w:szCs w:val="18"/>
-        </w:rPr>
-        <w:t>lab::ModuleWork1(</w:t>
-      </w:r>
-      <w:r>
-        <w:rPr>
-          <w:rStyle w:val="a0"/>
-          <w:rFonts w:ascii="Cascadia Mono" w:eastAsia="Cascadia Mono" w:hAnsi="Cascadia Mono" w:cs="Cascadia Mono"/>
-          <w:color w:val="808080"/>
-          <w:sz w:val="18"/>
-          <w:szCs w:val="18"/>
-        </w:rPr>
-        <w:t>hwnd</w:t>
-      </w:r>
-      <w:r>
-        <w:rPr>
-          <w:rStyle w:val="a0"/>
-          <w:rFonts w:ascii="Cascadia Mono" w:eastAsia="Cascadia Mono" w:hAnsi="Cascadia Mono" w:cs="Cascadia Mono"/>
-          <w:color w:val="000000"/>
-          <w:sz w:val="18"/>
-          <w:szCs w:val="18"/>
-        </w:rPr>
-        <w:t>, &amp;state-</w:t>
-      </w:r>
-      <w:r>
-        <w:rPr>
-          <w:rStyle w:val="a0"/>
-          <w:rFonts w:ascii="Cascadia Mono" w:eastAsia="Cascadia Mono" w:hAnsi="Cascadia Mono" w:cs="Cascadia Mono"/>
-          <w:color w:val="000000"/>
-          <w:sz w:val="18"/>
-          <w:szCs w:val="18"/>
-        </w:rPr>
-        <w:t>&gt;workResultPayload1);</w:t>
-      </w:r>
-      <w:r>
-        <w:br/>
-      </w:r>
-      <w:r>
-        <w:tab/>
-      </w:r>
-      <w:r>
-        <w:tab/>
-      </w:r>
-      <w:r>
-        <w:tab/>
-      </w:r>
-      <w:r>
-        <w:tab/>
-      </w:r>
-      <w:r>
-        <w:tab/>
-      </w:r>
-      <w:r>
-        <w:tab/>
-      </w:r>
-      <w:r>
-        <w:rPr>
-          <w:rStyle w:val="a0"/>
-          <w:rFonts w:ascii="Cascadia Mono" w:eastAsia="Cascadia Mono" w:hAnsi="Cascadia Mono" w:cs="Cascadia Mono"/>
-          <w:color w:val="000000"/>
-          <w:sz w:val="18"/>
-          <w:szCs w:val="18"/>
-        </w:rPr>
-        <w:t xml:space="preserve">state-&gt;shouldExecuteWorkResult1 = </w:t>
-      </w:r>
-      <w:r>
-        <w:rPr>
-          <w:rStyle w:val="a0"/>
-          <w:rFonts w:ascii="Cascadia Mono" w:eastAsia="Cascadia Mono" w:hAnsi="Cascadia Mono" w:cs="Cascadia Mono"/>
-          <w:color w:val="0000FF"/>
-          <w:sz w:val="18"/>
-          <w:szCs w:val="18"/>
-        </w:rPr>
-        <w:t>true</w:t>
-      </w:r>
-      <w:r>
-        <w:rPr>
-          <w:rStyle w:val="a0"/>
-          <w:rFonts w:ascii="Cascadia Mono" w:eastAsia="Cascadia Mono" w:hAnsi="Cascadia Mono" w:cs="Cascadia Mono"/>
-          <w:color w:val="000000"/>
-          <w:sz w:val="18"/>
-          <w:szCs w:val="18"/>
-        </w:rPr>
-        <w:t>;</w:t>
-      </w:r>
-      <w:r>
-        <w:br/>
-      </w:r>
-      <w:r>
-        <w:br/>
-      </w:r>
-      <w:r>
-        <w:tab/>
-      </w:r>
-      <w:r>
-        <w:tab/>
-      </w:r>
-      <w:r>
-        <w:tab/>
-      </w:r>
-      <w:r>
-        <w:tab/>
-      </w:r>
-      <w:r>
-        <w:tab/>
-      </w:r>
-      <w:r>
-        <w:tab/>
-      </w:r>
-      <w:r>
-        <w:rPr>
-          <w:rStyle w:val="a0"/>
-          <w:rFonts w:ascii="Cascadia Mono" w:eastAsia="Cascadia Mono" w:hAnsi="Cascadia Mono" w:cs="Cascadia Mono"/>
-          <w:color w:val="0000FF"/>
-          <w:sz w:val="18"/>
-          <w:szCs w:val="18"/>
-        </w:rPr>
-        <w:t>if</w:t>
-      </w:r>
-      <w:r>
-        <w:rPr>
-          <w:rStyle w:val="a0"/>
-          <w:rFonts w:ascii="Cascadia Mono" w:eastAsia="Cascadia Mono" w:hAnsi="Cascadia Mono" w:cs="Cascadia Mono"/>
-          <w:color w:val="000000"/>
-          <w:sz w:val="18"/>
-          <w:szCs w:val="18"/>
-        </w:rPr>
-        <w:t xml:space="preserve"> (state-&gt;workResultPayload1.wasChosen &amp;&amp; std::strlen(state-&gt;workResultPayload1.result) &gt; 0) {</w:t>
-      </w:r>
-      <w:r>
-        <w:br/>
-      </w:r>
-      <w:r>
-        <w:tab/>
-      </w:r>
-      <w:r>
-        <w:tab/>
-      </w:r>
-      <w:r>
-        <w:tab/>
-      </w:r>
-      <w:r>
-        <w:tab/>
-      </w:r>
-      <w:r>
-        <w:tab/>
-      </w:r>
-      <w:r>
-        <w:tab/>
-      </w:r>
-      <w:r>
-        <w:tab/>
-      </w:r>
-      <w:r>
-        <w:rPr>
-          <w:rStyle w:val="a0"/>
-          <w:rFonts w:ascii="Cascadia Mono" w:eastAsia="Cascadia Mono" w:hAnsi="Cascadia Mono" w:cs="Cascadia Mono"/>
-          <w:color w:val="000000"/>
-          <w:sz w:val="18"/>
-          <w:szCs w:val="18"/>
-        </w:rPr>
-        <w:t>InvalidateRect(</w:t>
-      </w:r>
-      <w:r>
-        <w:rPr>
-          <w:rStyle w:val="a0"/>
-          <w:rFonts w:ascii="Cascadia Mono" w:eastAsia="Cascadia Mono" w:hAnsi="Cascadia Mono" w:cs="Cascadia Mono"/>
-          <w:color w:val="808080"/>
-          <w:sz w:val="18"/>
-          <w:szCs w:val="18"/>
-        </w:rPr>
-        <w:t>hwnd</w:t>
-      </w:r>
-      <w:r>
-        <w:rPr>
-          <w:rStyle w:val="a0"/>
-          <w:rFonts w:ascii="Cascadia Mono" w:eastAsia="Cascadia Mono" w:hAnsi="Cascadia Mono" w:cs="Cascadia Mono"/>
-          <w:color w:val="000000"/>
-          <w:sz w:val="18"/>
-          <w:szCs w:val="18"/>
-        </w:rPr>
-        <w:t xml:space="preserve">, </w:t>
-      </w:r>
-      <w:r>
-        <w:rPr>
-          <w:rStyle w:val="a0"/>
-          <w:rFonts w:ascii="Cascadia Mono" w:eastAsia="Cascadia Mono" w:hAnsi="Cascadia Mono" w:cs="Cascadia Mono"/>
-          <w:color w:val="0000FF"/>
-          <w:sz w:val="18"/>
-          <w:szCs w:val="18"/>
-        </w:rPr>
-        <w:t>nullptr</w:t>
-      </w:r>
-      <w:r>
-        <w:rPr>
-          <w:rStyle w:val="a0"/>
-          <w:rFonts w:ascii="Cascadia Mono" w:eastAsia="Cascadia Mono" w:hAnsi="Cascadia Mono" w:cs="Cascadia Mono"/>
-          <w:color w:val="000000"/>
-          <w:sz w:val="18"/>
-          <w:szCs w:val="18"/>
-        </w:rPr>
-        <w:t xml:space="preserve">, </w:t>
-      </w:r>
-      <w:r>
-        <w:rPr>
-          <w:rStyle w:val="a0"/>
-          <w:rFonts w:ascii="Cascadia Mono" w:eastAsia="Cascadia Mono" w:hAnsi="Cascadia Mono" w:cs="Cascadia Mono"/>
-          <w:color w:val="6F008A"/>
-          <w:sz w:val="18"/>
-          <w:szCs w:val="18"/>
-        </w:rPr>
-        <w:t>TRUE</w:t>
-      </w:r>
-      <w:r>
-        <w:rPr>
-          <w:rStyle w:val="a0"/>
-          <w:rFonts w:ascii="Cascadia Mono" w:eastAsia="Cascadia Mono" w:hAnsi="Cascadia Mono" w:cs="Cascadia Mono"/>
-          <w:color w:val="000000"/>
-          <w:sz w:val="18"/>
-          <w:szCs w:val="18"/>
-        </w:rPr>
-        <w:t>);</w:t>
-      </w:r>
-      <w:r>
-        <w:br/>
-      </w:r>
-      <w:r>
-        <w:tab/>
-      </w:r>
-      <w:r>
-        <w:tab/>
-      </w:r>
-      <w:r>
-        <w:tab/>
-      </w:r>
-      <w:r>
-        <w:tab/>
-      </w:r>
-      <w:r>
-        <w:tab/>
-      </w:r>
-      <w:r>
-        <w:tab/>
-      </w:r>
-      <w:r>
-        <w:rPr>
-          <w:rStyle w:val="a0"/>
-          <w:rFonts w:ascii="Cascadia Mono" w:eastAsia="Cascadia Mono" w:hAnsi="Cascadia Mono" w:cs="Cascadia Mono"/>
-          <w:color w:val="000000"/>
-          <w:sz w:val="18"/>
-          <w:szCs w:val="18"/>
-        </w:rPr>
-        <w:t>}</w:t>
-      </w:r>
-      <w:r>
-        <w:br/>
-      </w:r>
-      <w:r>
-        <w:br/>
-      </w:r>
-      <w:r>
-        <w:tab/>
-      </w:r>
-      <w:r>
-        <w:tab/>
-      </w:r>
-      <w:r>
-        <w:tab/>
-      </w:r>
-      <w:r>
-        <w:tab/>
-      </w:r>
-      <w:r>
-        <w:tab/>
-      </w:r>
-      <w:r>
-        <w:tab/>
-      </w:r>
-      <w:r>
-        <w:rPr>
-          <w:rStyle w:val="a0"/>
-          <w:rFonts w:ascii="Cascadia Mono" w:eastAsia="Cascadia Mono" w:hAnsi="Cascadia Mono" w:cs="Cascadia Mono"/>
-          <w:color w:val="0000FF"/>
-          <w:sz w:val="18"/>
-          <w:szCs w:val="18"/>
-        </w:rPr>
-        <w:t>break</w:t>
-      </w:r>
-      <w:r>
-        <w:rPr>
-          <w:rStyle w:val="a0"/>
-          <w:rFonts w:ascii="Cascadia Mono" w:eastAsia="Cascadia Mono" w:hAnsi="Cascadia Mono" w:cs="Cascadia Mono"/>
-          <w:color w:val="000000"/>
-          <w:sz w:val="18"/>
-          <w:szCs w:val="18"/>
-        </w:rPr>
-        <w:t>;</w:t>
-      </w:r>
-      <w:r>
-        <w:br/>
-      </w:r>
-      <w:r>
-        <w:tab/>
-      </w:r>
-      <w:r>
-        <w:tab/>
-      </w:r>
-      <w:r>
-        <w:tab/>
-      </w:r>
-      <w:r>
-        <w:tab/>
-      </w:r>
-      <w:r>
-        <w:tab/>
-      </w:r>
-      <w:r>
-        <w:rPr>
-          <w:rStyle w:val="a0"/>
-          <w:rFonts w:ascii="Cascadia Mono" w:eastAsia="Cascadia Mono" w:hAnsi="Cascadia Mono" w:cs="Cascadia Mono"/>
-          <w:color w:val="000000"/>
-          <w:sz w:val="18"/>
-          <w:szCs w:val="18"/>
-        </w:rPr>
-        <w:t>}</w:t>
-      </w:r>
-      <w:r>
-        <w:br/>
-      </w:r>
-      <w:r>
-        <w:br/>
-      </w:r>
-      <w:r>
-        <w:tab/>
-      </w:r>
-      <w:r>
-        <w:tab/>
-      </w:r>
-      <w:r>
-        <w:tab/>
-      </w:r>
-      <w:r>
-        <w:tab/>
-      </w:r>
-      <w:r>
-        <w:tab/>
-      </w:r>
-      <w:r>
-        <w:rPr>
-          <w:rStyle w:val="a0"/>
-          <w:rFonts w:ascii="Cascadia Mono" w:eastAsia="Cascadia Mono" w:hAnsi="Cascadia Mono" w:cs="Cascadia Mono"/>
-          <w:color w:val="0000FF"/>
-          <w:sz w:val="18"/>
-          <w:szCs w:val="18"/>
-        </w:rPr>
-        <w:t>case</w:t>
-      </w:r>
-      <w:r>
-        <w:rPr>
-          <w:rStyle w:val="a0"/>
-          <w:rFonts w:ascii="Cascadia Mono" w:eastAsia="Cascadia Mono" w:hAnsi="Cascadia Mono" w:cs="Cascadia Mono"/>
-          <w:color w:val="000000"/>
-          <w:sz w:val="18"/>
-          <w:szCs w:val="18"/>
-        </w:rPr>
-        <w:t xml:space="preserve"> </w:t>
-      </w:r>
-      <w:r>
-        <w:rPr>
-          <w:rStyle w:val="a0"/>
-          <w:rFonts w:ascii="Cascadia Mono" w:eastAsia="Cascadia Mono" w:hAnsi="Cascadia Mono" w:cs="Cascadia Mono"/>
-          <w:color w:val="6F008A"/>
-          <w:sz w:val="18"/>
-          <w:szCs w:val="18"/>
-        </w:rPr>
-        <w:t>IDM_WORK_2</w:t>
-      </w:r>
-      <w:r>
-        <w:rPr>
-          <w:rStyle w:val="a0"/>
-          <w:rFonts w:ascii="Cascadia Mono" w:eastAsia="Cascadia Mono" w:hAnsi="Cascadia Mono" w:cs="Cascadia Mono"/>
-          <w:color w:val="000000"/>
-          <w:sz w:val="18"/>
-          <w:szCs w:val="18"/>
-        </w:rPr>
-        <w:t>: {</w:t>
-      </w:r>
-      <w:r>
-        <w:br/>
-      </w:r>
-      <w:r>
-        <w:tab/>
-      </w:r>
-      <w:r>
-        <w:tab/>
-      </w:r>
-      <w:r>
-        <w:tab/>
-      </w:r>
-      <w:r>
-        <w:tab/>
-      </w:r>
-      <w:r>
-        <w:tab/>
-      </w:r>
-      <w:r>
-        <w:tab/>
-      </w:r>
-      <w:r>
-        <w:rPr>
-          <w:rStyle w:val="a0"/>
-          <w:rFonts w:ascii="Cascadia Mono" w:eastAsia="Cascadia Mono" w:hAnsi="Cascadia Mono" w:cs="Cascadia Mono"/>
-          <w:color w:val="2B91AF"/>
-          <w:sz w:val="18"/>
-          <w:szCs w:val="18"/>
-        </w:rPr>
-        <w:t>State</w:t>
-      </w:r>
-      <w:r>
-        <w:rPr>
-          <w:rStyle w:val="a0"/>
-          <w:rFonts w:ascii="Cascadia Mono" w:eastAsia="Cascadia Mono" w:hAnsi="Cascadia Mono" w:cs="Cascadia Mono"/>
-          <w:color w:val="000000"/>
-          <w:sz w:val="18"/>
-          <w:szCs w:val="18"/>
-        </w:rPr>
-        <w:t>* state = (</w:t>
-      </w:r>
-      <w:r>
-        <w:rPr>
-          <w:rStyle w:val="a0"/>
-          <w:rFonts w:ascii="Cascadia Mono" w:eastAsia="Cascadia Mono" w:hAnsi="Cascadia Mono" w:cs="Cascadia Mono"/>
-          <w:color w:val="2B91AF"/>
-          <w:sz w:val="18"/>
-          <w:szCs w:val="18"/>
-        </w:rPr>
-        <w:t>State</w:t>
-      </w:r>
-      <w:r>
-        <w:rPr>
-          <w:rStyle w:val="a0"/>
-          <w:rFonts w:ascii="Cascadia Mono" w:eastAsia="Cascadia Mono" w:hAnsi="Cascadia Mono" w:cs="Cascadia Mono"/>
-          <w:color w:val="000000"/>
-          <w:sz w:val="18"/>
-          <w:szCs w:val="18"/>
-        </w:rPr>
-        <w:t>*)GetWindowLongPtrA(</w:t>
-      </w:r>
-      <w:r>
-        <w:rPr>
-          <w:rStyle w:val="a0"/>
-          <w:rFonts w:ascii="Cascadia Mono" w:eastAsia="Cascadia Mono" w:hAnsi="Cascadia Mono" w:cs="Cascadia Mono"/>
-          <w:color w:val="808080"/>
-          <w:sz w:val="18"/>
-          <w:szCs w:val="18"/>
-        </w:rPr>
-        <w:t>hwnd</w:t>
-      </w:r>
-      <w:r>
-        <w:rPr>
-          <w:rStyle w:val="a0"/>
-          <w:rFonts w:ascii="Cascadia Mono" w:eastAsia="Cascadia Mono" w:hAnsi="Cascadia Mono" w:cs="Cascadia Mono"/>
-          <w:color w:val="000000"/>
-          <w:sz w:val="18"/>
-          <w:szCs w:val="18"/>
-        </w:rPr>
-        <w:t xml:space="preserve">, </w:t>
-      </w:r>
-      <w:r>
-        <w:rPr>
-          <w:rStyle w:val="a0"/>
-          <w:rFonts w:ascii="Cascadia Mono" w:eastAsia="Cascadia Mono" w:hAnsi="Cascadia Mono" w:cs="Cascadia Mono"/>
-          <w:color w:val="6F008A"/>
-          <w:sz w:val="18"/>
-          <w:szCs w:val="18"/>
-        </w:rPr>
-        <w:t>GWLP_USERDATA</w:t>
-      </w:r>
-      <w:r>
-        <w:rPr>
-          <w:rStyle w:val="a0"/>
-          <w:rFonts w:ascii="Cascadia Mono" w:eastAsia="Cascadia Mono" w:hAnsi="Cascadia Mono" w:cs="Cascadia Mono"/>
-          <w:color w:val="000000"/>
-          <w:sz w:val="18"/>
-          <w:szCs w:val="18"/>
-        </w:rPr>
-        <w:t>);</w:t>
-      </w:r>
-      <w:r>
-        <w:br/>
-      </w:r>
-      <w:r>
-        <w:tab/>
-      </w:r>
-      <w:r>
-        <w:tab/>
-      </w:r>
-      <w:r>
-        <w:tab/>
-      </w:r>
-      <w:r>
-        <w:tab/>
-      </w:r>
-      <w:r>
-        <w:tab/>
-      </w:r>
-      <w:r>
-        <w:tab/>
-      </w:r>
-      <w:r>
-        <w:rPr>
-          <w:rStyle w:val="a0"/>
-          <w:rFonts w:ascii="Cascadia Mono" w:eastAsia="Cascadia Mono" w:hAnsi="Cascadia Mono" w:cs="Cascadia Mono"/>
-          <w:color w:val="000000"/>
-          <w:sz w:val="18"/>
-          <w:szCs w:val="18"/>
-        </w:rPr>
-        <w:t>lab::ModuleWork2(</w:t>
-      </w:r>
-      <w:r>
-        <w:rPr>
-          <w:rStyle w:val="a0"/>
-          <w:rFonts w:ascii="Cascadia Mono" w:eastAsia="Cascadia Mono" w:hAnsi="Cascadia Mono" w:cs="Cascadia Mono"/>
-          <w:color w:val="808080"/>
-          <w:sz w:val="18"/>
-          <w:szCs w:val="18"/>
-        </w:rPr>
-        <w:t>hwnd</w:t>
-      </w:r>
-      <w:r>
-        <w:rPr>
-          <w:rStyle w:val="a0"/>
-          <w:rFonts w:ascii="Cascadia Mono" w:eastAsia="Cascadia Mono" w:hAnsi="Cascadia Mono" w:cs="Cascadia Mono"/>
-          <w:color w:val="000000"/>
-          <w:sz w:val="18"/>
-          <w:szCs w:val="18"/>
-        </w:rPr>
-        <w:t>, &amp;state-&gt;workResultPayload2);</w:t>
-      </w:r>
-      <w:r>
-        <w:br/>
-      </w:r>
-      <w:r>
-        <w:tab/>
-      </w:r>
-      <w:r>
-        <w:tab/>
-      </w:r>
-      <w:r>
-        <w:tab/>
-      </w:r>
-      <w:r>
-        <w:tab/>
-      </w:r>
-      <w:r>
-        <w:tab/>
-      </w:r>
-      <w:r>
-        <w:tab/>
-      </w:r>
-      <w:r>
-        <w:rPr>
-          <w:rStyle w:val="a0"/>
-          <w:rFonts w:ascii="Cascadia Mono" w:eastAsia="Cascadia Mono" w:hAnsi="Cascadia Mono" w:cs="Cascadia Mono"/>
-          <w:color w:val="000000"/>
-          <w:sz w:val="18"/>
-          <w:szCs w:val="18"/>
-        </w:rPr>
-        <w:t xml:space="preserve">state-&gt;shouldExecuteWorkResult2 = </w:t>
-      </w:r>
-      <w:r>
-        <w:rPr>
-          <w:rStyle w:val="a0"/>
-          <w:rFonts w:ascii="Cascadia Mono" w:eastAsia="Cascadia Mono" w:hAnsi="Cascadia Mono" w:cs="Cascadia Mono"/>
-          <w:color w:val="0000FF"/>
-          <w:sz w:val="18"/>
-          <w:szCs w:val="18"/>
-        </w:rPr>
-        <w:t>true</w:t>
-      </w:r>
-      <w:r>
-        <w:rPr>
-          <w:rStyle w:val="a0"/>
-          <w:rFonts w:ascii="Cascadia Mono" w:eastAsia="Cascadia Mono" w:hAnsi="Cascadia Mono" w:cs="Cascadia Mono"/>
-          <w:color w:val="000000"/>
-          <w:sz w:val="18"/>
-          <w:szCs w:val="18"/>
-        </w:rPr>
-        <w:t>;</w:t>
-      </w:r>
-      <w:r>
-        <w:br/>
-      </w:r>
-      <w:r>
-        <w:br/>
-      </w:r>
-      <w:r>
-        <w:tab/>
-      </w:r>
-      <w:r>
-        <w:tab/>
-      </w:r>
-      <w:r>
-        <w:tab/>
-      </w:r>
-      <w:r>
-        <w:tab/>
-      </w:r>
-      <w:r>
-        <w:tab/>
-      </w:r>
-      <w:r>
-        <w:tab/>
-      </w:r>
-      <w:r>
-        <w:rPr>
-          <w:rStyle w:val="a0"/>
-          <w:rFonts w:ascii="Cascadia Mono" w:eastAsia="Cascadia Mono" w:hAnsi="Cascadia Mono" w:cs="Cascadia Mono"/>
-          <w:color w:val="0000FF"/>
-          <w:sz w:val="18"/>
-          <w:szCs w:val="18"/>
-        </w:rPr>
-        <w:t>if</w:t>
-      </w:r>
-      <w:r>
-        <w:rPr>
-          <w:rStyle w:val="a0"/>
-          <w:rFonts w:ascii="Cascadia Mono" w:eastAsia="Cascadia Mono" w:hAnsi="Cascadia Mono" w:cs="Cascadia Mono"/>
-          <w:color w:val="000000"/>
-          <w:sz w:val="18"/>
-          <w:szCs w:val="18"/>
-        </w:rPr>
-        <w:t xml:space="preserve"> (!state-&gt;workResultPayload2.written.empty()) {</w:t>
-      </w:r>
-      <w:r>
-        <w:br/>
-      </w:r>
-      <w:r>
-        <w:tab/>
-      </w:r>
-      <w:r>
-        <w:tab/>
-      </w:r>
-      <w:r>
-        <w:tab/>
-      </w:r>
-      <w:r>
-        <w:tab/>
-      </w:r>
-      <w:r>
-        <w:tab/>
-      </w:r>
-      <w:r>
-        <w:tab/>
-      </w:r>
-      <w:r>
-        <w:tab/>
-      </w:r>
-      <w:r>
-        <w:rPr>
-          <w:rStyle w:val="a0"/>
-          <w:rFonts w:ascii="Cascadia Mono" w:eastAsia="Cascadia Mono" w:hAnsi="Cascadia Mono" w:cs="Cascadia Mono"/>
-          <w:color w:val="000000"/>
-          <w:sz w:val="18"/>
-          <w:szCs w:val="18"/>
-        </w:rPr>
-        <w:t>InvalidateRect(</w:t>
-      </w:r>
-      <w:r>
-        <w:rPr>
-          <w:rStyle w:val="a0"/>
-          <w:rFonts w:ascii="Cascadia Mono" w:eastAsia="Cascadia Mono" w:hAnsi="Cascadia Mono" w:cs="Cascadia Mono"/>
-          <w:color w:val="808080"/>
-          <w:sz w:val="18"/>
-          <w:szCs w:val="18"/>
-        </w:rPr>
-        <w:t>hwnd</w:t>
-      </w:r>
-      <w:r>
-        <w:rPr>
-          <w:rStyle w:val="a0"/>
-          <w:rFonts w:ascii="Cascadia Mono" w:eastAsia="Cascadia Mono" w:hAnsi="Cascadia Mono" w:cs="Cascadia Mono"/>
-          <w:color w:val="000000"/>
-          <w:sz w:val="18"/>
-          <w:szCs w:val="18"/>
-        </w:rPr>
-        <w:t xml:space="preserve">, </w:t>
-      </w:r>
-      <w:r>
-        <w:rPr>
-          <w:rStyle w:val="a0"/>
-          <w:rFonts w:ascii="Cascadia Mono" w:eastAsia="Cascadia Mono" w:hAnsi="Cascadia Mono" w:cs="Cascadia Mono"/>
-          <w:color w:val="0000FF"/>
-          <w:sz w:val="18"/>
-          <w:szCs w:val="18"/>
-        </w:rPr>
-        <w:t>nullptr</w:t>
-      </w:r>
-      <w:r>
-        <w:rPr>
-          <w:rStyle w:val="a0"/>
-          <w:rFonts w:ascii="Cascadia Mono" w:eastAsia="Cascadia Mono" w:hAnsi="Cascadia Mono" w:cs="Cascadia Mono"/>
-          <w:color w:val="000000"/>
-          <w:sz w:val="18"/>
-          <w:szCs w:val="18"/>
-        </w:rPr>
-        <w:t xml:space="preserve">, </w:t>
-      </w:r>
-      <w:r>
-        <w:rPr>
-          <w:rStyle w:val="a0"/>
-          <w:rFonts w:ascii="Cascadia Mono" w:eastAsia="Cascadia Mono" w:hAnsi="Cascadia Mono" w:cs="Cascadia Mono"/>
-          <w:color w:val="6F008A"/>
-          <w:sz w:val="18"/>
-          <w:szCs w:val="18"/>
-        </w:rPr>
-        <w:t>TRUE</w:t>
-      </w:r>
-      <w:r>
-        <w:rPr>
-          <w:rStyle w:val="a0"/>
-          <w:rFonts w:ascii="Cascadia Mono" w:eastAsia="Cascadia Mono" w:hAnsi="Cascadia Mono" w:cs="Cascadia Mono"/>
-          <w:color w:val="000000"/>
-          <w:sz w:val="18"/>
-          <w:szCs w:val="18"/>
-        </w:rPr>
-        <w:t>);</w:t>
-      </w:r>
-      <w:r>
-        <w:br/>
-      </w:r>
-      <w:r>
-        <w:tab/>
-      </w:r>
-      <w:r>
-        <w:tab/>
-      </w:r>
-      <w:r>
-        <w:tab/>
-      </w:r>
-      <w:r>
-        <w:tab/>
-      </w:r>
-      <w:r>
-        <w:tab/>
-      </w:r>
-      <w:r>
-        <w:tab/>
-      </w:r>
-      <w:r>
-        <w:rPr>
-          <w:rStyle w:val="a0"/>
-          <w:rFonts w:ascii="Cascadia Mono" w:eastAsia="Cascadia Mono" w:hAnsi="Cascadia Mono" w:cs="Cascadia Mono"/>
-          <w:color w:val="000000"/>
-          <w:sz w:val="18"/>
-          <w:szCs w:val="18"/>
-        </w:rPr>
-        <w:t>}</w:t>
-      </w:r>
-      <w:r>
-        <w:br/>
-      </w:r>
-      <w:r>
-        <w:br/>
-      </w:r>
-      <w:r>
-        <w:tab/>
-      </w:r>
-      <w:r>
-        <w:tab/>
-      </w:r>
-      <w:r>
-        <w:tab/>
-      </w:r>
-      <w:r>
-        <w:tab/>
-      </w:r>
-      <w:r>
-        <w:tab/>
-      </w:r>
-      <w:r>
-        <w:tab/>
-      </w:r>
-      <w:r>
-        <w:rPr>
-          <w:rStyle w:val="a0"/>
-          <w:rFonts w:ascii="Cascadia Mono" w:eastAsia="Cascadia Mono" w:hAnsi="Cascadia Mono" w:cs="Cascadia Mono"/>
-          <w:color w:val="0000FF"/>
-          <w:sz w:val="18"/>
-          <w:szCs w:val="18"/>
-        </w:rPr>
-        <w:t>break</w:t>
-      </w:r>
-      <w:r>
-        <w:rPr>
-          <w:rStyle w:val="a0"/>
-          <w:rFonts w:ascii="Cascadia Mono" w:eastAsia="Cascadia Mono" w:hAnsi="Cascadia Mono" w:cs="Cascadia Mono"/>
-          <w:color w:val="000000"/>
-          <w:sz w:val="18"/>
-          <w:szCs w:val="18"/>
-        </w:rPr>
-        <w:t>;</w:t>
-      </w:r>
-      <w:r>
-        <w:br/>
-      </w:r>
-      <w:r>
-        <w:tab/>
-      </w:r>
-      <w:r>
-        <w:tab/>
-      </w:r>
-      <w:r>
-        <w:tab/>
-      </w:r>
-      <w:r>
-        <w:tab/>
-      </w:r>
-      <w:r>
-        <w:tab/>
-      </w:r>
-      <w:r>
-        <w:rPr>
-          <w:rStyle w:val="a0"/>
-          <w:rFonts w:ascii="Cascadia Mono" w:eastAsia="Cascadia Mono" w:hAnsi="Cascadia Mono" w:cs="Cascadia Mono"/>
-          <w:color w:val="000000"/>
-          <w:sz w:val="18"/>
-          <w:szCs w:val="18"/>
-        </w:rPr>
-        <w:t>}</w:t>
-      </w:r>
-      <w:r>
-        <w:br/>
-      </w:r>
-      <w:r>
-        <w:br/>
-      </w:r>
-      <w:r>
-        <w:tab/>
-      </w:r>
-      <w:r>
-        <w:tab/>
-      </w:r>
-      <w:r>
-        <w:tab/>
-      </w:r>
-      <w:r>
-        <w:tab/>
-      </w:r>
-      <w:r>
-        <w:tab/>
-      </w:r>
-      <w:r>
-        <w:rPr>
-          <w:rStyle w:val="a0"/>
-          <w:rFonts w:ascii="Cascadia Mono" w:eastAsia="Cascadia Mono" w:hAnsi="Cascadia Mono" w:cs="Cascadia Mono"/>
-          <w:color w:val="0000FF"/>
-          <w:sz w:val="18"/>
-          <w:szCs w:val="18"/>
-        </w:rPr>
-        <w:t>case</w:t>
-      </w:r>
-      <w:r>
-        <w:rPr>
-          <w:rStyle w:val="a0"/>
-          <w:rFonts w:ascii="Cascadia Mono" w:eastAsia="Cascadia Mono" w:hAnsi="Cascadia Mono" w:cs="Cascadia Mono"/>
-          <w:color w:val="000000"/>
-          <w:sz w:val="18"/>
-          <w:szCs w:val="18"/>
-        </w:rPr>
-        <w:t xml:space="preserve"> </w:t>
-      </w:r>
-      <w:r>
-        <w:rPr>
-          <w:rStyle w:val="a0"/>
-          <w:rFonts w:ascii="Cascadia Mono" w:eastAsia="Cascadia Mono" w:hAnsi="Cascadia Mono" w:cs="Cascadia Mono"/>
-          <w:color w:val="6F008A"/>
-          <w:sz w:val="18"/>
-          <w:szCs w:val="18"/>
-        </w:rPr>
-        <w:t>IDM_EXIT</w:t>
-      </w:r>
-      <w:r>
-        <w:rPr>
-          <w:rStyle w:val="a0"/>
-          <w:rFonts w:ascii="Cascadia Mono" w:eastAsia="Cascadia Mono" w:hAnsi="Cascadia Mono" w:cs="Cascadia Mono"/>
-          <w:color w:val="000000"/>
-          <w:sz w:val="18"/>
-          <w:szCs w:val="18"/>
-        </w:rPr>
-        <w:t>:</w:t>
-      </w:r>
-      <w:r>
-        <w:br/>
-      </w:r>
-      <w:r>
-        <w:tab/>
-      </w:r>
-      <w:r>
-        <w:tab/>
-      </w:r>
-      <w:r>
-        <w:tab/>
-      </w:r>
-      <w:r>
-        <w:tab/>
-      </w:r>
-      <w:r>
-        <w:tab/>
-      </w:r>
-      <w:r>
-        <w:tab/>
-      </w:r>
-      <w:r>
-        <w:rPr>
-          <w:rStyle w:val="a0"/>
-          <w:rFonts w:ascii="Cascadia Mono" w:eastAsia="Cascadia Mono" w:hAnsi="Cascadia Mono" w:cs="Cascadia Mono"/>
-          <w:color w:val="000000"/>
-          <w:sz w:val="18"/>
-          <w:szCs w:val="18"/>
-        </w:rPr>
-        <w:t>DestroyWindow(</w:t>
-      </w:r>
-      <w:r>
-        <w:rPr>
-          <w:rStyle w:val="a0"/>
-          <w:rFonts w:ascii="Cascadia Mono" w:eastAsia="Cascadia Mono" w:hAnsi="Cascadia Mono" w:cs="Cascadia Mono"/>
-          <w:color w:val="808080"/>
-          <w:sz w:val="18"/>
-          <w:szCs w:val="18"/>
-        </w:rPr>
-        <w:t>hwnd</w:t>
-      </w:r>
-      <w:r>
-        <w:rPr>
-          <w:rStyle w:val="a0"/>
-          <w:rFonts w:ascii="Cascadia Mono" w:eastAsia="Cascadia Mono" w:hAnsi="Cascadia Mono" w:cs="Cascadia Mono"/>
-          <w:color w:val="000000"/>
-          <w:sz w:val="18"/>
-          <w:szCs w:val="18"/>
-        </w:rPr>
-        <w:t>);</w:t>
-      </w:r>
-      <w:r>
-        <w:br/>
-      </w:r>
-      <w:r>
-        <w:tab/>
-      </w:r>
-      <w:r>
-        <w:tab/>
-      </w:r>
-      <w:r>
-        <w:tab/>
-      </w:r>
-      <w:r>
-        <w:tab/>
-      </w:r>
-      <w:r>
-        <w:tab/>
-      </w:r>
-      <w:r>
-        <w:tab/>
-      </w:r>
-      <w:r>
-        <w:rPr>
-          <w:rStyle w:val="a0"/>
-          <w:rFonts w:ascii="Cascadia Mono" w:eastAsia="Cascadia Mono" w:hAnsi="Cascadia Mono" w:cs="Cascadia Mono"/>
-          <w:color w:val="0000FF"/>
-          <w:sz w:val="18"/>
-          <w:szCs w:val="18"/>
-        </w:rPr>
-        <w:t>break</w:t>
-      </w:r>
-      <w:r>
-        <w:rPr>
-          <w:rStyle w:val="a0"/>
-          <w:rFonts w:ascii="Cascadia Mono" w:eastAsia="Cascadia Mono" w:hAnsi="Cascadia Mono" w:cs="Cascadia Mono"/>
-          <w:color w:val="000000"/>
-          <w:sz w:val="18"/>
-          <w:szCs w:val="18"/>
-        </w:rPr>
-        <w:t>;</w:t>
-      </w:r>
-      <w:r>
-        <w:br/>
-      </w:r>
-      <w:r>
-        <w:tab/>
-      </w:r>
-      <w:r>
-        <w:tab/>
-      </w:r>
-      <w:r>
-        <w:tab/>
-      </w:r>
-      <w:r>
-        <w:tab/>
-      </w:r>
-      <w:r>
-        <w:rPr>
-          <w:rStyle w:val="a0"/>
-          <w:rFonts w:ascii="Cascadia Mono" w:eastAsia="Cascadia Mono" w:hAnsi="Cascadia Mono" w:cs="Cascadia Mono"/>
-          <w:color w:val="000000"/>
-          <w:sz w:val="18"/>
-          <w:szCs w:val="18"/>
-        </w:rPr>
-        <w:t>}</w:t>
-      </w:r>
-      <w:r>
-        <w:br/>
-      </w:r>
-      <w:r>
-        <w:tab/>
-      </w:r>
-      <w:r>
-        <w:tab/>
-      </w:r>
-      <w:r>
-        <w:tab/>
-      </w:r>
-      <w:r>
-        <w:tab/>
-      </w:r>
-      <w:r>
-        <w:rPr>
-          <w:rStyle w:val="a0"/>
-          <w:rFonts w:ascii="Cascadia Mono" w:eastAsia="Cascadia Mono" w:hAnsi="Cascadia Mono" w:cs="Cascadia Mono"/>
-          <w:color w:val="0000FF"/>
-          <w:sz w:val="18"/>
-          <w:szCs w:val="18"/>
-        </w:rPr>
-        <w:t>break</w:t>
-      </w:r>
-      <w:r>
-        <w:rPr>
-          <w:rStyle w:val="a0"/>
-          <w:rFonts w:ascii="Cascadia Mono" w:eastAsia="Cascadia Mono" w:hAnsi="Cascadia Mono" w:cs="Cascadia Mono"/>
-          <w:color w:val="000000"/>
-          <w:sz w:val="18"/>
-          <w:szCs w:val="18"/>
-        </w:rPr>
-        <w:t>;</w:t>
-      </w:r>
-      <w:r>
-        <w:br/>
-      </w:r>
-      <w:r>
-        <w:br/>
-      </w:r>
-      <w:r>
-        <w:tab/>
-      </w:r>
-      <w:r>
-        <w:tab/>
-      </w:r>
-      <w:r>
-        <w:tab/>
-      </w:r>
-      <w:r>
-        <w:rPr>
-          <w:rStyle w:val="a0"/>
-          <w:rFonts w:ascii="Cascadia Mono" w:eastAsia="Cascadia Mono" w:hAnsi="Cascadia Mono" w:cs="Cascadia Mono"/>
-          <w:color w:val="0000FF"/>
-          <w:sz w:val="18"/>
-          <w:szCs w:val="18"/>
-        </w:rPr>
-        <w:t>case</w:t>
-      </w:r>
-      <w:r>
-        <w:rPr>
-          <w:rStyle w:val="a0"/>
-          <w:rFonts w:ascii="Cascadia Mono" w:eastAsia="Cascadia Mono" w:hAnsi="Cascadia Mono" w:cs="Cascadia Mono"/>
-          <w:color w:val="000000"/>
-          <w:sz w:val="18"/>
-          <w:szCs w:val="18"/>
-        </w:rPr>
-        <w:t xml:space="preserve"> </w:t>
-      </w:r>
-      <w:r>
-        <w:rPr>
-          <w:rStyle w:val="a0"/>
-          <w:rFonts w:ascii="Cascadia Mono" w:eastAsia="Cascadia Mono" w:hAnsi="Cascadia Mono" w:cs="Cascadia Mono"/>
-          <w:color w:val="6F008A"/>
-          <w:sz w:val="18"/>
-          <w:szCs w:val="18"/>
-        </w:rPr>
-        <w:t>WM_PAINT</w:t>
-      </w:r>
-      <w:r>
-        <w:rPr>
-          <w:rStyle w:val="a0"/>
-          <w:rFonts w:ascii="Cascadia Mono" w:eastAsia="Cascadia Mono" w:hAnsi="Cascadia Mono" w:cs="Cascadia Mono"/>
-          <w:color w:val="000000"/>
-          <w:sz w:val="18"/>
-          <w:szCs w:val="18"/>
-        </w:rPr>
-        <w:t>: {</w:t>
-      </w:r>
-      <w:r>
-        <w:br/>
-      </w:r>
-      <w:r>
-        <w:tab/>
-      </w:r>
-      <w:r>
-        <w:tab/>
-      </w:r>
-      <w:r>
-        <w:tab/>
-      </w:r>
-      <w:r>
-        <w:tab/>
-      </w:r>
-      <w:r>
-        <w:rPr>
-          <w:rStyle w:val="a0"/>
-          <w:rFonts w:ascii="Cascadia Mono" w:eastAsia="Cascadia Mono" w:hAnsi="Cascadia Mono" w:cs="Cascadia Mono"/>
-          <w:color w:val="2B91AF"/>
-          <w:sz w:val="18"/>
-          <w:szCs w:val="18"/>
-        </w:rPr>
-        <w:t>PAINTSTRUCT</w:t>
-      </w:r>
-      <w:r>
-        <w:rPr>
-          <w:rStyle w:val="a0"/>
-          <w:rFonts w:ascii="Cascadia Mono" w:eastAsia="Cascadia Mono" w:hAnsi="Cascadia Mono" w:cs="Cascadia Mono"/>
-          <w:color w:val="000000"/>
-          <w:sz w:val="18"/>
-          <w:szCs w:val="18"/>
-        </w:rPr>
-        <w:t xml:space="preserve"> ps;</w:t>
-      </w:r>
-      <w:r>
-        <w:br/>
-      </w:r>
-      <w:r>
-        <w:tab/>
-      </w:r>
-      <w:r>
-        <w:tab/>
-      </w:r>
-      <w:r>
-        <w:tab/>
-      </w:r>
-      <w:r>
-        <w:tab/>
-      </w:r>
-      <w:r>
-        <w:rPr>
-          <w:rStyle w:val="a0"/>
-          <w:rFonts w:ascii="Cascadia Mono" w:eastAsia="Cascadia Mono" w:hAnsi="Cascadia Mono" w:cs="Cascadia Mono"/>
-          <w:color w:val="2B91AF"/>
-          <w:sz w:val="18"/>
-          <w:szCs w:val="18"/>
-        </w:rPr>
-        <w:t>HDC</w:t>
-      </w:r>
-      <w:r>
-        <w:rPr>
-          <w:rStyle w:val="a0"/>
-          <w:rFonts w:ascii="Cascadia Mono" w:eastAsia="Cascadia Mono" w:hAnsi="Cascadia Mono" w:cs="Cascadia Mono"/>
-          <w:color w:val="000000"/>
-          <w:sz w:val="18"/>
-          <w:szCs w:val="18"/>
-        </w:rPr>
-        <w:t xml:space="preserve"> hdc = BeginPaint(</w:t>
-      </w:r>
-      <w:r>
-        <w:rPr>
-          <w:rStyle w:val="a0"/>
-          <w:rFonts w:ascii="Cascadia Mono" w:eastAsia="Cascadia Mono" w:hAnsi="Cascadia Mono" w:cs="Cascadia Mono"/>
-          <w:color w:val="808080"/>
-          <w:sz w:val="18"/>
-          <w:szCs w:val="18"/>
-        </w:rPr>
-        <w:t>hwnd</w:t>
-      </w:r>
-      <w:r>
-        <w:rPr>
-          <w:rStyle w:val="a0"/>
-          <w:rFonts w:ascii="Cascadia Mono" w:eastAsia="Cascadia Mono" w:hAnsi="Cascadia Mono" w:cs="Cascadia Mono"/>
-          <w:color w:val="000000"/>
-          <w:sz w:val="18"/>
-          <w:szCs w:val="18"/>
-        </w:rPr>
-        <w:t>, &amp;ps);</w:t>
-      </w:r>
-      <w:r>
-        <w:br/>
-      </w:r>
-      <w:r>
-        <w:br/>
-      </w:r>
-      <w:r>
-        <w:tab/>
-      </w:r>
-      <w:r>
-        <w:tab/>
-      </w:r>
-      <w:r>
-        <w:tab/>
-      </w:r>
-      <w:r>
-        <w:tab/>
-      </w:r>
-      <w:r>
-        <w:rPr>
-          <w:rStyle w:val="a0"/>
-          <w:rFonts w:ascii="Cascadia Mono" w:eastAsia="Cascadia Mono" w:hAnsi="Cascadia Mono" w:cs="Cascadia Mono"/>
-          <w:color w:val="2B91AF"/>
-          <w:sz w:val="18"/>
-          <w:szCs w:val="18"/>
-        </w:rPr>
-        <w:t>State</w:t>
-      </w:r>
-      <w:r>
-        <w:rPr>
-          <w:rStyle w:val="a0"/>
-          <w:rFonts w:ascii="Cascadia Mono" w:eastAsia="Cascadia Mono" w:hAnsi="Cascadia Mono" w:cs="Cascadia Mono"/>
-          <w:color w:val="000000"/>
-          <w:sz w:val="18"/>
-          <w:szCs w:val="18"/>
-        </w:rPr>
-        <w:t>* state = (</w:t>
-      </w:r>
-      <w:r>
-        <w:rPr>
-          <w:rStyle w:val="a0"/>
-          <w:rFonts w:ascii="Cascadia Mono" w:eastAsia="Cascadia Mono" w:hAnsi="Cascadia Mono" w:cs="Cascadia Mono"/>
-          <w:color w:val="2B91AF"/>
-          <w:sz w:val="18"/>
-          <w:szCs w:val="18"/>
-        </w:rPr>
-        <w:t>State</w:t>
-      </w:r>
-      <w:r>
-        <w:rPr>
-          <w:rStyle w:val="a0"/>
-          <w:rFonts w:ascii="Cascadia Mono" w:eastAsia="Cascadia Mono" w:hAnsi="Cascadia Mono" w:cs="Cascadia Mono"/>
-          <w:color w:val="000000"/>
-          <w:sz w:val="18"/>
-          <w:szCs w:val="18"/>
-        </w:rPr>
-        <w:t>*)GetWindowLongPtrA(</w:t>
-      </w:r>
-      <w:r>
-        <w:rPr>
-          <w:rStyle w:val="a0"/>
-          <w:rFonts w:ascii="Cascadia Mono" w:eastAsia="Cascadia Mono" w:hAnsi="Cascadia Mono" w:cs="Cascadia Mono"/>
-          <w:color w:val="808080"/>
-          <w:sz w:val="18"/>
-          <w:szCs w:val="18"/>
-        </w:rPr>
-        <w:t>hwnd</w:t>
-      </w:r>
-      <w:r>
-        <w:rPr>
-          <w:rStyle w:val="a0"/>
-          <w:rFonts w:ascii="Cascadia Mono" w:eastAsia="Cascadia Mono" w:hAnsi="Cascadia Mono" w:cs="Cascadia Mono"/>
-          <w:color w:val="000000"/>
-          <w:sz w:val="18"/>
-          <w:szCs w:val="18"/>
-        </w:rPr>
-        <w:t xml:space="preserve">, </w:t>
-      </w:r>
-      <w:r>
-        <w:rPr>
-          <w:rStyle w:val="a0"/>
-          <w:rFonts w:ascii="Cascadia Mono" w:eastAsia="Cascadia Mono" w:hAnsi="Cascadia Mono" w:cs="Cascadia Mono"/>
-          <w:color w:val="6F008A"/>
-          <w:sz w:val="18"/>
-          <w:szCs w:val="18"/>
-        </w:rPr>
-        <w:t>GWLP_USERDATA</w:t>
-      </w:r>
-      <w:r>
-        <w:rPr>
-          <w:rStyle w:val="a0"/>
-          <w:rFonts w:ascii="Cascadia Mono" w:eastAsia="Cascadia Mono" w:hAnsi="Cascadia Mono" w:cs="Cascadia Mono"/>
-          <w:color w:val="000000"/>
-          <w:sz w:val="18"/>
-          <w:szCs w:val="18"/>
-        </w:rPr>
-        <w:t>);</w:t>
-      </w:r>
-      <w:r>
-        <w:br/>
-      </w:r>
-      <w:r>
-        <w:br/>
-      </w:r>
-      <w:r>
-        <w:tab/>
-      </w:r>
-      <w:r>
-        <w:tab/>
-      </w:r>
-      <w:r>
-        <w:tab/>
-      </w:r>
-      <w:r>
-        <w:tab/>
-      </w:r>
-      <w:r>
-        <w:rPr>
-          <w:rStyle w:val="a0"/>
-          <w:rFonts w:ascii="Cascadia Mono" w:eastAsia="Cascadia Mono" w:hAnsi="Cascadia Mono" w:cs="Cascadia Mono"/>
-          <w:color w:val="0000FF"/>
-          <w:sz w:val="18"/>
-          <w:szCs w:val="18"/>
-        </w:rPr>
-        <w:t>if</w:t>
-      </w:r>
-      <w:r>
-        <w:rPr>
-          <w:rStyle w:val="a0"/>
-          <w:rFonts w:ascii="Cascadia Mono" w:eastAsia="Cascadia Mono" w:hAnsi="Cascadia Mono" w:cs="Cascadia Mono"/>
-          <w:color w:val="000000"/>
-          <w:sz w:val="18"/>
-          <w:szCs w:val="18"/>
-        </w:rPr>
-        <w:t xml:space="preserve"> (state-&gt;shouldExecuteWorkResult1) {</w:t>
-      </w:r>
-      <w:r>
-        <w:br/>
-      </w:r>
-      <w:r>
-        <w:tab/>
-      </w:r>
-      <w:r>
-        <w:tab/>
-      </w:r>
-      <w:r>
-        <w:tab/>
-      </w:r>
-      <w:r>
-        <w:tab/>
-      </w:r>
-      <w:r>
-        <w:tab/>
-      </w:r>
-      <w:r>
-        <w:rPr>
-          <w:rStyle w:val="a0"/>
-          <w:rFonts w:ascii="Cascadia Mono" w:eastAsia="Cascadia Mono" w:hAnsi="Cascadia Mono" w:cs="Cascadia Mono"/>
-          <w:color w:val="000000"/>
-          <w:sz w:val="18"/>
-          <w:szCs w:val="18"/>
-        </w:rPr>
-        <w:t>std::</w:t>
-      </w:r>
-      <w:r>
-        <w:rPr>
-          <w:rStyle w:val="a0"/>
-          <w:rFonts w:ascii="Cascadia Mono" w:eastAsia="Cascadia Mono" w:hAnsi="Cascadia Mono" w:cs="Cascadia Mono"/>
-          <w:color w:val="2B91AF"/>
-          <w:sz w:val="18"/>
-          <w:szCs w:val="18"/>
-        </w:rPr>
-        <w:t>string</w:t>
-      </w:r>
-      <w:r>
-        <w:rPr>
-          <w:rStyle w:val="a0"/>
-          <w:rFonts w:ascii="Cascadia Mono" w:eastAsia="Cascadia Mono" w:hAnsi="Cascadia Mono" w:cs="Cascadia Mono"/>
-          <w:color w:val="000000"/>
-          <w:sz w:val="18"/>
-          <w:szCs w:val="18"/>
-        </w:rPr>
-        <w:t xml:space="preserve"> message = std::</w:t>
-      </w:r>
-      <w:r>
-        <w:rPr>
-          <w:rStyle w:val="a0"/>
-          <w:rFonts w:ascii="Cascadia Mono" w:eastAsia="Cascadia Mono" w:hAnsi="Cascadia Mono" w:cs="Cascadia Mono"/>
-          <w:color w:val="2B91AF"/>
-          <w:sz w:val="18"/>
-          <w:szCs w:val="18"/>
-        </w:rPr>
-        <w:t>string</w:t>
-      </w:r>
-      <w:r>
-        <w:rPr>
-          <w:rStyle w:val="a0"/>
-          <w:rFonts w:ascii="Cascadia Mono" w:eastAsia="Cascadia Mono" w:hAnsi="Cascadia Mono" w:cs="Cascadia Mono"/>
-          <w:color w:val="000000"/>
-          <w:sz w:val="18"/>
-          <w:szCs w:val="18"/>
-        </w:rPr>
-        <w:t>(</w:t>
-      </w:r>
-      <w:r>
-        <w:rPr>
-          <w:rStyle w:val="a0"/>
-          <w:rFonts w:ascii="Cascadia Mono" w:eastAsia="Cascadia Mono" w:hAnsi="Cascadia Mono" w:cs="Cascadia Mono"/>
-          <w:color w:val="A31515"/>
-          <w:sz w:val="18"/>
-          <w:szCs w:val="18"/>
-        </w:rPr>
         <w:t>"Work1: Chosen group is "</w:t>
       </w:r>
       <w:r>
@@ -5943,7 +5933,17 @@
           <w:sz w:val="18"/>
           <w:szCs w:val="18"/>
         </w:rPr>
-        <w:t>TextOutA(hdc, 200, 200, message.data(), message.length());</w:t>
+        <w:t>TextOutA(hdc, 200, 200, message.data(), me</w:t>
+      </w:r>
+      <w:r>
+        <w:rPr>
+          <w:rStyle w:val="a0"/>
+          <w:rFonts w:ascii="Cascadia Mono" w:eastAsia="Cascadia Mono" w:hAnsi="Cascadia Mono" w:cs="Cascadia Mono"/>
+          <w:color w:val="000000"/>
+          <w:sz w:val="18"/>
+          <w:szCs w:val="18"/>
+        </w:rPr>
+        <w:t>ssage.length());</w:t>
       </w:r>
       <w:r>
         <w:br/>
@@ -14841,174 +14841,6 @@
       <w:r>
         <w:br/>
       </w:r>
-    </w:p>
-    <w:p>
-      <w:pPr>
-        <w:pStyle w:val="1"/>
-        <w:spacing w:before="57" w:after="217" w:line="202" w:lineRule="exact"/>
-        <w:rPr>
-          <w:rFonts w:ascii="Times New Roman" w:hAnsi="Times New Roman"/>
-          <w:b/>
-          <w:bCs/>
-          <w:sz w:val="28"/>
-          <w:szCs w:val="28"/>
-          <w:u w:val="single"/>
-        </w:rPr>
-      </w:pPr>
-    </w:p>
-    <w:p>
-      <w:pPr>
-        <w:pStyle w:val="1"/>
-        <w:spacing w:before="57" w:after="217" w:line="202" w:lineRule="exact"/>
-        <w:rPr>
-          <w:rFonts w:ascii="Times New Roman" w:hAnsi="Times New Roman"/>
-          <w:b/>
-          <w:bCs/>
-          <w:sz w:val="28"/>
-          <w:szCs w:val="28"/>
-          <w:u w:val="single"/>
-        </w:rPr>
-      </w:pPr>
-    </w:p>
-    <w:p>
-      <w:pPr>
-        <w:pStyle w:val="1"/>
-        <w:spacing w:before="57" w:after="217" w:line="202" w:lineRule="exact"/>
-        <w:rPr>
-          <w:rFonts w:ascii="Times New Roman" w:hAnsi="Times New Roman"/>
-          <w:b/>
-          <w:bCs/>
-          <w:sz w:val="28"/>
-          <w:szCs w:val="28"/>
-          <w:u w:val="single"/>
-        </w:rPr>
-      </w:pPr>
-    </w:p>
-    <w:p>
-      <w:pPr>
-        <w:pStyle w:val="1"/>
-        <w:spacing w:before="57" w:after="217" w:line="202" w:lineRule="exact"/>
-        <w:rPr>
-          <w:rFonts w:ascii="Times New Roman" w:hAnsi="Times New Roman"/>
-          <w:b/>
-          <w:bCs/>
-          <w:sz w:val="28"/>
-          <w:szCs w:val="28"/>
-          <w:u w:val="single"/>
-        </w:rPr>
-      </w:pPr>
-    </w:p>
-    <w:p>
-      <w:pPr>
-        <w:pStyle w:val="1"/>
-        <w:spacing w:before="57" w:after="217" w:line="202" w:lineRule="exact"/>
-        <w:rPr>
-          <w:rFonts w:ascii="Times New Roman" w:hAnsi="Times New Roman"/>
-          <w:b/>
-          <w:bCs/>
-          <w:sz w:val="28"/>
-          <w:szCs w:val="28"/>
-          <w:u w:val="single"/>
-        </w:rPr>
-      </w:pPr>
-    </w:p>
-    <w:p>
-      <w:pPr>
-        <w:pStyle w:val="1"/>
-        <w:spacing w:before="57" w:after="217" w:line="202" w:lineRule="exact"/>
-        <w:rPr>
-          <w:rFonts w:ascii="Times New Roman" w:hAnsi="Times New Roman"/>
-          <w:b/>
-          <w:bCs/>
-          <w:sz w:val="28"/>
-          <w:szCs w:val="28"/>
-          <w:u w:val="single"/>
-        </w:rPr>
-      </w:pPr>
-    </w:p>
-    <w:p>
-      <w:pPr>
-        <w:pStyle w:val="1"/>
-        <w:spacing w:before="57" w:after="217" w:line="202" w:lineRule="exact"/>
-        <w:rPr>
-          <w:rFonts w:ascii="Times New Roman" w:hAnsi="Times New Roman"/>
-          <w:b/>
-          <w:bCs/>
-          <w:sz w:val="28"/>
-          <w:szCs w:val="28"/>
-          <w:u w:val="single"/>
-        </w:rPr>
-      </w:pPr>
-    </w:p>
-    <w:p>
-      <w:pPr>
-        <w:pStyle w:val="1"/>
-        <w:spacing w:before="57" w:after="217" w:line="202" w:lineRule="exact"/>
-        <w:rPr>
-          <w:rFonts w:ascii="Times New Roman" w:hAnsi="Times New Roman"/>
-          <w:b/>
-          <w:bCs/>
-          <w:sz w:val="28"/>
-          <w:szCs w:val="28"/>
-          <w:u w:val="single"/>
-        </w:rPr>
-      </w:pPr>
-    </w:p>
-    <w:p>
-      <w:pPr>
-        <w:pStyle w:val="1"/>
-        <w:spacing w:before="57" w:after="217" w:line="202" w:lineRule="exact"/>
-        <w:rPr>
-          <w:rFonts w:ascii="Times New Roman" w:hAnsi="Times New Roman"/>
-          <w:b/>
-          <w:bCs/>
-          <w:sz w:val="28"/>
-          <w:szCs w:val="28"/>
-          <w:u w:val="single"/>
-        </w:rPr>
-      </w:pPr>
-    </w:p>
-    <w:p>
-      <w:pPr>
-        <w:pStyle w:val="1"/>
-        <w:spacing w:before="57" w:after="217" w:line="202" w:lineRule="exact"/>
-        <w:rPr>
-          <w:rFonts w:ascii="Times New Roman" w:hAnsi="Times New Roman"/>
-          <w:b/>
-          <w:bCs/>
-          <w:sz w:val="28"/>
-          <w:szCs w:val="28"/>
-          <w:u w:val="single"/>
-        </w:rPr>
-      </w:pPr>
-    </w:p>
-    <w:p>
-      <w:pPr>
-        <w:pStyle w:val="1"/>
-        <w:spacing w:before="57" w:after="217" w:line="202" w:lineRule="exact"/>
-        <w:rPr>
-          <w:rFonts w:ascii="Times New Roman" w:hAnsi="Times New Roman"/>
-          <w:b/>
-          <w:bCs/>
-          <w:sz w:val="28"/>
-          <w:szCs w:val="28"/>
-          <w:u w:val="single"/>
-        </w:rPr>
-      </w:pPr>
-    </w:p>
-    <w:p>
-      <w:pPr>
-        <w:pStyle w:val="1"/>
-        <w:spacing w:before="57" w:after="217" w:line="202" w:lineRule="exact"/>
-        <w:rPr>
-          <w:rFonts w:ascii="Times New Roman" w:hAnsi="Times New Roman"/>
-          <w:b/>
-          <w:bCs/>
-          <w:sz w:val="28"/>
-          <w:szCs w:val="28"/>
-          <w:u w:val="single"/>
-        </w:rPr>
-      </w:pPr>
     </w:p>
     <w:p>
       <w:pPr>
@@ -15071,6 +14903,18 @@
         <w:pStyle w:val="1"/>
         <w:spacing w:before="57" w:after="217" w:line="202" w:lineRule="exact"/>
       </w:pPr>
+    </w:p>
+    <w:p>
+      <w:pPr>
+        <w:pStyle w:val="1"/>
+        <w:spacing w:before="57" w:after="217" w:line="202" w:lineRule="exact"/>
+      </w:pPr>
+    </w:p>
+    <w:p>
+      <w:pPr>
+        <w:pStyle w:val="1"/>
+        <w:spacing w:before="57" w:after="217" w:line="202" w:lineRule="exact"/>
+      </w:pPr>
       <w:r>
         <w:rPr>
           <w:rStyle w:val="10"/>
@@ -15097,9 +14941,17 @@
           <w:noProof/>
         </w:rPr>
         <w:drawing>
-          <wp:inline distT="0" distB="0" distL="0" distR="0">
-            <wp:extent cx="5943600" cy="3952878"/>
-            <wp:effectExtent l="0" t="0" r="0" b="9522"/>
+          <wp:anchor distT="0" distB="0" distL="114300" distR="114300" simplePos="0" relativeHeight="251659776" behindDoc="0" locked="0" layoutInCell="1" allowOverlap="1">
+            <wp:simplePos x="0" y="0"/>
+            <wp:positionH relativeFrom="column">
+              <wp:posOffset>-952503</wp:posOffset>
+            </wp:positionH>
+            <wp:positionV relativeFrom="paragraph">
+              <wp:posOffset>-47621</wp:posOffset>
+            </wp:positionV>
+            <wp:extent cx="5943600" cy="3905246"/>
+            <wp:effectExtent l="0" t="0" r="0" b="4"/>
+            <wp:wrapNone/>
             <wp:docPr id="1" name="drawing"/>
             <wp:cNvGraphicFramePr/>
             <a:graphic xmlns:a="http://schemas.openxmlformats.org/drawingml/2006/main">
@@ -15111,190 +14963,6 @@
                   </pic:nvPicPr>
                   <pic:blipFill>
                     <a:blip r:embed="rId7"/>
-                    <a:stretch>
-                      <a:fillRect/>
-                    </a:stretch>
-                  </pic:blipFill>
-                  <pic:spPr>
-                    <a:xfrm>
-                      <a:off x="0" y="0"/>
-                      <a:ext cx="5943600" cy="3952878"/>
-                    </a:xfrm>
-                    <a:prstGeom prst="rect">
-                      <a:avLst/>
-                    </a:prstGeom>
-                    <a:noFill/>
-                    <a:ln>
-                      <a:noFill/>
-                      <a:prstDash/>
-                    </a:ln>
-                  </pic:spPr>
-                </pic:pic>
-              </a:graphicData>
-            </a:graphic>
-          </wp:inline>
-        </w:drawing>
-      </w:r>
-    </w:p>
-    <w:p>
-      <w:pPr>
-        <w:pStyle w:val="1"/>
-        <w:spacing w:after="160" w:line="259" w:lineRule="exact"/>
-      </w:pPr>
-      <w:r>
-        <w:rPr>
-          <w:noProof/>
-        </w:rPr>
-        <w:drawing>
-          <wp:inline distT="0" distB="0" distL="0" distR="0">
-            <wp:extent cx="5943600" cy="3952878"/>
-            <wp:effectExtent l="0" t="0" r="0" b="9522"/>
-            <wp:docPr id="2" name="drawing"/>
-            <wp:cNvGraphicFramePr/>
-            <a:graphic xmlns:a="http://schemas.openxmlformats.org/drawingml/2006/main">
-              <a:graphicData uri="http://schemas.openxmlformats.org/drawingml/2006/picture">
-                <pic:pic xmlns:pic="http://schemas.openxmlformats.org/drawingml/2006/picture">
-                  <pic:nvPicPr>
-                    <pic:cNvPr id="0" name=""/>
-                    <pic:cNvPicPr/>
-                  </pic:nvPicPr>
-                  <pic:blipFill>
-                    <a:blip r:embed="rId8"/>
-                    <a:stretch>
-                      <a:fillRect/>
-                    </a:stretch>
-                  </pic:blipFill>
-                  <pic:spPr>
-                    <a:xfrm>
-                      <a:off x="0" y="0"/>
-                      <a:ext cx="5943600" cy="3952878"/>
-                    </a:xfrm>
-                    <a:prstGeom prst="rect">
-                      <a:avLst/>
-                    </a:prstGeom>
-                    <a:noFill/>
-                    <a:ln>
-                      <a:noFill/>
-                      <a:prstDash/>
-                    </a:ln>
-                  </pic:spPr>
-                </pic:pic>
-              </a:graphicData>
-            </a:graphic>
-          </wp:inline>
-        </w:drawing>
-      </w:r>
-      <w:r>
-        <w:rPr>
-          <w:noProof/>
-        </w:rPr>
-        <w:drawing>
-          <wp:inline distT="0" distB="0" distL="0" distR="0">
-            <wp:extent cx="5943600" cy="4019546"/>
-            <wp:effectExtent l="0" t="0" r="0" b="4"/>
-            <wp:docPr id="3" name="drawing"/>
-            <wp:cNvGraphicFramePr/>
-            <a:graphic xmlns:a="http://schemas.openxmlformats.org/drawingml/2006/main">
-              <a:graphicData uri="http://schemas.openxmlformats.org/drawingml/2006/picture">
-                <pic:pic xmlns:pic="http://schemas.openxmlformats.org/drawingml/2006/picture">
-                  <pic:nvPicPr>
-                    <pic:cNvPr id="0" name=""/>
-                    <pic:cNvPicPr/>
-                  </pic:nvPicPr>
-                  <pic:blipFill>
-                    <a:blip r:embed="rId9"/>
-                    <a:stretch>
-                      <a:fillRect/>
-                    </a:stretch>
-                  </pic:blipFill>
-                  <pic:spPr>
-                    <a:xfrm>
-                      <a:off x="0" y="0"/>
-                      <a:ext cx="5943600" cy="4019546"/>
-                    </a:xfrm>
-                    <a:prstGeom prst="rect">
-                      <a:avLst/>
-                    </a:prstGeom>
-                    <a:noFill/>
-                    <a:ln>
-                      <a:noFill/>
-                      <a:prstDash/>
-                    </a:ln>
-                  </pic:spPr>
-                </pic:pic>
-              </a:graphicData>
-            </a:graphic>
-          </wp:inline>
-        </w:drawing>
-      </w:r>
-      <w:r>
-        <w:rPr>
-          <w:noProof/>
-        </w:rPr>
-        <w:drawing>
-          <wp:inline distT="0" distB="0" distL="0" distR="0">
-            <wp:extent cx="5943600" cy="3914775"/>
-            <wp:effectExtent l="0" t="0" r="0" b="9525"/>
-            <wp:docPr id="4" name="drawing"/>
-            <wp:cNvGraphicFramePr/>
-            <a:graphic xmlns:a="http://schemas.openxmlformats.org/drawingml/2006/main">
-              <a:graphicData uri="http://schemas.openxmlformats.org/drawingml/2006/picture">
-                <pic:pic xmlns:pic="http://schemas.openxmlformats.org/drawingml/2006/picture">
-                  <pic:nvPicPr>
-                    <pic:cNvPr id="0" name=""/>
-                    <pic:cNvPicPr/>
-                  </pic:nvPicPr>
-                  <pic:blipFill>
-                    <a:blip r:embed="rId10"/>
-                    <a:stretch>
-                      <a:fillRect/>
-                    </a:stretch>
-                  </pic:blipFill>
-                  <pic:spPr>
-                    <a:xfrm>
-                      <a:off x="0" y="0"/>
-                      <a:ext cx="5943600" cy="3914775"/>
-                    </a:xfrm>
-                    <a:prstGeom prst="rect">
-                      <a:avLst/>
-                    </a:prstGeom>
-                    <a:noFill/>
-                    <a:ln>
-                      <a:noFill/>
-                      <a:prstDash/>
-                    </a:ln>
-                  </pic:spPr>
-                </pic:pic>
-              </a:graphicData>
-            </a:graphic>
-          </wp:inline>
-        </w:drawing>
-      </w:r>
-    </w:p>
-    <w:p>
-      <w:pPr>
-        <w:pStyle w:val="1"/>
-        <w:spacing w:after="160" w:line="259" w:lineRule="exact"/>
-      </w:pPr>
-      <w:r>
-        <w:rPr>
-          <w:noProof/>
-        </w:rPr>
-        <w:drawing>
-          <wp:inline distT="0" distB="0" distL="0" distR="0">
-            <wp:extent cx="5943600" cy="3905246"/>
-            <wp:effectExtent l="0" t="0" r="0" b="4"/>
-            <wp:docPr id="5" name="drawing"/>
-            <wp:cNvGraphicFramePr/>
-            <a:graphic xmlns:a="http://schemas.openxmlformats.org/drawingml/2006/main">
-              <a:graphicData uri="http://schemas.openxmlformats.org/drawingml/2006/picture">
-                <pic:pic xmlns:pic="http://schemas.openxmlformats.org/drawingml/2006/picture">
-                  <pic:nvPicPr>
-                    <pic:cNvPr id="0" name=""/>
-                    <pic:cNvPicPr/>
-                  </pic:nvPicPr>
-                  <pic:blipFill>
-                    <a:blip r:embed="rId11"/>
                     <a:stretch>
                       <a:fillRect/>
                     </a:stretch>
@@ -15316,14 +14984,13 @@
                 </pic:pic>
               </a:graphicData>
             </a:graphic>
-          </wp:inline>
+          </wp:anchor>
         </w:drawing>
       </w:r>
     </w:p>
     <w:p>
       <w:pPr>
         <w:pStyle w:val="1"/>
-        <w:pageBreakBefore/>
         <w:spacing w:after="160" w:line="259" w:lineRule="exact"/>
       </w:pPr>
     </w:p>
@@ -15332,42 +14999,669 @@
         <w:pStyle w:val="1"/>
         <w:spacing w:after="160" w:line="259" w:lineRule="exact"/>
       </w:pPr>
-      <w:r>
-        <w:rPr>
-          <w:rStyle w:val="10"/>
-          <w:rFonts w:ascii="Times New Roman" w:eastAsia="Times New Roman" w:hAnsi="Times New Roman" w:cs="Times New Roman"/>
-          <w:color w:val="000000"/>
-          <w:sz w:val="32"/>
-          <w:szCs w:val="32"/>
-          <w:u w:val="single"/>
-        </w:rPr>
-        <w:t>Висновки:</w:t>
-      </w:r>
     </w:p>
     <w:p>
       <w:pPr>
         <w:pStyle w:val="1"/>
         <w:spacing w:after="160" w:line="259" w:lineRule="exact"/>
       </w:pPr>
-      <w:r>
-        <w:rPr>
-          <w:rStyle w:val="10"/>
+    </w:p>
+    <w:p>
+      <w:pPr>
+        <w:pStyle w:val="1"/>
+        <w:spacing w:after="160" w:line="259" w:lineRule="exact"/>
+      </w:pPr>
+    </w:p>
+    <w:p>
+      <w:pPr>
+        <w:pStyle w:val="1"/>
+        <w:spacing w:after="160" w:line="259" w:lineRule="exact"/>
+      </w:pPr>
+    </w:p>
+    <w:p>
+      <w:pPr>
+        <w:pStyle w:val="1"/>
+        <w:spacing w:after="160" w:line="259" w:lineRule="exact"/>
+      </w:pPr>
+    </w:p>
+    <w:p>
+      <w:pPr>
+        <w:pStyle w:val="1"/>
+        <w:spacing w:after="160" w:line="259" w:lineRule="exact"/>
+      </w:pPr>
+    </w:p>
+    <w:p>
+      <w:pPr>
+        <w:pStyle w:val="1"/>
+        <w:spacing w:after="160" w:line="259" w:lineRule="exact"/>
+      </w:pPr>
+    </w:p>
+    <w:p>
+      <w:pPr>
+        <w:pStyle w:val="1"/>
+        <w:spacing w:after="160" w:line="259" w:lineRule="exact"/>
+      </w:pPr>
+    </w:p>
+    <w:p>
+      <w:pPr>
+        <w:pStyle w:val="1"/>
+        <w:spacing w:after="160" w:line="259" w:lineRule="exact"/>
+      </w:pPr>
+    </w:p>
+    <w:p>
+      <w:pPr>
+        <w:pStyle w:val="1"/>
+        <w:spacing w:after="160" w:line="259" w:lineRule="exact"/>
+      </w:pPr>
+    </w:p>
+    <w:p>
+      <w:pPr>
+        <w:pStyle w:val="1"/>
+        <w:spacing w:after="160" w:line="259" w:lineRule="exact"/>
+      </w:pPr>
+    </w:p>
+    <w:p>
+      <w:pPr>
+        <w:pStyle w:val="1"/>
+        <w:spacing w:after="160" w:line="259" w:lineRule="exact"/>
+      </w:pPr>
+    </w:p>
+    <w:p>
+      <w:pPr>
+        <w:pStyle w:val="1"/>
+        <w:spacing w:after="160" w:line="259" w:lineRule="exact"/>
+      </w:pPr>
+      <w:r>
+        <w:rPr>
+          <w:noProof/>
+        </w:rPr>
+        <w:drawing>
+          <wp:anchor distT="0" distB="0" distL="114300" distR="114300" simplePos="0" relativeHeight="251655680" behindDoc="0" locked="0" layoutInCell="1" allowOverlap="1">
+            <wp:simplePos x="0" y="0"/>
+            <wp:positionH relativeFrom="column">
+              <wp:posOffset>-952503</wp:posOffset>
+            </wp:positionH>
+            <wp:positionV relativeFrom="paragraph">
+              <wp:posOffset>209553</wp:posOffset>
+            </wp:positionV>
+            <wp:extent cx="5943600" cy="3943349"/>
+            <wp:effectExtent l="0" t="0" r="0" b="1"/>
+            <wp:wrapNone/>
+            <wp:docPr id="2" name="drawing"/>
+            <wp:cNvGraphicFramePr/>
+            <a:graphic xmlns:a="http://schemas.openxmlformats.org/drawingml/2006/main">
+              <a:graphicData uri="http://schemas.openxmlformats.org/drawingml/2006/picture">
+                <pic:pic xmlns:pic="http://schemas.openxmlformats.org/drawingml/2006/picture">
+                  <pic:nvPicPr>
+                    <pic:cNvPr id="0" name=""/>
+                    <pic:cNvPicPr/>
+                  </pic:nvPicPr>
+                  <pic:blipFill>
+                    <a:blip r:embed="rId8"/>
+                    <a:stretch>
+                      <a:fillRect/>
+                    </a:stretch>
+                  </pic:blipFill>
+                  <pic:spPr>
+                    <a:xfrm>
+                      <a:off x="0" y="0"/>
+                      <a:ext cx="5943600" cy="3943349"/>
+                    </a:xfrm>
+                    <a:prstGeom prst="rect">
+                      <a:avLst/>
+                    </a:prstGeom>
+                    <a:noFill/>
+                    <a:ln>
+                      <a:noFill/>
+                      <a:prstDash/>
+                    </a:ln>
+                  </pic:spPr>
+                </pic:pic>
+              </a:graphicData>
+            </a:graphic>
+          </wp:anchor>
+        </w:drawing>
+      </w:r>
+    </w:p>
+    <w:p>
+      <w:pPr>
+        <w:pStyle w:val="1"/>
+        <w:spacing w:after="160" w:line="259" w:lineRule="exact"/>
+      </w:pPr>
+    </w:p>
+    <w:p>
+      <w:pPr>
+        <w:pStyle w:val="1"/>
+        <w:spacing w:after="160" w:line="259" w:lineRule="exact"/>
+      </w:pPr>
+    </w:p>
+    <w:p>
+      <w:pPr>
+        <w:pStyle w:val="1"/>
+        <w:spacing w:after="160" w:line="259" w:lineRule="exact"/>
+      </w:pPr>
+    </w:p>
+    <w:p>
+      <w:pPr>
+        <w:pStyle w:val="1"/>
+        <w:spacing w:after="160" w:line="259" w:lineRule="exact"/>
+      </w:pPr>
+    </w:p>
+    <w:p>
+      <w:pPr>
+        <w:pStyle w:val="1"/>
+        <w:spacing w:after="160" w:line="259" w:lineRule="exact"/>
+      </w:pPr>
+    </w:p>
+    <w:p>
+      <w:pPr>
+        <w:pStyle w:val="1"/>
+        <w:spacing w:after="160" w:line="259" w:lineRule="exact"/>
+      </w:pPr>
+    </w:p>
+    <w:p>
+      <w:pPr>
+        <w:pStyle w:val="1"/>
+        <w:spacing w:after="160" w:line="259" w:lineRule="exact"/>
+      </w:pPr>
+    </w:p>
+    <w:p>
+      <w:pPr>
+        <w:pStyle w:val="1"/>
+        <w:spacing w:after="160" w:line="259" w:lineRule="exact"/>
+      </w:pPr>
+    </w:p>
+    <w:p>
+      <w:pPr>
+        <w:pStyle w:val="1"/>
+        <w:spacing w:after="160" w:line="259" w:lineRule="exact"/>
+      </w:pPr>
+    </w:p>
+    <w:p>
+      <w:pPr>
+        <w:pStyle w:val="1"/>
+        <w:spacing w:after="160" w:line="259" w:lineRule="exact"/>
+      </w:pPr>
+    </w:p>
+    <w:p>
+      <w:pPr>
+        <w:pStyle w:val="1"/>
+        <w:spacing w:after="160" w:line="259" w:lineRule="exact"/>
+      </w:pPr>
+    </w:p>
+    <w:p>
+      <w:pPr>
+        <w:pStyle w:val="1"/>
+        <w:spacing w:after="160" w:line="259" w:lineRule="exact"/>
+      </w:pPr>
+    </w:p>
+    <w:p>
+      <w:pPr>
+        <w:pStyle w:val="1"/>
+        <w:spacing w:after="160" w:line="259" w:lineRule="exact"/>
+      </w:pPr>
+    </w:p>
+    <w:p>
+      <w:pPr>
+        <w:pStyle w:val="1"/>
+        <w:spacing w:after="160" w:line="259" w:lineRule="exact"/>
+      </w:pPr>
+    </w:p>
+    <w:p>
+      <w:pPr>
+        <w:pStyle w:val="1"/>
+        <w:spacing w:after="160" w:line="259" w:lineRule="exact"/>
+      </w:pPr>
+      <w:r>
+        <w:rPr>
+          <w:noProof/>
+        </w:rPr>
+        <w:drawing>
+          <wp:anchor distT="0" distB="0" distL="114300" distR="114300" simplePos="0" relativeHeight="251658752" behindDoc="0" locked="0" layoutInCell="1" allowOverlap="1">
+            <wp:simplePos x="0" y="0"/>
+            <wp:positionH relativeFrom="column">
+              <wp:posOffset>-952503</wp:posOffset>
+            </wp:positionH>
+            <wp:positionV relativeFrom="paragraph">
+              <wp:posOffset>-590546</wp:posOffset>
+            </wp:positionV>
+            <wp:extent cx="5943600" cy="3962396"/>
+            <wp:effectExtent l="0" t="0" r="0" b="4"/>
+            <wp:wrapNone/>
+            <wp:docPr id="3" name="drawing"/>
+            <wp:cNvGraphicFramePr/>
+            <a:graphic xmlns:a="http://schemas.openxmlformats.org/drawingml/2006/main">
+              <a:graphicData uri="http://schemas.openxmlformats.org/drawingml/2006/picture">
+                <pic:pic xmlns:pic="http://schemas.openxmlformats.org/drawingml/2006/picture">
+                  <pic:nvPicPr>
+                    <pic:cNvPr id="0" name=""/>
+                    <pic:cNvPicPr/>
+                  </pic:nvPicPr>
+                  <pic:blipFill>
+                    <a:blip r:embed="rId9"/>
+                    <a:stretch>
+                      <a:fillRect/>
+                    </a:stretch>
+                  </pic:blipFill>
+                  <pic:spPr>
+                    <a:xfrm>
+                      <a:off x="0" y="0"/>
+                      <a:ext cx="5943600" cy="3962396"/>
+                    </a:xfrm>
+                    <a:prstGeom prst="rect">
+                      <a:avLst/>
+                    </a:prstGeom>
+                    <a:noFill/>
+                    <a:ln>
+                      <a:noFill/>
+                      <a:prstDash/>
+                    </a:ln>
+                  </pic:spPr>
+                </pic:pic>
+              </a:graphicData>
+            </a:graphic>
+          </wp:anchor>
+        </w:drawing>
+      </w:r>
+    </w:p>
+    <w:p>
+      <w:pPr>
+        <w:pStyle w:val="1"/>
+        <w:spacing w:after="160" w:line="259" w:lineRule="exact"/>
+      </w:pPr>
+    </w:p>
+    <w:p>
+      <w:pPr>
+        <w:pStyle w:val="1"/>
+        <w:spacing w:after="160" w:line="259" w:lineRule="exact"/>
+      </w:pPr>
+    </w:p>
+    <w:p>
+      <w:pPr>
+        <w:pStyle w:val="1"/>
+        <w:spacing w:after="160" w:line="259" w:lineRule="exact"/>
+      </w:pPr>
+    </w:p>
+    <w:p>
+      <w:pPr>
+        <w:pStyle w:val="1"/>
+        <w:spacing w:after="160" w:line="259" w:lineRule="exact"/>
+      </w:pPr>
+    </w:p>
+    <w:p>
+      <w:pPr>
+        <w:pStyle w:val="1"/>
+        <w:spacing w:after="160" w:line="259" w:lineRule="exact"/>
+      </w:pPr>
+    </w:p>
+    <w:p>
+      <w:pPr>
+        <w:pStyle w:val="1"/>
+        <w:spacing w:after="160" w:line="259" w:lineRule="exact"/>
+      </w:pPr>
+    </w:p>
+    <w:p>
+      <w:pPr>
+        <w:pStyle w:val="1"/>
+        <w:spacing w:after="160" w:line="259" w:lineRule="exact"/>
+      </w:pPr>
+    </w:p>
+    <w:p>
+      <w:pPr>
+        <w:pStyle w:val="1"/>
+        <w:spacing w:after="160" w:line="259" w:lineRule="exact"/>
+      </w:pPr>
+    </w:p>
+    <w:p>
+      <w:pPr>
+        <w:pStyle w:val="1"/>
+        <w:spacing w:after="160" w:line="259" w:lineRule="exact"/>
+      </w:pPr>
+    </w:p>
+    <w:p>
+      <w:pPr>
+        <w:pStyle w:val="1"/>
+        <w:spacing w:after="160" w:line="259" w:lineRule="exact"/>
+      </w:pPr>
+    </w:p>
+    <w:p>
+      <w:pPr>
+        <w:pStyle w:val="1"/>
+        <w:spacing w:after="160" w:line="259" w:lineRule="exact"/>
+      </w:pPr>
+    </w:p>
+    <w:p>
+      <w:pPr>
+        <w:pStyle w:val="1"/>
+        <w:spacing w:after="160" w:line="259" w:lineRule="exact"/>
+      </w:pPr>
+    </w:p>
+    <w:p>
+      <w:pPr>
+        <w:pStyle w:val="1"/>
+        <w:spacing w:after="160" w:line="259" w:lineRule="exact"/>
+      </w:pPr>
+      <w:r>
+        <w:rPr>
+          <w:noProof/>
+        </w:rPr>
+        <w:drawing>
+          <wp:anchor distT="0" distB="0" distL="114300" distR="114300" simplePos="0" relativeHeight="251657728" behindDoc="0" locked="0" layoutInCell="1" allowOverlap="1">
+            <wp:simplePos x="0" y="0"/>
+            <wp:positionH relativeFrom="column">
+              <wp:posOffset>-952503</wp:posOffset>
+            </wp:positionH>
+            <wp:positionV relativeFrom="paragraph">
+              <wp:posOffset>57150</wp:posOffset>
+            </wp:positionV>
+            <wp:extent cx="5943600" cy="4010028"/>
+            <wp:effectExtent l="0" t="0" r="0" b="9522"/>
+            <wp:wrapNone/>
+            <wp:docPr id="4" name="drawing"/>
+            <wp:cNvGraphicFramePr/>
+            <a:graphic xmlns:a="http://schemas.openxmlformats.org/drawingml/2006/main">
+              <a:graphicData uri="http://schemas.openxmlformats.org/drawingml/2006/picture">
+                <pic:pic xmlns:pic="http://schemas.openxmlformats.org/drawingml/2006/picture">
+                  <pic:nvPicPr>
+                    <pic:cNvPr id="0" name=""/>
+                    <pic:cNvPicPr/>
+                  </pic:nvPicPr>
+                  <pic:blipFill>
+                    <a:blip r:embed="rId10"/>
+                    <a:stretch>
+                      <a:fillRect/>
+                    </a:stretch>
+                  </pic:blipFill>
+                  <pic:spPr>
+                    <a:xfrm>
+                      <a:off x="0" y="0"/>
+                      <a:ext cx="5943600" cy="4010028"/>
+                    </a:xfrm>
+                    <a:prstGeom prst="rect">
+                      <a:avLst/>
+                    </a:prstGeom>
+                    <a:noFill/>
+                    <a:ln>
+                      <a:noFill/>
+                      <a:prstDash/>
+                    </a:ln>
+                  </pic:spPr>
+                </pic:pic>
+              </a:graphicData>
+            </a:graphic>
+          </wp:anchor>
+        </w:drawing>
+      </w:r>
+    </w:p>
+    <w:p>
+      <w:pPr>
+        <w:pStyle w:val="1"/>
+        <w:spacing w:after="160" w:line="259" w:lineRule="exact"/>
+      </w:pPr>
+    </w:p>
+    <w:p>
+      <w:pPr>
+        <w:pStyle w:val="1"/>
+        <w:spacing w:after="160" w:line="259" w:lineRule="exact"/>
+      </w:pPr>
+    </w:p>
+    <w:p>
+      <w:pPr>
+        <w:pStyle w:val="1"/>
+        <w:spacing w:after="160" w:line="259" w:lineRule="exact"/>
+      </w:pPr>
+    </w:p>
+    <w:p>
+      <w:pPr>
+        <w:pStyle w:val="1"/>
+        <w:spacing w:after="160" w:line="259" w:lineRule="exact"/>
+      </w:pPr>
+    </w:p>
+    <w:p>
+      <w:pPr>
+        <w:pStyle w:val="1"/>
+        <w:spacing w:after="160" w:line="259" w:lineRule="exact"/>
+      </w:pPr>
+    </w:p>
+    <w:p>
+      <w:pPr>
+        <w:pStyle w:val="1"/>
+        <w:spacing w:after="160" w:line="259" w:lineRule="exact"/>
+      </w:pPr>
+    </w:p>
+    <w:p>
+      <w:pPr>
+        <w:pStyle w:val="1"/>
+        <w:spacing w:after="160" w:line="259" w:lineRule="exact"/>
+      </w:pPr>
+    </w:p>
+    <w:p>
+      <w:pPr>
+        <w:pStyle w:val="1"/>
+        <w:spacing w:after="160" w:line="259" w:lineRule="exact"/>
+      </w:pPr>
+    </w:p>
+    <w:p>
+      <w:pPr>
+        <w:pStyle w:val="1"/>
+        <w:spacing w:after="160" w:line="259" w:lineRule="exact"/>
+      </w:pPr>
+    </w:p>
+    <w:p>
+      <w:pPr>
+        <w:pStyle w:val="1"/>
+        <w:spacing w:after="160" w:line="259" w:lineRule="exact"/>
+      </w:pPr>
+    </w:p>
+    <w:p>
+      <w:pPr>
+        <w:pStyle w:val="1"/>
+        <w:spacing w:after="160" w:line="259" w:lineRule="exact"/>
+      </w:pPr>
+    </w:p>
+    <w:p>
+      <w:pPr>
+        <w:pStyle w:val="1"/>
+        <w:spacing w:after="160" w:line="259" w:lineRule="exact"/>
+      </w:pPr>
+    </w:p>
+    <w:p>
+      <w:pPr>
+        <w:pStyle w:val="1"/>
+        <w:spacing w:after="160" w:line="259" w:lineRule="exact"/>
+      </w:pPr>
+    </w:p>
+    <w:p>
+      <w:pPr>
+        <w:pStyle w:val="1"/>
+        <w:spacing w:after="160" w:line="259" w:lineRule="exact"/>
+      </w:pPr>
+    </w:p>
+    <w:p>
+      <w:pPr>
+        <w:pStyle w:val="1"/>
+        <w:spacing w:after="160" w:line="259" w:lineRule="exact"/>
+      </w:pPr>
+    </w:p>
+    <w:p>
+      <w:pPr>
+        <w:pStyle w:val="1"/>
+        <w:spacing w:after="160" w:line="259" w:lineRule="exact"/>
+      </w:pPr>
+    </w:p>
+    <w:p>
+      <w:pPr>
+        <w:pStyle w:val="1"/>
+        <w:spacing w:after="160" w:line="259" w:lineRule="exact"/>
+      </w:pPr>
+      <w:r>
+        <w:rPr>
+          <w:noProof/>
+        </w:rPr>
+        <w:drawing>
+          <wp:anchor distT="0" distB="0" distL="114300" distR="114300" simplePos="0" relativeHeight="251656704" behindDoc="0" locked="0" layoutInCell="1" allowOverlap="1">
+            <wp:simplePos x="0" y="0"/>
+            <wp:positionH relativeFrom="column">
+              <wp:posOffset>-952503</wp:posOffset>
+            </wp:positionH>
+            <wp:positionV relativeFrom="paragraph">
+              <wp:posOffset>-752478</wp:posOffset>
+            </wp:positionV>
+            <wp:extent cx="5943600" cy="4038603"/>
+            <wp:effectExtent l="0" t="0" r="0" b="0"/>
+            <wp:wrapNone/>
+            <wp:docPr id="5" name="drawing"/>
+            <wp:cNvGraphicFramePr/>
+            <a:graphic xmlns:a="http://schemas.openxmlformats.org/drawingml/2006/main">
+              <a:graphicData uri="http://schemas.openxmlformats.org/drawingml/2006/picture">
+                <pic:pic xmlns:pic="http://schemas.openxmlformats.org/drawingml/2006/picture">
+                  <pic:nvPicPr>
+                    <pic:cNvPr id="0" name=""/>
+                    <pic:cNvPicPr/>
+                  </pic:nvPicPr>
+                  <pic:blipFill>
+                    <a:blip r:embed="rId11"/>
+                    <a:stretch>
+                      <a:fillRect/>
+                    </a:stretch>
+                  </pic:blipFill>
+                  <pic:spPr>
+                    <a:xfrm>
+                      <a:off x="0" y="0"/>
+                      <a:ext cx="5943600" cy="4038603"/>
+                    </a:xfrm>
+                    <a:prstGeom prst="rect">
+                      <a:avLst/>
+                    </a:prstGeom>
+                    <a:noFill/>
+                    <a:ln>
+                      <a:noFill/>
+                      <a:prstDash/>
+                    </a:ln>
+                  </pic:spPr>
+                </pic:pic>
+              </a:graphicData>
+            </a:graphic>
+          </wp:anchor>
+        </w:drawing>
+      </w:r>
+    </w:p>
+    <w:p>
+      <w:pPr>
+        <w:pStyle w:val="1"/>
+        <w:spacing w:after="160" w:line="259" w:lineRule="exact"/>
+      </w:pPr>
+    </w:p>
+    <w:p>
+      <w:pPr>
+        <w:pStyle w:val="1"/>
+        <w:spacing w:after="160" w:line="259" w:lineRule="exact"/>
+      </w:pPr>
+    </w:p>
+    <w:p>
+      <w:pPr>
+        <w:pStyle w:val="1"/>
+        <w:spacing w:after="160" w:line="259" w:lineRule="exact"/>
+      </w:pPr>
+    </w:p>
+    <w:p>
+      <w:pPr>
+        <w:pStyle w:val="1"/>
+        <w:spacing w:after="160" w:line="259" w:lineRule="exact"/>
+      </w:pPr>
+    </w:p>
+    <w:p>
+      <w:pPr>
+        <w:pStyle w:val="1"/>
+        <w:spacing w:after="160" w:line="259" w:lineRule="exact"/>
+      </w:pPr>
+    </w:p>
+    <w:p>
+      <w:pPr>
+        <w:pStyle w:val="1"/>
+        <w:spacing w:after="160" w:line="259" w:lineRule="exact"/>
+      </w:pPr>
+    </w:p>
+    <w:p>
+      <w:pPr>
+        <w:pStyle w:val="1"/>
+        <w:spacing w:after="160" w:line="259" w:lineRule="exact"/>
+      </w:pPr>
+    </w:p>
+    <w:p>
+      <w:pPr>
+        <w:pStyle w:val="1"/>
+        <w:spacing w:after="160" w:line="259" w:lineRule="exact"/>
+      </w:pPr>
+    </w:p>
+    <w:p>
+      <w:pPr>
+        <w:pStyle w:val="1"/>
+        <w:spacing w:after="160" w:line="259" w:lineRule="exact"/>
+      </w:pPr>
+    </w:p>
+    <w:p>
+      <w:pPr>
+        <w:pStyle w:val="1"/>
+        <w:spacing w:after="160" w:line="259" w:lineRule="exact"/>
+      </w:pPr>
+    </w:p>
+    <w:p>
+      <w:pPr>
+        <w:pStyle w:val="1"/>
+        <w:spacing w:after="160" w:line="259" w:lineRule="exact"/>
+      </w:pPr>
+    </w:p>
+    <w:p>
+      <w:pPr>
+        <w:pStyle w:val="1"/>
+        <w:spacing w:after="160" w:line="259" w:lineRule="exact"/>
+      </w:pPr>
+    </w:p>
+    <w:p>
+      <w:pPr>
+        <w:pStyle w:val="1"/>
+        <w:spacing w:after="160" w:line="259" w:lineRule="exact"/>
+      </w:pPr>
+    </w:p>
+    <w:p>
+      <w:pPr>
+        <w:pStyle w:val="1"/>
+        <w:spacing w:after="160" w:line="259" w:lineRule="exact"/>
+      </w:pPr>
+    </w:p>
+    <w:p>
+      <w:pPr>
+        <w:pStyle w:val="1"/>
+        <w:spacing w:after="160" w:line="259" w:lineRule="exact"/>
+        <w:rPr>
           <w:rFonts w:ascii="Times New Roman" w:eastAsia="Times New Roman" w:hAnsi="Times New Roman" w:cs="Times New Roman"/>
-          <w:sz w:val="32"/>
-          <w:szCs w:val="32"/>
-          <w:u w:val="single"/>
-        </w:rPr>
-        <w:t xml:space="preserve">Я </w:t>
-      </w:r>
-      <w:r>
-        <w:rPr>
-          <w:rStyle w:val="10"/>
+          <w:sz w:val="28"/>
+          <w:szCs w:val="28"/>
+        </w:rPr>
+      </w:pPr>
+      <w:r>
+        <w:rPr>
           <w:rFonts w:ascii="Times New Roman" w:eastAsia="Times New Roman" w:hAnsi="Times New Roman" w:cs="Times New Roman"/>
-          <w:sz w:val="32"/>
-          <w:szCs w:val="32"/>
-          <w:u w:val="single"/>
-        </w:rPr>
-        <w:t>отримав перші навички створення програм для Windows на основі проєктів для Visual C++ з використанням Windows API і навчився модульному програмуванню на C++.</w:t>
+          <w:sz w:val="28"/>
+          <w:szCs w:val="28"/>
+        </w:rPr>
+        <w:t xml:space="preserve">Висновки: </w:t>
+      </w:r>
+    </w:p>
+    <w:p>
+      <w:pPr>
+        <w:pStyle w:val="1"/>
+        <w:spacing w:after="160" w:line="259" w:lineRule="exact"/>
+      </w:pPr>
+      <w:r>
+        <w:rPr>
+          <w:rStyle w:val="a0"/>
+          <w:rFonts w:ascii="Times New Roman" w:eastAsia="Times New Roman" w:hAnsi="Times New Roman" w:cs="Times New Roman"/>
+          <w:sz w:val="28"/>
+          <w:szCs w:val="28"/>
+        </w:rPr>
+        <w:t>Я отримав перші навички створення програм для Windows на основі проєктів для Visual C++ з використанням Windows API і навчився модульному програмуванню на C++.</w:t>
       </w:r>
     </w:p>
     <w:sectPr>
@@ -15607,9 +15901,9 @@
 <file path=word/numbering.xml><?xml version="1.0" encoding="utf-8"?>
 <w:numbering xmlns:wpc="http://schemas.microsoft.com/office/word/2010/wordprocessingCanvas" xmlns:cx="http://schemas.microsoft.com/office/drawing/2014/chartex" xmlns:cx1="http://schemas.microsoft.com/office/drawing/2015/9/8/chartex" xmlns:cx2="http://schemas.microsoft.com/office/drawing/2015/10/21/chartex" xmlns:cx3="http://schemas.microsoft.com/office/drawing/2016/5/9/chartex" xmlns:cx4="http://schemas.microsoft.com/office/drawing/2016/5/10/chartex" xmlns:cx5="http://schemas.microsoft.com/office/drawing/2016/5/11/chartex" xmlns:cx6="http://schemas.microsoft.com/office/drawing/2016/5/12/chartex" xmlns:cx7="http://schemas.microsoft.com/office/drawing/2016/5/13/chartex" xmlns:cx8="http://schemas.microsoft.com/office/drawing/2016/5/14/chartex" xmlns:mc="http://schemas.openxmlformats.org/markup-compatibility/2006" xmlns:aink="http://schemas.microsoft.com/office/drawing/2016/ink" xmlns:am3d="http://schemas.microsoft.com/office/drawing/2017/model3d" xmlns:o="urn:schemas-microsoft-com:office:office" xmlns:r="http://schemas.openxmlformats.org/officeDocument/2006/relationships" xmlns:m="http://schemas.openxmlformats.org/officeDocument/2006/math" xmlns:v="urn:schemas-microsoft-com:vml" xmlns:wp14="http://schemas.microsoft.com/office/word/2010/wordprocessingDrawing" xmlns:wp="http://schemas.openxmlformats.org/drawingml/2006/wordprocessingDrawing" xmlns:w10="urn:schemas-microsoft-com:office:word" xmlns:w="http://schemas.openxmlformats.org/wordprocessingml/2006/main" xmlns:w14="http://schemas.microsoft.com/office/word/2010/wordml" xmlns:w15="http://schemas.microsoft.com/office/word/2012/wordml" xmlns:w16cex="http://schemas.microsoft.com/office/word/2018/wordml/cex" xmlns:w16cid="http://schemas.microsoft.com/office/word/2016/wordml/cid" xmlns:w16="http://schemas.microsoft.com/office/word/2018/wordml" xmlns:w16sdtdh="http://schemas.microsoft.com/office/word/2020/wordml/sdtdatahash" xmlns:w16se="http://schemas.microsoft.com/office/word/2015/wordml/symex" xmlns:wpg="http://schemas.microsoft.com/office/word/2010/wordprocessingGroup" xmlns:wpi="http://schemas.microsoft.com/office/word/2010/wordprocessingInk" xmlns:wne="http://schemas.microsoft.com/office/word/2006/wordml" xmlns:wps="http://schemas.microsoft.com/office/word/2010/wordprocessingShape" mc:Ignorable="w14 w15 w16se w16cid w16 w16cex w16sdtdh wp14">
   <w:abstractNum w:abstractNumId="0" w15:restartNumberingAfterBreak="0">
-    <w:nsid w:val="562C2B15"/>
+    <w:nsid w:val="29734ACF"/>
     <w:multiLevelType w:val="multilevel"/>
-    <w:tmpl w:val="FE20C71A"/>
+    <w:tmpl w:val="5F689210"/>
     <w:lvl w:ilvl="0">
       <w:start w:val="1"/>
       <w:numFmt w:val="decimal"/>
